--- a/assets/CSS_Course_Master_Syllabus.docx
+++ b/assets/CSS_Course_Master_Syllabus.docx
@@ -1,1652 +1,76 @@
 
 <file path=word/document.xml><?xml version="1.0" encoding="utf-8"?>
-<w:document xmlns:wpc="http://schemas.microsoft.com/office/word/2010/wordprocessingCanvas" xmlns:cx="http://schemas.microsoft.com/office/drawing/2014/chartex" xmlns:cx1="http://schemas.microsoft.com/office/drawing/2015/9/8/chartex" xmlns:cx2="http://schemas.microsoft.com/office/drawing/2015/10/21/chartex" xmlns:cx3="http://schemas.microsoft.com/office/drawing/2016/5/9/chartex" xmlns:cx4="http://schemas.microsoft.com/office/drawing/2016/5/10/chartex" xmlns:cx5="http://schemas.microsoft.com/office/drawing/2016/5/11/chartex" xmlns:cx6="http://schemas.microsoft.com/office/drawing/2016/5/12/chartex" xmlns:cx7="http://schemas.microsoft.com/office/drawing/2016/5/13/chartex" xmlns:cx8="http://schemas.microsoft.com/office/drawing/2016/5/14/chartex" xmlns:mc="http://schemas.openxmlformats.org/markup-compatibility/2006" xmlns:aink="http://schemas.microsoft.com/office/drawing/2016/ink" xmlns:am3d="http://schemas.microsoft.com/office/drawing/2017/model3d" xmlns:o="urn:schemas-microsoft-com:office:office" xmlns:oel="http://schemas.microsoft.com/office/2019/extlst" xmlns:r="http://schemas.openxmlformats.org/officeDocument/2006/relationships" xmlns:m="http://schemas.openxmlformats.org/officeDocument/2006/math" xmlns:v="urn:schemas-microsoft-com:vml" xmlns:wp14="http://schemas.microsoft.com/office/word/2010/wordprocessingDrawing" xmlns:wp="http://schemas.openxmlformats.org/drawingml/2006/wordprocessingDrawing" xmlns:w10="urn:schemas-microsoft-com:office:word" xmlns:w="http://schemas.openxmlformats.org/wordprocessingml/2006/main" xmlns:w14="http://schemas.microsoft.com/office/word/2010/wordml" xmlns:w15="http://schemas.microsoft.com/office/word/2012/wordml" xmlns:w16cex="http://schemas.microsoft.com/office/word/2018/wordml/cex" xmlns:w16cid="http://schemas.microsoft.com/office/word/2016/wordml/cid" xmlns:w16="http://schemas.microsoft.com/office/word/2018/wordml" xmlns:w16du="http://schemas.microsoft.com/office/word/2023/wordml/word16du" xmlns:w16sdtdh="http://schemas.microsoft.com/office/word/2020/wordml/sdtdatahash" xmlns:w16sdtfl="http://schemas.microsoft.com/office/word/2024/wordml/sdtformatlock" xmlns:w16se="http://schemas.microsoft.com/office/word/2015/wordml/symex" xmlns:wpg="http://schemas.microsoft.com/office/word/2010/wordprocessingGroup" xmlns:wpi="http://schemas.microsoft.com/office/word/2010/wordprocessingInk" xmlns:wne="http://schemas.microsoft.com/office/word/2006/wordml" xmlns:wps="http://schemas.microsoft.com/office/word/2010/wordprocessingShape" mc:Ignorable="w14 w15 w16se w16cid w16 w16cex w16sdtdh w16sdtfl w16du wp14">
+<w:document xmlns:wpc="http://schemas.microsoft.com/office/word/2010/wordprocessingCanvas" xmlns:cx="http://schemas.microsoft.com/office/drawing/2014/chartex" xmlns:cx1="http://schemas.microsoft.com/office/drawing/2015/9/8/chartex" xmlns:cx2="http://schemas.microsoft.com/office/drawing/2015/10/21/chartex" xmlns:cx3="http://schemas.microsoft.com/office/drawing/2016/5/9/chartex" xmlns:cx4="http://schemas.microsoft.com/office/drawing/2016/5/10/chartex" xmlns:cx5="http://schemas.microsoft.com/office/drawing/2016/5/11/chartex" xmlns:cx6="http://schemas.microsoft.com/office/drawing/2016/5/12/chartex" xmlns:cx7="http://schemas.microsoft.com/office/drawing/2016/5/13/chartex" xmlns:cx8="http://schemas.microsoft.com/office/drawing/2016/5/14/chartex" xmlns:mc="http://schemas.openxmlformats.org/markup-compatibility/2006" xmlns:aink="http://schemas.microsoft.com/office/drawing/2016/ink" xmlns:am3d="http://schemas.microsoft.com/office/drawing/2017/model3d" xmlns:o="urn:schemas-microsoft-com:office:office" xmlns:oel="http://schemas.microsoft.com/office/2019/extlst" xmlns:r="http://schemas.openxmlformats.org/officeDocument/2006/relationships" xmlns:m="http://schemas.openxmlformats.org/officeDocument/2006/math" xmlns:v="urn:schemas-microsoft-com:vml" xmlns:wp14="http://schemas.microsoft.com/office/word/2010/wordprocessingDrawing" xmlns:wp="http://schemas.openxmlformats.org/drawingml/2006/wordprocessingDrawing" xmlns:w10="urn:schemas-microsoft-com:office:word" xmlns:w="http://schemas.openxmlformats.org/wordprocessingml/2006/main" xmlns:w14="http://schemas.microsoft.com/office/word/2010/wordml" xmlns:w15="http://schemas.microsoft.com/office/word/2012/wordml" xmlns:w16cei="http://schemas.microsoft.com/office/word/2026/wordml/cei" xmlns:w16cex="http://schemas.microsoft.com/office/word/2018/wordml/cex" xmlns:w16cid="http://schemas.microsoft.com/office/word/2016/wordml/cid" xmlns:w16="http://schemas.microsoft.com/office/word/2018/wordml" xmlns:w16du="http://schemas.microsoft.com/office/word/2023/wordml/word16du" xmlns:w16sdtdh="http://schemas.microsoft.com/office/word/2020/wordml/sdtdatahash" xmlns:w16sdtfl="http://schemas.microsoft.com/office/word/2024/wordml/sdtformatlock" xmlns:w16se="http://schemas.microsoft.com/office/word/2015/wordml/symex" xmlns:wpg="http://schemas.microsoft.com/office/word/2010/wordprocessingGroup" xmlns:wpi="http://schemas.microsoft.com/office/word/2010/wordprocessingInk" xmlns:wne="http://schemas.microsoft.com/office/word/2006/wordml" xmlns:wps="http://schemas.microsoft.com/office/word/2010/wordprocessingShape" mc:Ignorable="w14 w15 w16se w16cid w16 w16cex w16sdtdh w16sdtfl w16du wp14">
   <w:body>
     <w:p>
       <w:pPr>
         <w:rPr>
           <w:b/>
           <w:bCs/>
-          <w:sz w:val="36"/>
-          <w:szCs w:val="32"/>
-        </w:rPr>
-      </w:pPr>
-      <w:r>
-        <w:rPr>
-          <w:b/>
-          <w:bCs/>
-          <w:sz w:val="36"/>
-          <w:szCs w:val="32"/>
-        </w:rPr>
-        <w:t>Course Master Syllabus</w:t>
-      </w:r>
-    </w:p>
-    <w:p>
-      <w:pPr>
-        <w:rPr>
-          <w:sz w:val="48"/>
-          <w:szCs w:val="44"/>
-        </w:rPr>
-      </w:pPr>
-      <w:r>
-        <w:rPr>
-          <w:sz w:val="48"/>
-          <w:szCs w:val="44"/>
-        </w:rPr>
-        <w:t>Chapter 1: The Foundations of Styling</w:t>
-      </w:r>
-    </w:p>
-    <w:p>
-      <w:pPr>
-        <w:numPr>
-          <w:ilvl w:val="0"/>
-          <w:numId w:val="1"/>
-        </w:numPr>
-        <w:rPr>
-          <w:sz w:val="24"/>
-          <w:szCs w:val="22"/>
-        </w:rPr>
-      </w:pPr>
-      <w:r>
-        <w:rPr>
-          <w:b/>
-          <w:bCs/>
-          <w:sz w:val="24"/>
-          <w:szCs w:val="22"/>
-        </w:rPr>
-        <w:t>Topic 1.1:</w:t>
-      </w:r>
-      <w:r>
-        <w:rPr>
-          <w:sz w:val="24"/>
-          <w:szCs w:val="22"/>
-        </w:rPr>
-        <w:t xml:space="preserve"> The Core Frontend Architecture (The Roles of HTML, CSS, and JavaScript)</w:t>
-      </w:r>
-    </w:p>
-    <w:p>
-      <w:pPr>
-        <w:numPr>
-          <w:ilvl w:val="0"/>
-          <w:numId w:val="1"/>
-        </w:numPr>
-        <w:rPr>
-          <w:sz w:val="24"/>
-          <w:szCs w:val="22"/>
-        </w:rPr>
-      </w:pPr>
-      <w:r>
-        <w:rPr>
-          <w:b/>
-          <w:bCs/>
-          <w:sz w:val="24"/>
-          <w:szCs w:val="22"/>
-        </w:rPr>
-        <w:t>Topic 1.2:</w:t>
-      </w:r>
-      <w:r>
-        <w:rPr>
-          <w:sz w:val="24"/>
-          <w:szCs w:val="22"/>
-        </w:rPr>
-        <w:t xml:space="preserve"> Setting Up the Workspace and Inspecting Layouts with Browser Developer Tools</w:t>
-      </w:r>
-    </w:p>
-    <w:p>
-      <w:pPr>
-        <w:numPr>
-          <w:ilvl w:val="0"/>
-          <w:numId w:val="1"/>
-        </w:numPr>
-        <w:rPr>
-          <w:sz w:val="24"/>
-          <w:szCs w:val="22"/>
-        </w:rPr>
-      </w:pPr>
-      <w:r>
-        <w:rPr>
-          <w:b/>
-          <w:bCs/>
-          <w:sz w:val="24"/>
-          <w:szCs w:val="22"/>
-        </w:rPr>
-        <w:t>Topic 1.3:</w:t>
-      </w:r>
-      <w:r>
-        <w:rPr>
-          <w:sz w:val="24"/>
-          <w:szCs w:val="22"/>
-        </w:rPr>
-        <w:t xml:space="preserve"> Syntax Essentials: Selectors, Curly Braces, and Declaration Blocks</w:t>
-      </w:r>
-    </w:p>
-    <w:p>
-      <w:pPr>
-        <w:numPr>
-          <w:ilvl w:val="0"/>
-          <w:numId w:val="1"/>
-        </w:numPr>
-        <w:rPr>
-          <w:sz w:val="24"/>
-          <w:szCs w:val="22"/>
-        </w:rPr>
-      </w:pPr>
-      <w:r>
-        <w:rPr>
-          <w:b/>
-          <w:bCs/>
-          <w:sz w:val="24"/>
-          <w:szCs w:val="22"/>
-        </w:rPr>
-        <w:t>Topic 1.4:</w:t>
-      </w:r>
-      <w:r>
-        <w:rPr>
-          <w:sz w:val="24"/>
-          <w:szCs w:val="22"/>
-        </w:rPr>
-        <w:t xml:space="preserve"> Declaration Mechanics: Properties, Values, Colons, and Semicolon Rule Terminators</w:t>
-      </w:r>
-    </w:p>
-    <w:p>
-      <w:pPr>
-        <w:numPr>
-          <w:ilvl w:val="0"/>
-          <w:numId w:val="1"/>
-        </w:numPr>
-        <w:rPr>
-          <w:sz w:val="24"/>
-          <w:szCs w:val="22"/>
-        </w:rPr>
-      </w:pPr>
-      <w:r>
-        <w:rPr>
-          <w:b/>
-          <w:bCs/>
-          <w:sz w:val="24"/>
-          <w:szCs w:val="22"/>
-        </w:rPr>
-        <w:t>Topic 1.5:</w:t>
-      </w:r>
-      <w:r>
-        <w:rPr>
-          <w:sz w:val="24"/>
-          <w:szCs w:val="22"/>
-        </w:rPr>
-        <w:t xml:space="preserve"> Connecting Stylesheets I: Inline Styles vs. Internal Embedded Style Tags</w:t>
-      </w:r>
-    </w:p>
-    <w:p>
-      <w:pPr>
-        <w:numPr>
-          <w:ilvl w:val="0"/>
-          <w:numId w:val="1"/>
-        </w:numPr>
-        <w:rPr>
-          <w:sz w:val="24"/>
-          <w:szCs w:val="22"/>
-        </w:rPr>
-      </w:pPr>
-      <w:r>
-        <w:rPr>
-          <w:b/>
-          <w:bCs/>
-          <w:sz w:val="24"/>
-          <w:szCs w:val="22"/>
-        </w:rPr>
-        <w:t>Topic 1.6:</w:t>
-      </w:r>
-      <w:r>
-        <w:rPr>
-          <w:sz w:val="24"/>
-          <w:szCs w:val="22"/>
-        </w:rPr>
-        <w:t xml:space="preserve"> Connecting Stylesheets II: Centralized External Stylesheets and the &lt;link&gt; Element</w:t>
-      </w:r>
-    </w:p>
-    <w:p>
-      <w:pPr>
-        <w:numPr>
-          <w:ilvl w:val="0"/>
-          <w:numId w:val="1"/>
-        </w:numPr>
-        <w:rPr>
-          <w:sz w:val="24"/>
-          <w:szCs w:val="22"/>
-        </w:rPr>
-      </w:pPr>
-      <w:r>
-        <w:rPr>
-          <w:b/>
-          <w:bCs/>
-          <w:sz w:val="24"/>
-          <w:szCs w:val="22"/>
-        </w:rPr>
-        <w:t>Topic 1.7:</w:t>
-      </w:r>
-      <w:r>
-        <w:rPr>
-          <w:sz w:val="24"/>
-          <w:szCs w:val="22"/>
-        </w:rPr>
-        <w:t xml:space="preserve"> Documenting Your Code: Writing Single-line and Multi-line CSS Comments</w:t>
-      </w:r>
-    </w:p>
-    <w:p>
-      <w:pPr>
-        <w:rPr>
-          <w:sz w:val="44"/>
-          <w:szCs w:val="40"/>
-        </w:rPr>
-      </w:pPr>
-      <w:r>
-        <w:rPr>
-          <w:sz w:val="44"/>
-          <w:szCs w:val="40"/>
-        </w:rPr>
-        <w:t>Chapter 2: The Cascading, Specificity, and Inheritance Rules</w:t>
-      </w:r>
-    </w:p>
-    <w:p>
-      <w:pPr>
-        <w:numPr>
-          <w:ilvl w:val="0"/>
-          <w:numId w:val="2"/>
-        </w:numPr>
-        <w:rPr>
-          <w:sz w:val="24"/>
-          <w:szCs w:val="22"/>
-        </w:rPr>
-      </w:pPr>
-      <w:r>
-        <w:rPr>
-          <w:b/>
-          <w:bCs/>
-          <w:sz w:val="24"/>
-          <w:szCs w:val="22"/>
-        </w:rPr>
-        <w:t>Topic 2.1:</w:t>
-      </w:r>
-      <w:r>
-        <w:rPr>
-          <w:sz w:val="24"/>
-          <w:szCs w:val="22"/>
-        </w:rPr>
-        <w:t xml:space="preserve"> Understanding the "Cascade" and Source-Order Execution</w:t>
-      </w:r>
-    </w:p>
-    <w:p>
-      <w:pPr>
-        <w:numPr>
-          <w:ilvl w:val="0"/>
-          <w:numId w:val="2"/>
-        </w:numPr>
-        <w:rPr>
-          <w:sz w:val="24"/>
-          <w:szCs w:val="22"/>
-        </w:rPr>
-      </w:pPr>
-      <w:r>
-        <w:rPr>
-          <w:b/>
-          <w:bCs/>
-          <w:sz w:val="24"/>
-          <w:szCs w:val="22"/>
-        </w:rPr>
-        <w:t>Topic 2.2:</w:t>
-      </w:r>
-      <w:r>
-        <w:rPr>
-          <w:sz w:val="24"/>
-          <w:szCs w:val="22"/>
-        </w:rPr>
-        <w:t xml:space="preserve"> Chaining External Stylesheets and the Priority of @import Directives</w:t>
-      </w:r>
-    </w:p>
-    <w:p>
-      <w:pPr>
-        <w:numPr>
-          <w:ilvl w:val="0"/>
-          <w:numId w:val="2"/>
-        </w:numPr>
-        <w:rPr>
-          <w:sz w:val="24"/>
-          <w:szCs w:val="22"/>
-        </w:rPr>
-      </w:pPr>
-      <w:r>
-        <w:rPr>
-          <w:b/>
-          <w:bCs/>
-          <w:sz w:val="24"/>
-          <w:szCs w:val="22"/>
-        </w:rPr>
-        <w:t>Topic 2.3:</w:t>
-      </w:r>
-      <w:r>
-        <w:rPr>
-          <w:sz w:val="24"/>
-          <w:szCs w:val="22"/>
-        </w:rPr>
-        <w:t xml:space="preserve"> Priority Weightings: Overriding Styles via Inline Style Priority</w:t>
-      </w:r>
-    </w:p>
-    <w:p>
-      <w:pPr>
-        <w:numPr>
-          <w:ilvl w:val="0"/>
-          <w:numId w:val="2"/>
-        </w:numPr>
-        <w:rPr>
-          <w:sz w:val="24"/>
-          <w:szCs w:val="22"/>
-        </w:rPr>
-      </w:pPr>
-      <w:r>
-        <w:rPr>
-          <w:b/>
-          <w:bCs/>
-          <w:sz w:val="24"/>
-          <w:szCs w:val="22"/>
-        </w:rPr>
-        <w:t>Topic 2.4:</w:t>
-      </w:r>
-      <w:r>
-        <w:rPr>
-          <w:sz w:val="24"/>
-          <w:szCs w:val="22"/>
-        </w:rPr>
-        <w:t xml:space="preserve"> Specificity Calculations: The Four-Part Specificity Score Structure</w:t>
-      </w:r>
-    </w:p>
-    <w:p>
-      <w:pPr>
-        <w:numPr>
-          <w:ilvl w:val="0"/>
-          <w:numId w:val="2"/>
-        </w:numPr>
-        <w:rPr>
-          <w:sz w:val="24"/>
-          <w:szCs w:val="22"/>
-        </w:rPr>
-      </w:pPr>
-      <w:r>
-        <w:rPr>
-          <w:b/>
-          <w:bCs/>
-          <w:sz w:val="24"/>
-          <w:szCs w:val="22"/>
-        </w:rPr>
-        <w:t>Topic 2.5:</w:t>
-      </w:r>
-      <w:r>
-        <w:rPr>
-          <w:sz w:val="24"/>
-          <w:szCs w:val="22"/>
-        </w:rPr>
-        <w:t xml:space="preserve"> Target Overrides: ID Selectors vs. Class Selectors in Conflict Resolution</w:t>
-      </w:r>
-    </w:p>
-    <w:p>
-      <w:pPr>
-        <w:numPr>
-          <w:ilvl w:val="0"/>
-          <w:numId w:val="2"/>
-        </w:numPr>
-        <w:rPr>
-          <w:sz w:val="24"/>
-          <w:szCs w:val="22"/>
-        </w:rPr>
-      </w:pPr>
-      <w:r>
-        <w:rPr>
-          <w:b/>
-          <w:bCs/>
-          <w:sz w:val="24"/>
-          <w:szCs w:val="22"/>
-        </w:rPr>
-        <w:t>Topic 2.6:</w:t>
-      </w:r>
-      <w:r>
-        <w:rPr>
-          <w:sz w:val="24"/>
-          <w:szCs w:val="22"/>
-        </w:rPr>
-        <w:t xml:space="preserve"> Value Cascading: Property Inheritance and the inherit Override Keyword</w:t>
-      </w:r>
-    </w:p>
-    <w:p>
-      <w:pPr>
-        <w:numPr>
-          <w:ilvl w:val="0"/>
-          <w:numId w:val="2"/>
-        </w:numPr>
-        <w:rPr>
-          <w:sz w:val="24"/>
-          <w:szCs w:val="22"/>
-        </w:rPr>
-      </w:pPr>
-      <w:r>
-        <w:rPr>
-          <w:b/>
-          <w:bCs/>
-          <w:sz w:val="24"/>
-          <w:szCs w:val="22"/>
-        </w:rPr>
-        <w:t>Topic 2.7:</w:t>
-      </w:r>
-      <w:r>
-        <w:rPr>
-          <w:sz w:val="24"/>
-          <w:szCs w:val="22"/>
-        </w:rPr>
-        <w:t xml:space="preserve"> Non-Inherited Properties: Layout, Margin, Padding, and Border Boundaries</w:t>
-      </w:r>
-    </w:p>
-    <w:p>
-      <w:pPr>
-        <w:rPr>
-          <w:sz w:val="44"/>
-          <w:szCs w:val="40"/>
-        </w:rPr>
-      </w:pPr>
-      <w:r>
-        <w:rPr>
-          <w:sz w:val="44"/>
-          <w:szCs w:val="40"/>
-        </w:rPr>
-        <w:t>Chapter 3: CSS Selectors Masterclass</w:t>
-      </w:r>
-    </w:p>
-    <w:p>
-      <w:pPr>
-        <w:numPr>
-          <w:ilvl w:val="0"/>
-          <w:numId w:val="3"/>
-        </w:numPr>
-        <w:rPr>
-          <w:sz w:val="24"/>
-          <w:szCs w:val="22"/>
-        </w:rPr>
-      </w:pPr>
-      <w:r>
-        <w:rPr>
-          <w:b/>
-          <w:bCs/>
-          <w:sz w:val="24"/>
-          <w:szCs w:val="22"/>
-        </w:rPr>
-        <w:t>Topic 3.1:</w:t>
-      </w:r>
-      <w:r>
-        <w:rPr>
-          <w:sz w:val="24"/>
-          <w:szCs w:val="22"/>
-        </w:rPr>
-        <w:t xml:space="preserve"> Structural Target Roots: The Universal Selector (*) as a Global Reset</w:t>
-      </w:r>
-    </w:p>
-    <w:p>
-      <w:pPr>
-        <w:numPr>
-          <w:ilvl w:val="0"/>
-          <w:numId w:val="3"/>
-        </w:numPr>
-        <w:rPr>
-          <w:sz w:val="24"/>
-          <w:szCs w:val="22"/>
-        </w:rPr>
-      </w:pPr>
-      <w:r>
-        <w:rPr>
-          <w:b/>
-          <w:bCs/>
-          <w:sz w:val="24"/>
-          <w:szCs w:val="22"/>
-        </w:rPr>
-        <w:t>Topic 3.2:</w:t>
-      </w:r>
-      <w:r>
-        <w:rPr>
-          <w:sz w:val="24"/>
-          <w:szCs w:val="22"/>
-        </w:rPr>
-        <w:t xml:space="preserve"> General Type Selectors: Styling Document Elements Globally</w:t>
-      </w:r>
-    </w:p>
-    <w:p>
-      <w:pPr>
-        <w:numPr>
-          <w:ilvl w:val="0"/>
-          <w:numId w:val="3"/>
-        </w:numPr>
-        <w:rPr>
-          <w:sz w:val="24"/>
-          <w:szCs w:val="22"/>
-        </w:rPr>
-      </w:pPr>
-      <w:r>
-        <w:rPr>
-          <w:b/>
-          <w:bCs/>
-          <w:sz w:val="24"/>
-          <w:szCs w:val="22"/>
-        </w:rPr>
-        <w:t>Topic 3.3:</w:t>
-      </w:r>
-      <w:r>
-        <w:rPr>
-          <w:sz w:val="24"/>
-          <w:szCs w:val="22"/>
-        </w:rPr>
-        <w:t xml:space="preserve"> Class Selectors: Designing Multi-use, Reusable Stylesheets</w:t>
-      </w:r>
-    </w:p>
-    <w:p>
-      <w:pPr>
-        <w:numPr>
-          <w:ilvl w:val="0"/>
-          <w:numId w:val="3"/>
-        </w:numPr>
-        <w:rPr>
-          <w:sz w:val="24"/>
-          <w:szCs w:val="22"/>
-        </w:rPr>
-      </w:pPr>
-      <w:r>
-        <w:rPr>
-          <w:b/>
-          <w:bCs/>
-          <w:sz w:val="24"/>
-          <w:szCs w:val="22"/>
-        </w:rPr>
-        <w:t>Topic 3.4:</w:t>
-      </w:r>
-      <w:r>
-        <w:rPr>
-          <w:sz w:val="24"/>
-          <w:szCs w:val="22"/>
-        </w:rPr>
-        <w:t xml:space="preserve"> ID Selectors: Uniqueness Rules and Specificity Pitfalls</w:t>
-      </w:r>
-    </w:p>
-    <w:p>
-      <w:pPr>
-        <w:numPr>
-          <w:ilvl w:val="0"/>
-          <w:numId w:val="3"/>
-        </w:numPr>
-        <w:rPr>
-          <w:sz w:val="24"/>
-          <w:szCs w:val="22"/>
-        </w:rPr>
-      </w:pPr>
-      <w:r>
-        <w:rPr>
-          <w:b/>
-          <w:bCs/>
-          <w:sz w:val="24"/>
-          <w:szCs w:val="22"/>
-        </w:rPr>
-        <w:t>Topic 3.5:</w:t>
-      </w:r>
-      <w:r>
-        <w:rPr>
-          <w:sz w:val="24"/>
-          <w:szCs w:val="22"/>
-        </w:rPr>
-        <w:t xml:space="preserve"> Chaining and Grouping Selectors for Highly Compact Stylesheets</w:t>
-      </w:r>
-    </w:p>
-    <w:p>
-      <w:pPr>
-        <w:numPr>
-          <w:ilvl w:val="0"/>
-          <w:numId w:val="3"/>
-        </w:numPr>
-        <w:rPr>
-          <w:sz w:val="24"/>
-          <w:szCs w:val="22"/>
-        </w:rPr>
-      </w:pPr>
-      <w:r>
-        <w:rPr>
-          <w:b/>
-          <w:bCs/>
-          <w:sz w:val="24"/>
-          <w:szCs w:val="22"/>
-        </w:rPr>
-        <w:lastRenderedPageBreak/>
-        <w:t>Topic 3.6:</w:t>
-      </w:r>
-      <w:r>
-        <w:rPr>
-          <w:sz w:val="24"/>
-          <w:szCs w:val="22"/>
-        </w:rPr>
-        <w:t xml:space="preserve"> Sibling and Descendant Mechanics: Understanding the Document Structure and Tree Hierarchy</w:t>
-      </w:r>
-    </w:p>
-    <w:p>
-      <w:pPr>
-        <w:numPr>
-          <w:ilvl w:val="0"/>
-          <w:numId w:val="3"/>
-        </w:numPr>
-        <w:rPr>
-          <w:sz w:val="24"/>
-          <w:szCs w:val="22"/>
-        </w:rPr>
-      </w:pPr>
-      <w:r>
-        <w:rPr>
-          <w:b/>
-          <w:bCs/>
-          <w:sz w:val="24"/>
-          <w:szCs w:val="22"/>
-        </w:rPr>
-        <w:t>Topic 3.7:</w:t>
-      </w:r>
-      <w:r>
-        <w:rPr>
-          <w:sz w:val="24"/>
-          <w:szCs w:val="22"/>
-        </w:rPr>
-        <w:t xml:space="preserve"> Context Selection I: Descendant Space Combinators</w:t>
-      </w:r>
-    </w:p>
-    <w:p>
-      <w:pPr>
-        <w:numPr>
-          <w:ilvl w:val="0"/>
-          <w:numId w:val="3"/>
-        </w:numPr>
-        <w:rPr>
-          <w:sz w:val="24"/>
-          <w:szCs w:val="22"/>
-        </w:rPr>
-      </w:pPr>
-      <w:r>
-        <w:rPr>
-          <w:b/>
-          <w:bCs/>
-          <w:sz w:val="24"/>
-          <w:szCs w:val="22"/>
-        </w:rPr>
-        <w:t>Topic 3.8:</w:t>
-      </w:r>
-      <w:r>
-        <w:rPr>
-          <w:sz w:val="24"/>
-          <w:szCs w:val="22"/>
-        </w:rPr>
-        <w:t xml:space="preserve"> Context Selection II: Parent-to-Child Combinators (&gt;)</w:t>
-      </w:r>
-    </w:p>
-    <w:p>
-      <w:pPr>
-        <w:numPr>
-          <w:ilvl w:val="0"/>
-          <w:numId w:val="3"/>
-        </w:numPr>
-        <w:rPr>
-          <w:sz w:val="24"/>
-          <w:szCs w:val="22"/>
-        </w:rPr>
-      </w:pPr>
-      <w:r>
-        <w:rPr>
-          <w:b/>
-          <w:bCs/>
-          <w:sz w:val="24"/>
-          <w:szCs w:val="22"/>
-        </w:rPr>
-        <w:t>Topic 3.9:</w:t>
-      </w:r>
-      <w:r>
-        <w:rPr>
-          <w:sz w:val="24"/>
-          <w:szCs w:val="22"/>
-        </w:rPr>
-        <w:t xml:space="preserve"> Sibling Selectors: Adjacent Sibling Combinator Selection (+)</w:t>
-      </w:r>
-    </w:p>
-    <w:p>
-      <w:pPr>
-        <w:numPr>
-          <w:ilvl w:val="0"/>
-          <w:numId w:val="3"/>
-        </w:numPr>
-        <w:rPr>
-          <w:sz w:val="24"/>
-          <w:szCs w:val="22"/>
-        </w:rPr>
-      </w:pPr>
-      <w:r>
-        <w:rPr>
-          <w:b/>
-          <w:bCs/>
-          <w:sz w:val="24"/>
-          <w:szCs w:val="22"/>
-        </w:rPr>
-        <w:t>Topic 3.10:</w:t>
-      </w:r>
-      <w:r>
-        <w:rPr>
-          <w:sz w:val="24"/>
-          <w:szCs w:val="22"/>
-        </w:rPr>
-        <w:t xml:space="preserve"> Attribute Selectors: Selecting by Presence, Exact Values, and Substrings</w:t>
-      </w:r>
-    </w:p>
-    <w:p>
-      <w:pPr>
-        <w:numPr>
-          <w:ilvl w:val="0"/>
-          <w:numId w:val="3"/>
-        </w:numPr>
-        <w:rPr>
-          <w:sz w:val="24"/>
-          <w:szCs w:val="22"/>
-        </w:rPr>
-      </w:pPr>
-      <w:r>
-        <w:rPr>
-          <w:b/>
-          <w:bCs/>
-          <w:sz w:val="24"/>
-          <w:szCs w:val="22"/>
-        </w:rPr>
-        <w:t>Topic 3.11:</w:t>
-      </w:r>
-      <w:r>
-        <w:rPr>
-          <w:sz w:val="24"/>
-          <w:szCs w:val="22"/>
-        </w:rPr>
-        <w:t xml:space="preserve"> Interactive Pseudo-Classes: Active, Focus, and Hover States</w:t>
-      </w:r>
-    </w:p>
-    <w:p>
-      <w:pPr>
-        <w:numPr>
-          <w:ilvl w:val="0"/>
-          <w:numId w:val="3"/>
-        </w:numPr>
-        <w:rPr>
-          <w:sz w:val="24"/>
-          <w:szCs w:val="22"/>
-        </w:rPr>
-      </w:pPr>
-      <w:r>
-        <w:rPr>
-          <w:b/>
-          <w:bCs/>
-          <w:sz w:val="24"/>
-          <w:szCs w:val="22"/>
-        </w:rPr>
-        <w:t>Topic 3.12:</w:t>
-      </w:r>
-      <w:r>
-        <w:rPr>
-          <w:sz w:val="24"/>
-          <w:szCs w:val="22"/>
-        </w:rPr>
-        <w:t xml:space="preserve"> Structural Pseudo-Classes: First-Child Elements and Language Filters</w:t>
-      </w:r>
-    </w:p>
-    <w:p>
-      <w:pPr>
-        <w:numPr>
-          <w:ilvl w:val="0"/>
-          <w:numId w:val="3"/>
-        </w:numPr>
-        <w:rPr>
-          <w:sz w:val="24"/>
-          <w:szCs w:val="22"/>
-        </w:rPr>
-      </w:pPr>
-      <w:r>
-        <w:rPr>
-          <w:b/>
-          <w:bCs/>
-          <w:sz w:val="24"/>
-          <w:szCs w:val="22"/>
-        </w:rPr>
-        <w:t>Topic 3.13:</w:t>
-      </w:r>
-      <w:r>
-        <w:rPr>
-          <w:sz w:val="24"/>
-          <w:szCs w:val="22"/>
-        </w:rPr>
-        <w:t xml:space="preserve"> Pseudo-Elements: Generating Content and Visual Typography Accents </w:t>
-      </w:r>
-      <w:proofErr w:type="gramStart"/>
-      <w:r>
-        <w:rPr>
-          <w:sz w:val="24"/>
-          <w:szCs w:val="22"/>
-        </w:rPr>
-        <w:t>(:before, :after, :first</w:t>
-      </w:r>
-      <w:proofErr w:type="gramEnd"/>
-      <w:r>
-        <w:rPr>
-          <w:sz w:val="24"/>
-          <w:szCs w:val="22"/>
-        </w:rPr>
-        <w:t>-letter</w:t>
-      </w:r>
-      <w:proofErr w:type="gramStart"/>
-      <w:r>
-        <w:rPr>
-          <w:sz w:val="24"/>
-          <w:szCs w:val="22"/>
-        </w:rPr>
-        <w:t>, :first</w:t>
-      </w:r>
-      <w:proofErr w:type="gramEnd"/>
-      <w:r>
-        <w:rPr>
-          <w:sz w:val="24"/>
-          <w:szCs w:val="22"/>
-        </w:rPr>
-        <w:t>-line)</w:t>
-      </w:r>
-    </w:p>
-    <w:p>
-      <w:pPr>
-        <w:rPr>
-          <w:sz w:val="44"/>
-          <w:szCs w:val="40"/>
-        </w:rPr>
-      </w:pPr>
-      <w:r>
-        <w:rPr>
-          <w:sz w:val="44"/>
-          <w:szCs w:val="40"/>
-        </w:rPr>
-        <w:t>Chapter 4: Units and Sizing Systems</w:t>
-      </w:r>
-    </w:p>
-    <w:p>
-      <w:pPr>
-        <w:numPr>
-          <w:ilvl w:val="0"/>
-          <w:numId w:val="4"/>
-        </w:numPr>
-        <w:rPr>
-          <w:sz w:val="24"/>
-          <w:szCs w:val="22"/>
-        </w:rPr>
-      </w:pPr>
-      <w:r>
-        <w:rPr>
-          <w:b/>
-          <w:bCs/>
-          <w:sz w:val="24"/>
-          <w:szCs w:val="22"/>
-        </w:rPr>
-        <w:t>Topic 4.1:</w:t>
-      </w:r>
-      <w:r>
-        <w:rPr>
-          <w:sz w:val="24"/>
-          <w:szCs w:val="22"/>
-        </w:rPr>
-        <w:t xml:space="preserve"> Absolute Length Units: Pixels (</w:t>
+          <w:color w:val="4472C4" w:themeColor="accent1"/>
+          <w:sz w:val="32"/>
+          <w:szCs w:val="28"/>
+        </w:rPr>
+      </w:pPr>
+      <w:r>
+        <w:rPr>
+          <w:rFonts w:ascii="Segoe UI Emoji" w:hAnsi="Segoe UI Emoji" w:cs="Segoe UI Emoji"/>
+          <w:b/>
+          <w:bCs/>
+          <w:color w:val="4472C4" w:themeColor="accent1"/>
+          <w:sz w:val="32"/>
+          <w:szCs w:val="28"/>
+        </w:rPr>
+        <w:t>🗺️</w:t>
+      </w:r>
+      <w:r>
+        <w:rPr>
+          <w:b/>
+          <w:bCs/>
+          <w:color w:val="4472C4" w:themeColor="accent1"/>
+          <w:sz w:val="32"/>
+          <w:szCs w:val="28"/>
+        </w:rPr>
+        <w:t xml:space="preserve"> Master CSS Syllabus: Logical </w:t>
       </w:r>
       <w:proofErr w:type="spellStart"/>
       <w:r>
         <w:rPr>
-          <w:sz w:val="24"/>
-          <w:szCs w:val="22"/>
-        </w:rPr>
-        <w:t>px</w:t>
-      </w:r>
-      <w:proofErr w:type="spellEnd"/>
-      <w:r>
-        <w:rPr>
-          <w:sz w:val="24"/>
-          <w:szCs w:val="22"/>
-        </w:rPr>
-        <w:t xml:space="preserve">), </w:t>
-      </w:r>
-      <w:proofErr w:type="spellStart"/>
-      <w:r>
-        <w:rPr>
-          <w:sz w:val="24"/>
-          <w:szCs w:val="22"/>
-        </w:rPr>
-        <w:t>Centimeters</w:t>
-      </w:r>
-      <w:proofErr w:type="spellEnd"/>
-      <w:r>
-        <w:rPr>
-          <w:sz w:val="24"/>
-          <w:szCs w:val="22"/>
-        </w:rPr>
-        <w:t xml:space="preserve"> (cm), and Inches (in)</w:t>
-      </w:r>
-    </w:p>
-    <w:p>
-      <w:pPr>
-        <w:numPr>
-          <w:ilvl w:val="0"/>
-          <w:numId w:val="4"/>
-        </w:numPr>
-        <w:rPr>
-          <w:sz w:val="24"/>
-          <w:szCs w:val="22"/>
-        </w:rPr>
-      </w:pPr>
-      <w:r>
-        <w:rPr>
-          <w:b/>
-          <w:bCs/>
-          <w:sz w:val="24"/>
-          <w:szCs w:val="22"/>
-        </w:rPr>
-        <w:t>Topic 4.2:</w:t>
-      </w:r>
-      <w:r>
-        <w:rPr>
-          <w:sz w:val="24"/>
-          <w:szCs w:val="22"/>
-        </w:rPr>
-        <w:t xml:space="preserve"> Relative Sizing Units: Percentages (%) for Parent-Scale Adaptation</w:t>
-      </w:r>
-    </w:p>
-    <w:p>
-      <w:pPr>
-        <w:numPr>
-          <w:ilvl w:val="0"/>
-          <w:numId w:val="4"/>
-        </w:numPr>
-        <w:rPr>
-          <w:sz w:val="24"/>
-          <w:szCs w:val="22"/>
-        </w:rPr>
-      </w:pPr>
-      <w:r>
-        <w:rPr>
-          <w:b/>
-          <w:bCs/>
-          <w:sz w:val="24"/>
-          <w:szCs w:val="22"/>
-        </w:rPr>
-        <w:t>Topic 4.3:</w:t>
-      </w:r>
-      <w:r>
-        <w:rPr>
-          <w:sz w:val="24"/>
-          <w:szCs w:val="22"/>
-        </w:rPr>
-        <w:t xml:space="preserve"> Element-Level Relative Sizing: Font-relative Em (</w:t>
-      </w:r>
-      <w:proofErr w:type="spellStart"/>
-      <w:r>
-        <w:rPr>
-          <w:sz w:val="24"/>
-          <w:szCs w:val="22"/>
-        </w:rPr>
-        <w:t>em</w:t>
-      </w:r>
-      <w:proofErr w:type="spellEnd"/>
-      <w:r>
-        <w:rPr>
-          <w:sz w:val="24"/>
-          <w:szCs w:val="22"/>
-        </w:rPr>
-        <w:t>) Units</w:t>
-      </w:r>
-    </w:p>
-    <w:p>
-      <w:pPr>
-        <w:numPr>
-          <w:ilvl w:val="0"/>
-          <w:numId w:val="4"/>
-        </w:numPr>
-        <w:rPr>
-          <w:sz w:val="24"/>
-          <w:szCs w:val="22"/>
-        </w:rPr>
-      </w:pPr>
-      <w:r>
-        <w:rPr>
-          <w:b/>
-          <w:bCs/>
-          <w:sz w:val="24"/>
-          <w:szCs w:val="22"/>
-        </w:rPr>
-        <w:t>Topic 4.4:</w:t>
-      </w:r>
-      <w:r>
-        <w:rPr>
-          <w:sz w:val="24"/>
-          <w:szCs w:val="22"/>
-        </w:rPr>
-        <w:t xml:space="preserve"> Modern Root Sizing: Building Scalable Layouts with Root Em (rem) Units</w:t>
-      </w:r>
-    </w:p>
-    <w:p>
-      <w:pPr>
-        <w:numPr>
-          <w:ilvl w:val="0"/>
-          <w:numId w:val="4"/>
-        </w:numPr>
-        <w:rPr>
-          <w:sz w:val="24"/>
-          <w:szCs w:val="22"/>
-        </w:rPr>
-      </w:pPr>
-      <w:r>
-        <w:rPr>
-          <w:b/>
-          <w:bCs/>
-          <w:sz w:val="24"/>
-          <w:szCs w:val="22"/>
-        </w:rPr>
-        <w:t>Topic 4.5:</w:t>
-      </w:r>
-      <w:r>
-        <w:rPr>
-          <w:sz w:val="24"/>
-          <w:szCs w:val="22"/>
-        </w:rPr>
-        <w:t xml:space="preserve"> Screen-relative Viewport Units: Sizing via Viewport Height (</w:t>
-      </w:r>
-      <w:proofErr w:type="spellStart"/>
-      <w:r>
-        <w:rPr>
-          <w:sz w:val="24"/>
-          <w:szCs w:val="22"/>
-        </w:rPr>
-        <w:t>vh</w:t>
-      </w:r>
-      <w:proofErr w:type="spellEnd"/>
-      <w:r>
-        <w:rPr>
-          <w:sz w:val="24"/>
-          <w:szCs w:val="22"/>
-        </w:rPr>
-        <w:t>) and Viewport Width (</w:t>
-      </w:r>
-      <w:proofErr w:type="spellStart"/>
-      <w:r>
-        <w:rPr>
-          <w:sz w:val="24"/>
-          <w:szCs w:val="22"/>
-        </w:rPr>
-        <w:t>vw</w:t>
-      </w:r>
-      <w:proofErr w:type="spellEnd"/>
-      <w:r>
-        <w:rPr>
-          <w:sz w:val="24"/>
-          <w:szCs w:val="22"/>
-        </w:rPr>
-        <w:t>)</w:t>
-      </w:r>
-    </w:p>
-    <w:p>
-      <w:pPr>
-        <w:numPr>
-          <w:ilvl w:val="0"/>
-          <w:numId w:val="4"/>
-        </w:numPr>
-        <w:rPr>
-          <w:sz w:val="24"/>
-          <w:szCs w:val="22"/>
-        </w:rPr>
-      </w:pPr>
-      <w:r>
-        <w:rPr>
-          <w:b/>
-          <w:bCs/>
-          <w:sz w:val="24"/>
-          <w:szCs w:val="22"/>
-        </w:rPr>
-        <w:t>Topic 4.6:</w:t>
-      </w:r>
-      <w:r>
-        <w:rPr>
-          <w:sz w:val="24"/>
-          <w:szCs w:val="22"/>
-        </w:rPr>
-        <w:t xml:space="preserve"> Unitless Numbers: Applying Spacing Ratios</w:t>
-      </w:r>
-    </w:p>
-    <w:p>
-      <w:pPr>
-        <w:rPr>
-          <w:sz w:val="44"/>
-          <w:szCs w:val="40"/>
-        </w:rPr>
-      </w:pPr>
-      <w:r>
-        <w:rPr>
-          <w:sz w:val="44"/>
-          <w:szCs w:val="40"/>
-        </w:rPr>
-        <w:t>Chapter 5: Sizing and Styling Typography</w:t>
-      </w:r>
-    </w:p>
-    <w:p>
-      <w:pPr>
-        <w:numPr>
-          <w:ilvl w:val="0"/>
-          <w:numId w:val="5"/>
-        </w:numPr>
-        <w:rPr>
-          <w:sz w:val="24"/>
-          <w:szCs w:val="22"/>
-        </w:rPr>
-      </w:pPr>
-      <w:r>
-        <w:rPr>
-          <w:b/>
-          <w:bCs/>
-          <w:sz w:val="24"/>
-          <w:szCs w:val="22"/>
-        </w:rPr>
-        <w:t>Topic 5.1:</w:t>
-      </w:r>
-      <w:r>
-        <w:rPr>
-          <w:sz w:val="24"/>
-          <w:szCs w:val="22"/>
-        </w:rPr>
-        <w:t xml:space="preserve"> Generic Font Families vs. Specific Font Names</w:t>
-      </w:r>
-    </w:p>
-    <w:p>
-      <w:pPr>
-        <w:numPr>
-          <w:ilvl w:val="0"/>
-          <w:numId w:val="5"/>
-        </w:numPr>
-        <w:rPr>
-          <w:sz w:val="24"/>
-          <w:szCs w:val="22"/>
-        </w:rPr>
-      </w:pPr>
-      <w:r>
-        <w:rPr>
-          <w:b/>
-          <w:bCs/>
-          <w:sz w:val="24"/>
-          <w:szCs w:val="22"/>
-        </w:rPr>
-        <w:t>Topic 5.2:</w:t>
-      </w:r>
-      <w:r>
-        <w:rPr>
-          <w:sz w:val="24"/>
-          <w:szCs w:val="22"/>
-        </w:rPr>
-        <w:t xml:space="preserve"> Constructing Robust, Fallback Font Stacks</w:t>
-      </w:r>
-    </w:p>
-    <w:p>
-      <w:pPr>
-        <w:numPr>
-          <w:ilvl w:val="0"/>
-          <w:numId w:val="5"/>
-        </w:numPr>
-        <w:rPr>
-          <w:sz w:val="24"/>
-          <w:szCs w:val="22"/>
-        </w:rPr>
-      </w:pPr>
-      <w:r>
-        <w:rPr>
-          <w:b/>
-          <w:bCs/>
-          <w:sz w:val="24"/>
-          <w:szCs w:val="22"/>
-        </w:rPr>
-        <w:t>Topic 5.3:</w:t>
-      </w:r>
-      <w:r>
-        <w:rPr>
-          <w:sz w:val="24"/>
-          <w:szCs w:val="22"/>
-        </w:rPr>
-        <w:t xml:space="preserve"> Absolute Sizing Scales vs. Relative Scaling</w:t>
-      </w:r>
-    </w:p>
-    <w:p>
-      <w:pPr>
-        <w:numPr>
-          <w:ilvl w:val="0"/>
-          <w:numId w:val="5"/>
-        </w:numPr>
-        <w:rPr>
-          <w:sz w:val="24"/>
-          <w:szCs w:val="22"/>
-        </w:rPr>
-      </w:pPr>
-      <w:r>
-        <w:rPr>
-          <w:b/>
-          <w:bCs/>
-          <w:sz w:val="24"/>
-          <w:szCs w:val="22"/>
-        </w:rPr>
-        <w:t>Topic 5.4:</w:t>
-      </w:r>
-      <w:r>
-        <w:rPr>
-          <w:sz w:val="24"/>
-          <w:szCs w:val="22"/>
-        </w:rPr>
-        <w:t xml:space="preserve"> Font-Weight Mapping: Keywords and Numeric Scales (100–900)</w:t>
-      </w:r>
-    </w:p>
-    <w:p>
-      <w:pPr>
-        <w:numPr>
-          <w:ilvl w:val="0"/>
-          <w:numId w:val="5"/>
-        </w:numPr>
-        <w:rPr>
-          <w:sz w:val="24"/>
-          <w:szCs w:val="22"/>
-        </w:rPr>
-      </w:pPr>
-      <w:r>
-        <w:rPr>
-          <w:b/>
-          <w:bCs/>
-          <w:sz w:val="24"/>
-          <w:szCs w:val="22"/>
-        </w:rPr>
-        <w:t>Topic 5.5:</w:t>
-      </w:r>
-      <w:r>
-        <w:rPr>
-          <w:sz w:val="24"/>
-          <w:szCs w:val="22"/>
-        </w:rPr>
-        <w:t xml:space="preserve"> Font Styles, Variants (Small Caps), and Adjustments</w:t>
-      </w:r>
-    </w:p>
-    <w:p>
-      <w:pPr>
-        <w:numPr>
-          <w:ilvl w:val="0"/>
-          <w:numId w:val="5"/>
-        </w:numPr>
-        <w:rPr>
-          <w:sz w:val="24"/>
-          <w:szCs w:val="22"/>
-        </w:rPr>
-      </w:pPr>
-      <w:r>
-        <w:rPr>
-          <w:b/>
-          <w:bCs/>
-          <w:sz w:val="24"/>
-          <w:szCs w:val="22"/>
-        </w:rPr>
-        <w:t>Topic 5.6:</w:t>
-      </w:r>
-      <w:r>
-        <w:rPr>
-          <w:sz w:val="24"/>
-          <w:szCs w:val="22"/>
-        </w:rPr>
-        <w:t xml:space="preserve"> Shorthand </w:t>
-      </w:r>
-      <w:proofErr w:type="spellStart"/>
-      <w:r>
-        <w:rPr>
-          <w:sz w:val="24"/>
-          <w:szCs w:val="22"/>
-        </w:rPr>
-        <w:t>Shorthands</w:t>
-      </w:r>
-      <w:proofErr w:type="spellEnd"/>
-      <w:r>
-        <w:rPr>
-          <w:sz w:val="24"/>
-          <w:szCs w:val="22"/>
-        </w:rPr>
-        <w:t>: Setting Multiple Values inside the Shorthand font Property</w:t>
-      </w:r>
-    </w:p>
-    <w:p>
-      <w:pPr>
-        <w:numPr>
-          <w:ilvl w:val="0"/>
-          <w:numId w:val="5"/>
-        </w:numPr>
-        <w:rPr>
-          <w:sz w:val="24"/>
-          <w:szCs w:val="22"/>
-        </w:rPr>
-      </w:pPr>
-      <w:r>
-        <w:rPr>
-          <w:b/>
-          <w:bCs/>
-          <w:sz w:val="24"/>
-          <w:szCs w:val="22"/>
-        </w:rPr>
-        <w:t>Topic 5.7:</w:t>
-      </w:r>
-      <w:r>
-        <w:rPr>
-          <w:sz w:val="24"/>
-          <w:szCs w:val="22"/>
-        </w:rPr>
-        <w:t xml:space="preserve"> Text-Align Properties and Modern Logical Alignments (Start and End Coordinates)</w:t>
-      </w:r>
-    </w:p>
-    <w:p>
-      <w:pPr>
-        <w:numPr>
-          <w:ilvl w:val="0"/>
-          <w:numId w:val="5"/>
-        </w:numPr>
-        <w:rPr>
-          <w:sz w:val="24"/>
-          <w:szCs w:val="22"/>
-        </w:rPr>
-      </w:pPr>
-      <w:r>
-        <w:rPr>
-          <w:b/>
-          <w:bCs/>
-          <w:sz w:val="24"/>
-          <w:szCs w:val="22"/>
-        </w:rPr>
-        <w:t>Topic 5.8:</w:t>
-      </w:r>
-      <w:r>
-        <w:rPr>
-          <w:sz w:val="24"/>
-          <w:szCs w:val="22"/>
-        </w:rPr>
-        <w:t xml:space="preserve"> Inter-character and Inter-word Spacing (Word/Letter Spacing)</w:t>
-      </w:r>
-    </w:p>
-    <w:p>
-      <w:pPr>
-        <w:numPr>
-          <w:ilvl w:val="0"/>
-          <w:numId w:val="5"/>
-        </w:numPr>
-        <w:rPr>
-          <w:sz w:val="24"/>
-          <w:szCs w:val="22"/>
-        </w:rPr>
-      </w:pPr>
-      <w:r>
-        <w:rPr>
-          <w:b/>
-          <w:bCs/>
-          <w:sz w:val="24"/>
-          <w:szCs w:val="22"/>
-        </w:rPr>
-        <w:t>Topic 5.9:</w:t>
-      </w:r>
-      <w:r>
-        <w:rPr>
-          <w:sz w:val="24"/>
-          <w:szCs w:val="22"/>
-        </w:rPr>
-        <w:t xml:space="preserve"> Case Transformations (Uppercase, Lowercase, Capitalize)</w:t>
-      </w:r>
-    </w:p>
-    <w:p>
-      <w:pPr>
-        <w:numPr>
-          <w:ilvl w:val="0"/>
-          <w:numId w:val="5"/>
-        </w:numPr>
-        <w:rPr>
-          <w:sz w:val="24"/>
-          <w:szCs w:val="22"/>
-        </w:rPr>
-      </w:pPr>
-      <w:r>
-        <w:rPr>
-          <w:b/>
-          <w:bCs/>
-          <w:sz w:val="24"/>
-          <w:szCs w:val="22"/>
-        </w:rPr>
-        <w:lastRenderedPageBreak/>
-        <w:t>Topic 5.10:</w:t>
-      </w:r>
-      <w:r>
-        <w:rPr>
-          <w:sz w:val="24"/>
-          <w:szCs w:val="22"/>
-        </w:rPr>
-        <w:t xml:space="preserve"> Underlines and Presentational Overlays (Text-Decoration)</w:t>
-      </w:r>
-    </w:p>
-    <w:p>
-      <w:pPr>
-        <w:numPr>
-          <w:ilvl w:val="0"/>
-          <w:numId w:val="5"/>
-        </w:numPr>
-        <w:rPr>
-          <w:sz w:val="24"/>
-          <w:szCs w:val="22"/>
-        </w:rPr>
-      </w:pPr>
-      <w:r>
-        <w:rPr>
-          <w:b/>
-          <w:bCs/>
-          <w:sz w:val="24"/>
-          <w:szCs w:val="22"/>
-        </w:rPr>
-        <w:t>Topic 5.11:</w:t>
-      </w:r>
-      <w:r>
-        <w:rPr>
-          <w:sz w:val="24"/>
-          <w:szCs w:val="22"/>
-        </w:rPr>
-        <w:t xml:space="preserve"> White-Space Handling, Tabulations, and Carriage Return Rules</w:t>
-      </w:r>
-    </w:p>
-    <w:p>
-      <w:pPr>
-        <w:numPr>
-          <w:ilvl w:val="0"/>
-          <w:numId w:val="5"/>
-        </w:numPr>
-        <w:rPr>
-          <w:sz w:val="24"/>
-          <w:szCs w:val="22"/>
-        </w:rPr>
-      </w:pPr>
-      <w:r>
-        <w:rPr>
-          <w:b/>
-          <w:bCs/>
-          <w:sz w:val="24"/>
-          <w:szCs w:val="22"/>
-        </w:rPr>
-        <w:t>Topic 5.12:</w:t>
-      </w:r>
-      <w:r>
-        <w:rPr>
-          <w:sz w:val="24"/>
-          <w:szCs w:val="22"/>
-        </w:rPr>
-        <w:t xml:space="preserve"> Writing Directions and Text-Flow Control (</w:t>
-      </w:r>
-      <w:proofErr w:type="spellStart"/>
-      <w:r>
-        <w:rPr>
-          <w:sz w:val="24"/>
-          <w:szCs w:val="22"/>
-        </w:rPr>
-        <w:t>ltr</w:t>
-      </w:r>
-      <w:proofErr w:type="spellEnd"/>
-      <w:r>
-        <w:rPr>
-          <w:sz w:val="24"/>
-          <w:szCs w:val="22"/>
-        </w:rPr>
-        <w:t xml:space="preserve">, </w:t>
-      </w:r>
-      <w:proofErr w:type="spellStart"/>
-      <w:r>
-        <w:rPr>
-          <w:sz w:val="24"/>
-          <w:szCs w:val="22"/>
-        </w:rPr>
-        <w:t>rtl</w:t>
-      </w:r>
-      <w:proofErr w:type="spellEnd"/>
-      <w:r>
-        <w:rPr>
-          <w:sz w:val="24"/>
-          <w:szCs w:val="22"/>
-        </w:rPr>
-        <w:t xml:space="preserve">, </w:t>
-      </w:r>
-      <w:proofErr w:type="spellStart"/>
-      <w:r>
-        <w:rPr>
-          <w:sz w:val="24"/>
-          <w:szCs w:val="22"/>
-        </w:rPr>
-        <w:t>unicode</w:t>
-      </w:r>
-      <w:proofErr w:type="spellEnd"/>
-      <w:r>
-        <w:rPr>
-          <w:sz w:val="24"/>
-          <w:szCs w:val="22"/>
-        </w:rPr>
-        <w:t>-bidi)</w:t>
-      </w:r>
-    </w:p>
-    <w:p>
-      <w:pPr>
-        <w:rPr>
-          <w:sz w:val="44"/>
-          <w:szCs w:val="40"/>
-        </w:rPr>
-      </w:pPr>
-      <w:r>
-        <w:rPr>
-          <w:sz w:val="44"/>
-          <w:szCs w:val="40"/>
-        </w:rPr>
-        <w:t>Chapter 6: The CSS Box Model</w:t>
-      </w:r>
-    </w:p>
-    <w:p>
-      <w:pPr>
-        <w:numPr>
-          <w:ilvl w:val="0"/>
-          <w:numId w:val="6"/>
-        </w:numPr>
-        <w:rPr>
-          <w:sz w:val="24"/>
-          <w:szCs w:val="22"/>
-        </w:rPr>
-      </w:pPr>
-      <w:r>
-        <w:rPr>
-          <w:b/>
-          <w:bCs/>
-          <w:sz w:val="24"/>
-          <w:szCs w:val="22"/>
-        </w:rPr>
-        <w:t>Topic 6.1:</w:t>
-      </w:r>
-      <w:r>
-        <w:rPr>
-          <w:sz w:val="24"/>
-          <w:szCs w:val="22"/>
-        </w:rPr>
-        <w:t xml:space="preserve"> Visualizing Elements as Boxes: Content Area, Padding, Borders, and Margins</w:t>
-      </w:r>
-    </w:p>
-    <w:p>
-      <w:pPr>
-        <w:numPr>
-          <w:ilvl w:val="0"/>
-          <w:numId w:val="6"/>
-        </w:numPr>
-        <w:rPr>
-          <w:sz w:val="24"/>
-          <w:szCs w:val="22"/>
-        </w:rPr>
-      </w:pPr>
-      <w:r>
-        <w:rPr>
-          <w:b/>
-          <w:bCs/>
-          <w:sz w:val="24"/>
-          <w:szCs w:val="22"/>
-        </w:rPr>
-        <w:t>Topic 6.2:</w:t>
-      </w:r>
-      <w:r>
-        <w:rPr>
-          <w:sz w:val="24"/>
-          <w:szCs w:val="22"/>
-        </w:rPr>
-        <w:t xml:space="preserve"> Defining Dimensions: Explicit Width/Height vs. Logical Inline-Size/Block-Size Properties</w:t>
-      </w:r>
-    </w:p>
-    <w:p>
-      <w:pPr>
-        <w:numPr>
-          <w:ilvl w:val="0"/>
-          <w:numId w:val="6"/>
-        </w:numPr>
-        <w:rPr>
-          <w:sz w:val="24"/>
-          <w:szCs w:val="22"/>
-        </w:rPr>
-      </w:pPr>
-      <w:r>
-        <w:rPr>
-          <w:b/>
-          <w:bCs/>
-          <w:sz w:val="24"/>
-          <w:szCs w:val="22"/>
-        </w:rPr>
-        <w:t>Topic 6.3:</w:t>
-      </w:r>
-      <w:r>
-        <w:rPr>
-          <w:sz w:val="24"/>
-          <w:szCs w:val="22"/>
-        </w:rPr>
-        <w:t xml:space="preserve"> Visual Boundaries: Border Styles, Multi-side Widths, and </w:t>
-      </w:r>
-      <w:proofErr w:type="spellStart"/>
-      <w:r>
-        <w:rPr>
-          <w:sz w:val="24"/>
-          <w:szCs w:val="22"/>
-        </w:rPr>
-        <w:t>Colors</w:t>
+          <w:b/>
+          <w:bCs/>
+          <w:color w:val="4472C4" w:themeColor="accent1"/>
+          <w:sz w:val="32"/>
+          <w:szCs w:val="28"/>
+        </w:rPr>
+        <w:t>ToC</w:t>
       </w:r>
       <w:proofErr w:type="spellEnd"/>
     </w:p>
     <w:p>
       <w:pPr>
+        <w:rPr>
+          <w:b/>
+          <w:bCs/>
+          <w:sz w:val="28"/>
+          <w:szCs w:val="24"/>
+        </w:rPr>
+      </w:pPr>
+      <w:r>
+        <w:rPr>
+          <w:b/>
+          <w:bCs/>
+          <w:color w:val="000000" w:themeColor="text1"/>
+          <w:sz w:val="48"/>
+          <w:szCs w:val="44"/>
+        </w:rPr>
+        <w:t>Chapter 1: The Foundations of Styling</w:t>
+      </w:r>
+    </w:p>
+    <w:p>
+      <w:pPr>
         <w:numPr>
           <w:ilvl w:val="0"/>
-          <w:numId w:val="6"/>
+          <w:numId w:val="14"/>
         </w:numPr>
         <w:rPr>
           <w:sz w:val="24"/>
@@ -1660,21 +84,30 @@
           <w:sz w:val="24"/>
           <w:szCs w:val="22"/>
         </w:rPr>
-        <w:t>Topic 6.4:</w:t>
-      </w:r>
-      <w:r>
-        <w:rPr>
-          <w:sz w:val="24"/>
-          <w:szCs w:val="22"/>
-        </w:rPr>
-        <w:t xml:space="preserve"> Border Radius: Curving Box Edges and Circle Configurations</w:t>
+        <w:t>Topic 1.1: Core Frontend Web Architecture (HTML, CSS, JS roles)</w:t>
+      </w:r>
+      <w:r>
+        <w:rPr>
+          <w:sz w:val="24"/>
+          <w:szCs w:val="22"/>
+        </w:rPr>
+        <w:t xml:space="preserve"> - </w:t>
+      </w:r>
+      <w:r>
+        <w:rPr>
+          <w:i/>
+          <w:iCs/>
+          <w:sz w:val="24"/>
+          <w:szCs w:val="22"/>
+        </w:rPr>
+        <w:t>Covered in depth by 3 sources</w:t>
       </w:r>
     </w:p>
     <w:p>
       <w:pPr>
         <w:numPr>
           <w:ilvl w:val="0"/>
-          <w:numId w:val="6"/>
+          <w:numId w:val="14"/>
         </w:numPr>
         <w:rPr>
           <w:sz w:val="24"/>
@@ -1688,37 +121,30 @@
           <w:sz w:val="24"/>
           <w:szCs w:val="22"/>
         </w:rPr>
-        <w:t>Topic 6.5:</w:t>
-      </w:r>
-      <w:r>
-        <w:rPr>
-          <w:sz w:val="24"/>
-          <w:szCs w:val="22"/>
-        </w:rPr>
-        <w:t xml:space="preserve"> Interior Spacing: Logical Padding, Clockwise </w:t>
-      </w:r>
-      <w:proofErr w:type="spellStart"/>
-      <w:r>
-        <w:rPr>
-          <w:sz w:val="24"/>
-          <w:szCs w:val="22"/>
-        </w:rPr>
-        <w:t>Shorthands</w:t>
-      </w:r>
-      <w:proofErr w:type="spellEnd"/>
-      <w:r>
-        <w:rPr>
-          <w:sz w:val="24"/>
-          <w:szCs w:val="22"/>
-        </w:rPr>
-        <w:t>, and the Multi-value Clockwise Rule</w:t>
+        <w:t>Topic 1.2: Workspace Configurations (VS Code environments, file linking, and Emmet boilerplates)</w:t>
+      </w:r>
+      <w:r>
+        <w:rPr>
+          <w:sz w:val="24"/>
+          <w:szCs w:val="22"/>
+        </w:rPr>
+        <w:t xml:space="preserve"> - </w:t>
+      </w:r>
+      <w:r>
+        <w:rPr>
+          <w:i/>
+          <w:iCs/>
+          <w:sz w:val="24"/>
+          <w:szCs w:val="22"/>
+        </w:rPr>
+        <w:t>Covered in depth by 2 sources</w:t>
       </w:r>
     </w:p>
     <w:p>
       <w:pPr>
         <w:numPr>
           <w:ilvl w:val="0"/>
-          <w:numId w:val="6"/>
+          <w:numId w:val="14"/>
         </w:numPr>
         <w:rPr>
           <w:sz w:val="24"/>
@@ -1732,21 +158,30 @@
           <w:sz w:val="24"/>
           <w:szCs w:val="22"/>
         </w:rPr>
-        <w:t>Topic 6.6:</w:t>
-      </w:r>
-      <w:r>
-        <w:rPr>
-          <w:sz w:val="24"/>
-          <w:szCs w:val="22"/>
-        </w:rPr>
-        <w:t xml:space="preserve"> Exterior Spacing: Symmetrical and Asymmetrical Logical Margins</w:t>
+        <w:t>Topic 1.3: Syntax Mechanics (Selectors, curly braces, properties, values, colons, and semicolons)</w:t>
+      </w:r>
+      <w:r>
+        <w:rPr>
+          <w:sz w:val="24"/>
+          <w:szCs w:val="22"/>
+        </w:rPr>
+        <w:t xml:space="preserve"> - </w:t>
+      </w:r>
+      <w:r>
+        <w:rPr>
+          <w:i/>
+          <w:iCs/>
+          <w:sz w:val="24"/>
+          <w:szCs w:val="22"/>
+        </w:rPr>
+        <w:t>Covered in depth by 3 sources</w:t>
       </w:r>
     </w:p>
     <w:p>
       <w:pPr>
         <w:numPr>
           <w:ilvl w:val="0"/>
-          <w:numId w:val="6"/>
+          <w:numId w:val="14"/>
         </w:numPr>
         <w:rPr>
           <w:sz w:val="24"/>
@@ -1760,21 +195,30 @@
           <w:sz w:val="24"/>
           <w:szCs w:val="22"/>
         </w:rPr>
-        <w:t>Topic 6.7:</w:t>
-      </w:r>
-      <w:r>
-        <w:rPr>
-          <w:sz w:val="24"/>
-          <w:szCs w:val="22"/>
-        </w:rPr>
-        <w:t xml:space="preserve"> Resetting Box Metrics: Overcoming the Content-Box Spacing Issue using box-sizing: border-box</w:t>
+        <w:t>Topic 1.4: Connecting CSS to Documents (Inline attributes, internal style tags, and external link tags)</w:t>
+      </w:r>
+      <w:r>
+        <w:rPr>
+          <w:sz w:val="24"/>
+          <w:szCs w:val="22"/>
+        </w:rPr>
+        <w:t xml:space="preserve"> - </w:t>
+      </w:r>
+      <w:r>
+        <w:rPr>
+          <w:i/>
+          <w:iCs/>
+          <w:sz w:val="24"/>
+          <w:szCs w:val="22"/>
+        </w:rPr>
+        <w:t>Covered in depth by 3 sources</w:t>
       </w:r>
     </w:p>
     <w:p>
       <w:pPr>
         <w:numPr>
           <w:ilvl w:val="0"/>
-          <w:numId w:val="6"/>
+          <w:numId w:val="14"/>
         </w:numPr>
         <w:rPr>
           <w:sz w:val="24"/>
@@ -1788,21 +232,50 @@
           <w:sz w:val="24"/>
           <w:szCs w:val="22"/>
         </w:rPr>
-        <w:t>Topic 6.8:</w:t>
-      </w:r>
-      <w:r>
-        <w:rPr>
-          <w:sz w:val="24"/>
-          <w:szCs w:val="22"/>
-        </w:rPr>
-        <w:t xml:space="preserve"> Margin Mechanics: Understanding Collapsing Margins and Negative Spacing</w:t>
+        <w:t xml:space="preserve">Topic 1.5: </w:t>
+      </w:r>
+      <w:proofErr w:type="spellStart"/>
+      <w:r>
+        <w:rPr>
+          <w:b/>
+          <w:bCs/>
+          <w:sz w:val="24"/>
+          <w:szCs w:val="22"/>
+        </w:rPr>
+        <w:t>DevTools</w:t>
+      </w:r>
+      <w:proofErr w:type="spellEnd"/>
+      <w:r>
+        <w:rPr>
+          <w:b/>
+          <w:bCs/>
+          <w:sz w:val="24"/>
+          <w:szCs w:val="22"/>
+        </w:rPr>
+        <w:t xml:space="preserve"> Diagnostics (Inspect element panel, temporary stylesheet testing, and typo flags)</w:t>
+      </w:r>
+      <w:r>
+        <w:rPr>
+          <w:sz w:val="24"/>
+          <w:szCs w:val="22"/>
+        </w:rPr>
+        <w:t xml:space="preserve"> - </w:t>
+      </w:r>
+      <w:r>
+        <w:rPr>
+          <w:i/>
+          <w:iCs/>
+          <w:sz w:val="24"/>
+          <w:szCs w:val="22"/>
+        </w:rPr>
+        <w:t>Covered in depth by 3 sources</w:t>
       </w:r>
     </w:p>
     <w:p>
       <w:pPr>
         <w:numPr>
           <w:ilvl w:val="0"/>
-          <w:numId w:val="6"/>
+          <w:numId w:val="14"/>
         </w:numPr>
         <w:rPr>
           <w:sz w:val="24"/>
@@ -1816,21 +289,49 @@
           <w:sz w:val="24"/>
           <w:szCs w:val="22"/>
         </w:rPr>
-        <w:t>Topic 6.9:</w:t>
-      </w:r>
-      <w:r>
-        <w:rPr>
-          <w:sz w:val="24"/>
-          <w:szCs w:val="22"/>
-        </w:rPr>
-        <w:t xml:space="preserve"> Element Flow Roles: Block-level vs. Inline-level Display Modes</w:t>
+        <w:t>Topic 1.6: CSS Comments (Single-line vs. multi-line comments and closure pitfalls)</w:t>
+      </w:r>
+      <w:r>
+        <w:rPr>
+          <w:sz w:val="24"/>
+          <w:szCs w:val="22"/>
+        </w:rPr>
+        <w:t xml:space="preserve"> - </w:t>
+      </w:r>
+      <w:r>
+        <w:rPr>
+          <w:i/>
+          <w:iCs/>
+          <w:sz w:val="24"/>
+          <w:szCs w:val="22"/>
+        </w:rPr>
+        <w:t>Covered in depth by 2 sources</w:t>
       </w:r>
     </w:p>
     <w:p>
       <w:pPr>
+        <w:rPr>
+          <w:b/>
+          <w:bCs/>
+          <w:sz w:val="48"/>
+          <w:szCs w:val="44"/>
+        </w:rPr>
+      </w:pPr>
+      <w:r>
+        <w:rPr>
+          <w:b/>
+          <w:bCs/>
+          <w:sz w:val="48"/>
+          <w:szCs w:val="44"/>
+        </w:rPr>
+        <w:t>Chapter 2: The Cascade, Specificity, and Inheritance</w:t>
+      </w:r>
+    </w:p>
+    <w:p>
+      <w:pPr>
         <w:numPr>
           <w:ilvl w:val="0"/>
-          <w:numId w:val="6"/>
+          <w:numId w:val="15"/>
         </w:numPr>
         <w:rPr>
           <w:sz w:val="24"/>
@@ -1844,21 +345,30 @@
           <w:sz w:val="24"/>
           <w:szCs w:val="22"/>
         </w:rPr>
-        <w:t>Topic 6.10:</w:t>
-      </w:r>
-      <w:r>
-        <w:rPr>
-          <w:sz w:val="24"/>
-          <w:szCs w:val="22"/>
-        </w:rPr>
-        <w:t xml:space="preserve"> Inline Element Constraints: Margin, Padding, Height, and Width Limits</w:t>
+        <w:t>Topic 2.1: The CSS Cascade (Sorting styles by origin, explicit weight, specificity, and source order)</w:t>
+      </w:r>
+      <w:r>
+        <w:rPr>
+          <w:sz w:val="24"/>
+          <w:szCs w:val="22"/>
+        </w:rPr>
+        <w:t xml:space="preserve"> - </w:t>
+      </w:r>
+      <w:r>
+        <w:rPr>
+          <w:i/>
+          <w:iCs/>
+          <w:sz w:val="24"/>
+          <w:szCs w:val="22"/>
+        </w:rPr>
+        <w:t>Covered in depth by 3 sources</w:t>
       </w:r>
     </w:p>
     <w:p>
       <w:pPr>
         <w:numPr>
           <w:ilvl w:val="0"/>
-          <w:numId w:val="6"/>
+          <w:numId w:val="15"/>
         </w:numPr>
         <w:rPr>
           <w:sz w:val="24"/>
@@ -1872,21 +382,30 @@
           <w:sz w:val="24"/>
           <w:szCs w:val="22"/>
         </w:rPr>
-        <w:t>Topic 6.11:</w:t>
-      </w:r>
-      <w:r>
-        <w:rPr>
-          <w:sz w:val="24"/>
-          <w:szCs w:val="22"/>
-        </w:rPr>
-        <w:t xml:space="preserve"> Hybrid Layout Elements: Overriding Elements to Inline-Block Display</w:t>
+        <w:t>Topic 2.2: Value Inheritance (Typography auto-inheritance vs. layout block boundaries)</w:t>
+      </w:r>
+      <w:r>
+        <w:rPr>
+          <w:sz w:val="24"/>
+          <w:szCs w:val="22"/>
+        </w:rPr>
+        <w:t xml:space="preserve"> - </w:t>
+      </w:r>
+      <w:r>
+        <w:rPr>
+          <w:i/>
+          <w:iCs/>
+          <w:sz w:val="24"/>
+          <w:szCs w:val="22"/>
+        </w:rPr>
+        <w:t>Covered in depth by 3 sources</w:t>
       </w:r>
     </w:p>
     <w:p>
       <w:pPr>
         <w:numPr>
           <w:ilvl w:val="0"/>
-          <w:numId w:val="6"/>
+          <w:numId w:val="15"/>
         </w:numPr>
         <w:rPr>
           <w:sz w:val="24"/>
@@ -1900,1216 +419,130 @@
           <w:sz w:val="24"/>
           <w:szCs w:val="22"/>
         </w:rPr>
-        <w:t>Topic 6.12:</w:t>
-      </w:r>
-      <w:r>
-        <w:rPr>
-          <w:sz w:val="24"/>
-          <w:szCs w:val="22"/>
-        </w:rPr>
-        <w:t xml:space="preserve"> Element Hiding: Overriding Elements with display: none vs. visibility: hidden</w:t>
+        <w:t>Topic 2.3: Calculations of Specificity (The ABCD specificity columns vs. the points-scale myth)</w:t>
+      </w:r>
+      <w:r>
+        <w:rPr>
+          <w:sz w:val="24"/>
+          <w:szCs w:val="22"/>
+        </w:rPr>
+        <w:t xml:space="preserve"> - </w:t>
+      </w:r>
+      <w:r>
+        <w:rPr>
+          <w:i/>
+          <w:iCs/>
+          <w:sz w:val="24"/>
+          <w:szCs w:val="22"/>
+        </w:rPr>
+        <w:t>Covered in depth by 3 sources</w:t>
       </w:r>
     </w:p>
     <w:p>
       <w:pPr>
-        <w:rPr>
-          <w:sz w:val="44"/>
-          <w:szCs w:val="40"/>
-        </w:rPr>
-      </w:pPr>
-      <w:r>
-        <w:rPr>
-          <w:sz w:val="44"/>
-          <w:szCs w:val="40"/>
-        </w:rPr>
-        <w:t>Chapter 7: Positioning and Document Flow</w:t>
+        <w:numPr>
+          <w:ilvl w:val="0"/>
+          <w:numId w:val="15"/>
+        </w:numPr>
+        <w:rPr>
+          <w:sz w:val="24"/>
+          <w:szCs w:val="22"/>
+        </w:rPr>
+      </w:pPr>
+      <w:r>
+        <w:rPr>
+          <w:b/>
+          <w:bCs/>
+          <w:sz w:val="24"/>
+          <w:szCs w:val="22"/>
+        </w:rPr>
+        <w:t>Topic 2.4: Selector Chaining (Targeting elements carrying multiple classes, e.g.</w:t>
+      </w:r>
+      <w:proofErr w:type="gramStart"/>
+      <w:r>
+        <w:rPr>
+          <w:b/>
+          <w:bCs/>
+          <w:sz w:val="24"/>
+          <w:szCs w:val="22"/>
+        </w:rPr>
+        <w:t xml:space="preserve">, </w:t>
+      </w:r>
+      <w:r>
+        <w:rPr>
+          <w:sz w:val="24"/>
+          <w:szCs w:val="22"/>
+        </w:rPr>
+        <w:t>.</w:t>
+      </w:r>
+      <w:proofErr w:type="spellStart"/>
+      <w:r>
+        <w:rPr>
+          <w:sz w:val="24"/>
+          <w:szCs w:val="22"/>
+        </w:rPr>
+        <w:t>urgent</w:t>
+      </w:r>
+      <w:proofErr w:type="gramEnd"/>
+      <w:r>
+        <w:rPr>
+          <w:sz w:val="24"/>
+          <w:szCs w:val="22"/>
+        </w:rPr>
+        <w:t>.warning</w:t>
+      </w:r>
+      <w:proofErr w:type="spellEnd"/>
+      <w:r>
+        <w:rPr>
+          <w:b/>
+          <w:bCs/>
+          <w:sz w:val="24"/>
+          <w:szCs w:val="22"/>
+        </w:rPr>
+        <w:t>)</w:t>
+      </w:r>
+      <w:r>
+        <w:rPr>
+          <w:sz w:val="24"/>
+          <w:szCs w:val="22"/>
+        </w:rPr>
+        <w:t xml:space="preserve"> - </w:t>
+      </w:r>
+      <w:r>
+        <w:rPr>
+          <w:i/>
+          <w:iCs/>
+          <w:sz w:val="24"/>
+          <w:szCs w:val="22"/>
+        </w:rPr>
+        <w:t>Covered in depth by 3 sources</w:t>
       </w:r>
     </w:p>
     <w:p>
       <w:pPr>
-        <w:numPr>
-          <w:ilvl w:val="0"/>
-          <w:numId w:val="7"/>
-        </w:numPr>
-        <w:rPr>
-          <w:sz w:val="24"/>
-          <w:szCs w:val="22"/>
-        </w:rPr>
-      </w:pPr>
-      <w:r>
-        <w:rPr>
-          <w:b/>
-          <w:bCs/>
-          <w:sz w:val="24"/>
-          <w:szCs w:val="22"/>
-        </w:rPr>
-        <w:t>Topic 7.1:</w:t>
-      </w:r>
-      <w:r>
-        <w:rPr>
-          <w:sz w:val="24"/>
-          <w:szCs w:val="22"/>
-        </w:rPr>
-        <w:t xml:space="preserve"> Float Mechanics: Floated Elements, </w:t>
+        <w:rPr>
+          <w:b/>
+          <w:bCs/>
+          <w:sz w:val="48"/>
+          <w:szCs w:val="44"/>
+        </w:rPr>
+      </w:pPr>
+      <w:r>
+        <w:rPr>
+          <w:b/>
+          <w:bCs/>
+          <w:sz w:val="48"/>
+          <w:szCs w:val="44"/>
+        </w:rPr>
+        <w:t xml:space="preserve">Chapter 3: Basic Selectors and </w:t>
       </w:r>
       <w:proofErr w:type="spellStart"/>
       <w:r>
         <w:rPr>
-          <w:sz w:val="24"/>
-          <w:szCs w:val="22"/>
-        </w:rPr>
-        <w:t>Clearfixes</w:t>
-      </w:r>
-      <w:proofErr w:type="spellEnd"/>
-      <w:r>
-        <w:rPr>
-          <w:sz w:val="24"/>
-          <w:szCs w:val="22"/>
-        </w:rPr>
-        <w:t>, and Layout Boundaries</w:t>
-      </w:r>
-    </w:p>
-    <w:p>
-      <w:pPr>
-        <w:numPr>
-          <w:ilvl w:val="0"/>
-          <w:numId w:val="7"/>
-        </w:numPr>
-        <w:rPr>
-          <w:sz w:val="24"/>
-          <w:szCs w:val="22"/>
-        </w:rPr>
-      </w:pPr>
-      <w:r>
-        <w:rPr>
-          <w:b/>
-          <w:bCs/>
-          <w:sz w:val="24"/>
-          <w:szCs w:val="22"/>
-        </w:rPr>
-        <w:t>Topic 7.2:</w:t>
-      </w:r>
-      <w:r>
-        <w:rPr>
-          <w:sz w:val="24"/>
-          <w:szCs w:val="22"/>
-        </w:rPr>
-        <w:t xml:space="preserve"> Static Flow vs. Relative Offset Shifting</w:t>
-      </w:r>
-    </w:p>
-    <w:p>
-      <w:pPr>
-        <w:numPr>
-          <w:ilvl w:val="0"/>
-          <w:numId w:val="7"/>
-        </w:numPr>
-        <w:rPr>
-          <w:sz w:val="24"/>
-          <w:szCs w:val="22"/>
-        </w:rPr>
-      </w:pPr>
-      <w:r>
-        <w:rPr>
-          <w:b/>
-          <w:bCs/>
-          <w:sz w:val="24"/>
-          <w:szCs w:val="22"/>
-        </w:rPr>
-        <w:t>Topic 7.3:</w:t>
-      </w:r>
-      <w:r>
-        <w:rPr>
-          <w:sz w:val="24"/>
-          <w:szCs w:val="22"/>
-        </w:rPr>
-        <w:t xml:space="preserve"> Absolute Positioning: Pulling Elements out of Document Flow</w:t>
-      </w:r>
-    </w:p>
-    <w:p>
-      <w:pPr>
-        <w:numPr>
-          <w:ilvl w:val="0"/>
-          <w:numId w:val="7"/>
-        </w:numPr>
-        <w:rPr>
-          <w:sz w:val="24"/>
-          <w:szCs w:val="22"/>
-        </w:rPr>
-      </w:pPr>
-      <w:r>
-        <w:rPr>
-          <w:b/>
-          <w:bCs/>
-          <w:sz w:val="24"/>
-          <w:szCs w:val="22"/>
-        </w:rPr>
-        <w:t>Topic 7.4:</w:t>
-      </w:r>
-      <w:r>
-        <w:rPr>
-          <w:sz w:val="24"/>
-          <w:szCs w:val="22"/>
-        </w:rPr>
-        <w:t xml:space="preserve"> Window-relative Pinning: Implementing Fixed Positioning</w:t>
-      </w:r>
-    </w:p>
-    <w:p>
-      <w:pPr>
-        <w:numPr>
-          <w:ilvl w:val="0"/>
-          <w:numId w:val="7"/>
-        </w:numPr>
-        <w:rPr>
-          <w:sz w:val="24"/>
-          <w:szCs w:val="22"/>
-        </w:rPr>
-      </w:pPr>
-      <w:r>
-        <w:rPr>
-          <w:b/>
-          <w:bCs/>
-          <w:sz w:val="24"/>
-          <w:szCs w:val="22"/>
-        </w:rPr>
-        <w:t>Topic 7.5:</w:t>
-      </w:r>
-      <w:r>
-        <w:rPr>
-          <w:sz w:val="24"/>
-          <w:szCs w:val="22"/>
-        </w:rPr>
-        <w:t xml:space="preserve"> Contextual Offsets: Setting Left, Right, Top, and Bottom Offsets</w:t>
-      </w:r>
-    </w:p>
-    <w:p>
-      <w:pPr>
-        <w:numPr>
-          <w:ilvl w:val="0"/>
-          <w:numId w:val="7"/>
-        </w:numPr>
-        <w:rPr>
-          <w:sz w:val="24"/>
-          <w:szCs w:val="22"/>
-        </w:rPr>
-      </w:pPr>
-      <w:r>
-        <w:rPr>
-          <w:b/>
-          <w:bCs/>
-          <w:sz w:val="24"/>
-          <w:szCs w:val="22"/>
-        </w:rPr>
-        <w:t>Topic 7.6:</w:t>
-      </w:r>
-      <w:r>
-        <w:rPr>
-          <w:sz w:val="24"/>
-          <w:szCs w:val="22"/>
-        </w:rPr>
-        <w:t xml:space="preserve"> Relative Containment: Defining Containing Blocks for Positioned Descendants</w:t>
-      </w:r>
-    </w:p>
-    <w:p>
-      <w:pPr>
-        <w:numPr>
-          <w:ilvl w:val="0"/>
-          <w:numId w:val="7"/>
-        </w:numPr>
-        <w:rPr>
-          <w:sz w:val="24"/>
-          <w:szCs w:val="22"/>
-        </w:rPr>
-      </w:pPr>
-      <w:r>
-        <w:rPr>
-          <w:b/>
-          <w:bCs/>
-          <w:sz w:val="24"/>
-          <w:szCs w:val="22"/>
-        </w:rPr>
-        <w:lastRenderedPageBreak/>
-        <w:t>Topic 7.7:</w:t>
-      </w:r>
-      <w:r>
-        <w:rPr>
-          <w:sz w:val="24"/>
-          <w:szCs w:val="22"/>
-        </w:rPr>
-        <w:t xml:space="preserve"> Overflow Boundaries: Visible, Hidden, Scroll, and Auto Containment</w:t>
-      </w:r>
-    </w:p>
-    <w:p>
-      <w:pPr>
-        <w:numPr>
-          <w:ilvl w:val="0"/>
-          <w:numId w:val="7"/>
-        </w:numPr>
-        <w:rPr>
-          <w:sz w:val="24"/>
-          <w:szCs w:val="22"/>
-        </w:rPr>
-      </w:pPr>
-      <w:r>
-        <w:rPr>
-          <w:b/>
-          <w:bCs/>
-          <w:sz w:val="24"/>
-          <w:szCs w:val="22"/>
-        </w:rPr>
-        <w:t>Topic 7.8:</w:t>
-      </w:r>
-      <w:r>
-        <w:rPr>
-          <w:sz w:val="24"/>
-          <w:szCs w:val="22"/>
-        </w:rPr>
-        <w:t xml:space="preserve"> Overlapping Elements: Setting Stack Order via Z-Index Layers</w:t>
-      </w:r>
-    </w:p>
-    <w:p>
-      <w:pPr>
-        <w:rPr>
-          <w:sz w:val="44"/>
-          <w:szCs w:val="40"/>
-        </w:rPr>
-      </w:pPr>
-      <w:r>
-        <w:rPr>
-          <w:sz w:val="44"/>
-          <w:szCs w:val="40"/>
-        </w:rPr>
-        <w:t xml:space="preserve">Chapter 8: </w:t>
-      </w:r>
-      <w:proofErr w:type="spellStart"/>
-      <w:r>
-        <w:rPr>
-          <w:sz w:val="44"/>
-          <w:szCs w:val="40"/>
-        </w:rPr>
-        <w:t>Colors</w:t>
-      </w:r>
-      <w:proofErr w:type="spellEnd"/>
-      <w:r>
-        <w:rPr>
-          <w:sz w:val="44"/>
-          <w:szCs w:val="40"/>
-        </w:rPr>
-        <w:t xml:space="preserve"> and Background Customization</w:t>
-      </w:r>
-    </w:p>
-    <w:p>
-      <w:pPr>
-        <w:numPr>
-          <w:ilvl w:val="0"/>
-          <w:numId w:val="8"/>
-        </w:numPr>
-        <w:rPr>
-          <w:sz w:val="24"/>
-          <w:szCs w:val="22"/>
-        </w:rPr>
-      </w:pPr>
-      <w:r>
-        <w:rPr>
-          <w:b/>
-          <w:bCs/>
-          <w:sz w:val="24"/>
-          <w:szCs w:val="22"/>
-        </w:rPr>
-        <w:t>Topic 8.1:</w:t>
-      </w:r>
-      <w:r>
-        <w:rPr>
-          <w:sz w:val="24"/>
-          <w:szCs w:val="22"/>
-        </w:rPr>
-        <w:t xml:space="preserve"> Designing with Solid </w:t>
-      </w:r>
-      <w:proofErr w:type="spellStart"/>
-      <w:r>
-        <w:rPr>
-          <w:sz w:val="24"/>
-          <w:szCs w:val="22"/>
-        </w:rPr>
-        <w:t>Color</w:t>
-      </w:r>
-      <w:proofErr w:type="spellEnd"/>
-      <w:r>
-        <w:rPr>
-          <w:sz w:val="24"/>
-          <w:szCs w:val="22"/>
-        </w:rPr>
-        <w:t xml:space="preserve"> Palette Systems</w:t>
-      </w:r>
-    </w:p>
-    <w:p>
-      <w:pPr>
-        <w:numPr>
-          <w:ilvl w:val="0"/>
-          <w:numId w:val="8"/>
-        </w:numPr>
-        <w:rPr>
-          <w:sz w:val="24"/>
-          <w:szCs w:val="22"/>
-        </w:rPr>
-      </w:pPr>
-      <w:r>
-        <w:rPr>
-          <w:b/>
-          <w:bCs/>
-          <w:sz w:val="24"/>
-          <w:szCs w:val="22"/>
-        </w:rPr>
-        <w:t>Topic 8.2:</w:t>
-      </w:r>
-      <w:r>
-        <w:rPr>
-          <w:sz w:val="24"/>
-          <w:szCs w:val="22"/>
-        </w:rPr>
-        <w:t xml:space="preserve"> Text </w:t>
-      </w:r>
-      <w:proofErr w:type="spellStart"/>
-      <w:r>
-        <w:rPr>
-          <w:sz w:val="24"/>
-          <w:szCs w:val="22"/>
-        </w:rPr>
-        <w:t>Color</w:t>
-      </w:r>
-      <w:proofErr w:type="spellEnd"/>
-      <w:r>
-        <w:rPr>
-          <w:sz w:val="24"/>
-          <w:szCs w:val="22"/>
-        </w:rPr>
-        <w:t xml:space="preserve"> vs. Background </w:t>
-      </w:r>
-      <w:proofErr w:type="spellStart"/>
-      <w:r>
-        <w:rPr>
-          <w:sz w:val="24"/>
-          <w:szCs w:val="22"/>
-        </w:rPr>
-        <w:t>Color</w:t>
-      </w:r>
-      <w:proofErr w:type="spellEnd"/>
-      <w:r>
-        <w:rPr>
-          <w:sz w:val="24"/>
-          <w:szCs w:val="22"/>
-        </w:rPr>
-        <w:t xml:space="preserve"> Declarations</w:t>
-      </w:r>
-    </w:p>
-    <w:p>
-      <w:pPr>
-        <w:numPr>
-          <w:ilvl w:val="0"/>
-          <w:numId w:val="8"/>
-        </w:numPr>
-        <w:rPr>
-          <w:sz w:val="24"/>
-          <w:szCs w:val="22"/>
-        </w:rPr>
-      </w:pPr>
-      <w:r>
-        <w:rPr>
-          <w:b/>
-          <w:bCs/>
-          <w:sz w:val="24"/>
-          <w:szCs w:val="22"/>
-        </w:rPr>
-        <w:t>Topic 8.3:</w:t>
-      </w:r>
-      <w:r>
-        <w:rPr>
-          <w:sz w:val="24"/>
-          <w:szCs w:val="22"/>
-        </w:rPr>
-        <w:t xml:space="preserve"> Transparency Channels: Modifying Alpha Opacity via the RGBA System</w:t>
-      </w:r>
-    </w:p>
-    <w:p>
-      <w:pPr>
-        <w:numPr>
-          <w:ilvl w:val="0"/>
-          <w:numId w:val="8"/>
-        </w:numPr>
-        <w:rPr>
-          <w:sz w:val="24"/>
-          <w:szCs w:val="22"/>
-        </w:rPr>
-      </w:pPr>
-      <w:r>
-        <w:rPr>
-          <w:b/>
-          <w:bCs/>
-          <w:sz w:val="24"/>
-          <w:szCs w:val="22"/>
-        </w:rPr>
-        <w:t>Topic 8.4:</w:t>
-      </w:r>
-      <w:r>
-        <w:rPr>
-          <w:sz w:val="24"/>
-          <w:szCs w:val="22"/>
-        </w:rPr>
-        <w:t xml:space="preserve"> Sourcing Background Images</w:t>
-      </w:r>
-    </w:p>
-    <w:p>
-      <w:pPr>
-        <w:numPr>
-          <w:ilvl w:val="0"/>
-          <w:numId w:val="8"/>
-        </w:numPr>
-        <w:rPr>
-          <w:sz w:val="24"/>
-          <w:szCs w:val="22"/>
-        </w:rPr>
-      </w:pPr>
-      <w:r>
-        <w:rPr>
-          <w:b/>
-          <w:bCs/>
-          <w:sz w:val="24"/>
-          <w:szCs w:val="22"/>
-        </w:rPr>
-        <w:t>Topic 8.5:</w:t>
-      </w:r>
-      <w:r>
-        <w:rPr>
-          <w:sz w:val="24"/>
-          <w:szCs w:val="22"/>
-        </w:rPr>
-        <w:t xml:space="preserve"> Formatting Backgrounds: URL Links, Repeats, and Scaling (Contain, Cover, and Auto Options)</w:t>
-      </w:r>
-    </w:p>
-    <w:p>
-      <w:pPr>
-        <w:rPr>
-          <w:sz w:val="44"/>
-          <w:szCs w:val="40"/>
-        </w:rPr>
-      </w:pPr>
-      <w:r>
-        <w:rPr>
-          <w:sz w:val="44"/>
-          <w:szCs w:val="40"/>
-        </w:rPr>
-        <w:t>Chapter 9: Modern Layouts with Flexbox and Grid</w:t>
-      </w:r>
-    </w:p>
-    <w:p>
-      <w:pPr>
-        <w:numPr>
-          <w:ilvl w:val="0"/>
-          <w:numId w:val="9"/>
-        </w:numPr>
-        <w:rPr>
-          <w:sz w:val="24"/>
-          <w:szCs w:val="22"/>
-        </w:rPr>
-      </w:pPr>
-      <w:r>
-        <w:rPr>
-          <w:b/>
-          <w:bCs/>
-          <w:sz w:val="24"/>
-          <w:szCs w:val="22"/>
-        </w:rPr>
-        <w:t>Topic 9.1:</w:t>
-      </w:r>
-      <w:r>
-        <w:rPr>
-          <w:sz w:val="24"/>
-          <w:szCs w:val="22"/>
-        </w:rPr>
-        <w:t xml:space="preserve"> One-dimensional Container Architecture: Defining Flex Containers and Flex Items</w:t>
-      </w:r>
-    </w:p>
-    <w:p>
-      <w:pPr>
-        <w:numPr>
-          <w:ilvl w:val="0"/>
-          <w:numId w:val="9"/>
-        </w:numPr>
-        <w:rPr>
-          <w:sz w:val="24"/>
-          <w:szCs w:val="22"/>
-        </w:rPr>
-      </w:pPr>
-      <w:r>
-        <w:rPr>
-          <w:b/>
-          <w:bCs/>
-          <w:sz w:val="24"/>
-          <w:szCs w:val="22"/>
-        </w:rPr>
-        <w:t>Topic 9.2:</w:t>
-      </w:r>
-      <w:r>
-        <w:rPr>
-          <w:sz w:val="24"/>
-          <w:szCs w:val="22"/>
-        </w:rPr>
-        <w:t xml:space="preserve"> Establishing Layout Directions: The Main Axis and Cross Axis Concepts</w:t>
-      </w:r>
-    </w:p>
-    <w:p>
-      <w:pPr>
-        <w:numPr>
-          <w:ilvl w:val="0"/>
-          <w:numId w:val="9"/>
-        </w:numPr>
-        <w:rPr>
-          <w:sz w:val="24"/>
-          <w:szCs w:val="22"/>
-        </w:rPr>
-      </w:pPr>
-      <w:r>
-        <w:rPr>
-          <w:b/>
-          <w:bCs/>
-          <w:sz w:val="24"/>
-          <w:szCs w:val="22"/>
-        </w:rPr>
-        <w:t>Topic 9.3:</w:t>
-      </w:r>
-      <w:r>
-        <w:rPr>
-          <w:sz w:val="24"/>
-          <w:szCs w:val="22"/>
-        </w:rPr>
-        <w:t xml:space="preserve"> Aligning Flex Containers: Flex Directions (Row vs. Column Alignments)</w:t>
-      </w:r>
-    </w:p>
-    <w:p>
-      <w:pPr>
-        <w:numPr>
-          <w:ilvl w:val="0"/>
-          <w:numId w:val="9"/>
-        </w:numPr>
-        <w:rPr>
-          <w:sz w:val="24"/>
-          <w:szCs w:val="22"/>
-        </w:rPr>
-      </w:pPr>
-      <w:r>
-        <w:rPr>
-          <w:b/>
-          <w:bCs/>
-          <w:sz w:val="24"/>
-          <w:szCs w:val="22"/>
-        </w:rPr>
-        <w:t>Topic 9.4:</w:t>
-      </w:r>
-      <w:r>
-        <w:rPr>
-          <w:sz w:val="24"/>
-          <w:szCs w:val="22"/>
-        </w:rPr>
-        <w:t xml:space="preserve"> Element Distribution: Utilizing Justify-Content and Align-Items</w:t>
-      </w:r>
-    </w:p>
-    <w:p>
-      <w:pPr>
-        <w:numPr>
-          <w:ilvl w:val="0"/>
-          <w:numId w:val="9"/>
-        </w:numPr>
-        <w:rPr>
-          <w:sz w:val="24"/>
-          <w:szCs w:val="22"/>
-        </w:rPr>
-      </w:pPr>
-      <w:r>
-        <w:rPr>
-          <w:b/>
-          <w:bCs/>
-          <w:sz w:val="24"/>
-          <w:szCs w:val="22"/>
-        </w:rPr>
-        <w:t>Topic 9.5:</w:t>
-      </w:r>
-      <w:r>
-        <w:rPr>
-          <w:sz w:val="24"/>
-          <w:szCs w:val="22"/>
-        </w:rPr>
-        <w:t xml:space="preserve"> Dynamic Space Allocation: Flex-Wrap and Cross-Axis Align-Content</w:t>
-      </w:r>
-    </w:p>
-    <w:p>
-      <w:pPr>
-        <w:numPr>
-          <w:ilvl w:val="0"/>
-          <w:numId w:val="9"/>
-        </w:numPr>
-        <w:rPr>
-          <w:sz w:val="24"/>
-          <w:szCs w:val="22"/>
-        </w:rPr>
-      </w:pPr>
-      <w:r>
-        <w:rPr>
-          <w:b/>
-          <w:bCs/>
-          <w:sz w:val="24"/>
-          <w:szCs w:val="22"/>
-        </w:rPr>
-        <w:t>Topic 9.6:</w:t>
-      </w:r>
-      <w:r>
-        <w:rPr>
-          <w:sz w:val="24"/>
-          <w:szCs w:val="22"/>
-        </w:rPr>
-        <w:t xml:space="preserve"> Flex Item Customization: Align-Self, Flex-Grow, and Flex-Shrink Ratios</w:t>
-      </w:r>
-    </w:p>
-    <w:p>
-      <w:pPr>
-        <w:numPr>
-          <w:ilvl w:val="0"/>
-          <w:numId w:val="9"/>
-        </w:numPr>
-        <w:rPr>
-          <w:sz w:val="24"/>
-          <w:szCs w:val="22"/>
-        </w:rPr>
-      </w:pPr>
-      <w:r>
-        <w:rPr>
-          <w:b/>
-          <w:bCs/>
-          <w:sz w:val="24"/>
-          <w:szCs w:val="22"/>
-        </w:rPr>
-        <w:t>Topic 9.7:</w:t>
-      </w:r>
-      <w:r>
-        <w:rPr>
-          <w:sz w:val="24"/>
-          <w:szCs w:val="22"/>
-        </w:rPr>
-        <w:t xml:space="preserve"> Layout Puzzle: </w:t>
-      </w:r>
-      <w:proofErr w:type="spellStart"/>
-      <w:r>
-        <w:rPr>
-          <w:sz w:val="24"/>
-          <w:szCs w:val="22"/>
-        </w:rPr>
-        <w:t>Centering</w:t>
-      </w:r>
-      <w:proofErr w:type="spellEnd"/>
-      <w:r>
-        <w:rPr>
-          <w:sz w:val="24"/>
-          <w:szCs w:val="22"/>
-        </w:rPr>
-        <w:t xml:space="preserve"> Elements Perfectly with Flexbox</w:t>
-      </w:r>
-    </w:p>
-    <w:p>
-      <w:pPr>
-        <w:numPr>
-          <w:ilvl w:val="0"/>
-          <w:numId w:val="9"/>
-        </w:numPr>
-        <w:rPr>
-          <w:sz w:val="24"/>
-          <w:szCs w:val="22"/>
-        </w:rPr>
-      </w:pPr>
-      <w:r>
-        <w:rPr>
-          <w:b/>
-          <w:bCs/>
-          <w:sz w:val="24"/>
-          <w:szCs w:val="22"/>
-        </w:rPr>
-        <w:t>Topic 9.8:</w:t>
-      </w:r>
-      <w:r>
-        <w:rPr>
-          <w:sz w:val="24"/>
-          <w:szCs w:val="22"/>
-        </w:rPr>
-        <w:t xml:space="preserve"> Unifying Components with Space Gaps (gap)</w:t>
-      </w:r>
-    </w:p>
-    <w:p>
-      <w:pPr>
-        <w:numPr>
-          <w:ilvl w:val="0"/>
-          <w:numId w:val="9"/>
-        </w:numPr>
-        <w:rPr>
-          <w:sz w:val="24"/>
-          <w:szCs w:val="22"/>
-        </w:rPr>
-      </w:pPr>
-      <w:r>
-        <w:rPr>
-          <w:b/>
-          <w:bCs/>
-          <w:sz w:val="24"/>
-          <w:szCs w:val="22"/>
-        </w:rPr>
-        <w:t>Topic 9.9:</w:t>
-      </w:r>
-      <w:r>
-        <w:rPr>
-          <w:sz w:val="24"/>
-          <w:szCs w:val="22"/>
-        </w:rPr>
-        <w:t xml:space="preserve"> Multi-dimensional Grid Foundations: Designing Equal Columns with CSS Grid</w:t>
-      </w:r>
-    </w:p>
-    <w:p>
-      <w:pPr>
-        <w:numPr>
-          <w:ilvl w:val="0"/>
-          <w:numId w:val="9"/>
-        </w:numPr>
-        <w:rPr>
-          <w:sz w:val="24"/>
-          <w:szCs w:val="22"/>
-        </w:rPr>
-      </w:pPr>
-      <w:r>
-        <w:rPr>
-          <w:b/>
-          <w:bCs/>
-          <w:sz w:val="24"/>
-          <w:szCs w:val="22"/>
-        </w:rPr>
-        <w:t>Topic 9.10:</w:t>
-      </w:r>
-      <w:r>
-        <w:rPr>
-          <w:sz w:val="24"/>
-          <w:szCs w:val="22"/>
-        </w:rPr>
-        <w:t xml:space="preserve"> Dynamic Scaling: Grid Tracks and the 1fr Grid Unit</w:t>
-      </w:r>
-    </w:p>
-    <w:p>
-      <w:pPr>
-        <w:rPr>
-          <w:sz w:val="24"/>
-          <w:szCs w:val="22"/>
-        </w:rPr>
-      </w:pPr>
-      <w:r>
-        <w:rPr>
-          <w:sz w:val="44"/>
-          <w:szCs w:val="40"/>
-        </w:rPr>
-        <w:t>Chapter 10: Responsive Design and Device Adaptation</w:t>
-      </w:r>
-    </w:p>
-    <w:p>
-      <w:pPr>
-        <w:numPr>
-          <w:ilvl w:val="0"/>
-          <w:numId w:val="10"/>
-        </w:numPr>
-        <w:rPr>
-          <w:sz w:val="24"/>
-          <w:szCs w:val="22"/>
-        </w:rPr>
-      </w:pPr>
-      <w:r>
-        <w:rPr>
-          <w:b/>
-          <w:bCs/>
-          <w:sz w:val="24"/>
-          <w:szCs w:val="22"/>
-        </w:rPr>
-        <w:t>Topic 10.1:</w:t>
-      </w:r>
-      <w:r>
-        <w:rPr>
-          <w:sz w:val="24"/>
-          <w:szCs w:val="22"/>
-        </w:rPr>
-        <w:t xml:space="preserve"> Responsive Principles: Stacking Elements on Narrow Viewports</w:t>
-      </w:r>
-    </w:p>
-    <w:p>
-      <w:pPr>
-        <w:numPr>
-          <w:ilvl w:val="0"/>
-          <w:numId w:val="10"/>
-        </w:numPr>
-        <w:rPr>
-          <w:sz w:val="24"/>
-          <w:szCs w:val="22"/>
-        </w:rPr>
-      </w:pPr>
-      <w:r>
-        <w:rPr>
-          <w:b/>
-          <w:bCs/>
-          <w:sz w:val="24"/>
-          <w:szCs w:val="22"/>
-        </w:rPr>
-        <w:t>Topic 10.2:</w:t>
-      </w:r>
-      <w:r>
-        <w:rPr>
-          <w:sz w:val="24"/>
-          <w:szCs w:val="22"/>
-        </w:rPr>
-        <w:t xml:space="preserve"> Media Query Rules: Applying Adaptive Styles using @media</w:t>
-      </w:r>
-    </w:p>
-    <w:p>
-      <w:pPr>
-        <w:numPr>
-          <w:ilvl w:val="0"/>
-          <w:numId w:val="10"/>
-        </w:numPr>
-        <w:rPr>
-          <w:sz w:val="24"/>
-          <w:szCs w:val="22"/>
-        </w:rPr>
-      </w:pPr>
-      <w:r>
-        <w:rPr>
-          <w:b/>
-          <w:bCs/>
-          <w:sz w:val="24"/>
-          <w:szCs w:val="22"/>
-        </w:rPr>
-        <w:t>Topic 10.3:</w:t>
-      </w:r>
-      <w:r>
-        <w:rPr>
-          <w:sz w:val="24"/>
-          <w:szCs w:val="22"/>
-        </w:rPr>
-        <w:t xml:space="preserve"> Viewport Breakpoints: Structuring Styles using min-width and max-width Breakpoints</w:t>
-      </w:r>
-    </w:p>
-    <w:p>
-      <w:pPr>
-        <w:numPr>
-          <w:ilvl w:val="0"/>
-          <w:numId w:val="10"/>
-        </w:numPr>
-        <w:rPr>
-          <w:sz w:val="24"/>
-          <w:szCs w:val="22"/>
-        </w:rPr>
-      </w:pPr>
-      <w:r>
-        <w:rPr>
-          <w:b/>
-          <w:bCs/>
-          <w:sz w:val="24"/>
-          <w:szCs w:val="22"/>
-        </w:rPr>
-        <w:t>Topic 10.4:</w:t>
-      </w:r>
-      <w:r>
-        <w:rPr>
-          <w:sz w:val="24"/>
-          <w:szCs w:val="22"/>
-        </w:rPr>
-        <w:t xml:space="preserve"> Fluid Asset Containers: Formatting Responsive Images</w:t>
-      </w:r>
-    </w:p>
-    <w:p>
-      <w:pPr>
-        <w:numPr>
-          <w:ilvl w:val="0"/>
-          <w:numId w:val="10"/>
-        </w:numPr>
-        <w:rPr>
-          <w:sz w:val="24"/>
-          <w:szCs w:val="22"/>
-        </w:rPr>
-      </w:pPr>
-      <w:r>
-        <w:rPr>
-          <w:b/>
-          <w:bCs/>
-          <w:sz w:val="24"/>
-          <w:szCs w:val="22"/>
-        </w:rPr>
-        <w:lastRenderedPageBreak/>
-        <w:t>Topic 10.5:</w:t>
-      </w:r>
-      <w:r>
-        <w:rPr>
-          <w:sz w:val="24"/>
-          <w:szCs w:val="22"/>
-        </w:rPr>
-        <w:t xml:space="preserve"> Layout Constraints: Restricting Box Widths using Sizing Wrappers</w:t>
-      </w:r>
-    </w:p>
-    <w:p>
-      <w:pPr>
-        <w:rPr>
-          <w:sz w:val="24"/>
-          <w:szCs w:val="22"/>
-        </w:rPr>
-      </w:pPr>
-      <w:r>
-        <w:rPr>
-          <w:sz w:val="44"/>
-          <w:szCs w:val="40"/>
-        </w:rPr>
-        <w:t>Chapter 11: Transitions, Transforms, and Animations</w:t>
-      </w:r>
-    </w:p>
-    <w:p>
-      <w:pPr>
-        <w:numPr>
-          <w:ilvl w:val="0"/>
-          <w:numId w:val="11"/>
-        </w:numPr>
-        <w:rPr>
-          <w:sz w:val="24"/>
-          <w:szCs w:val="22"/>
-        </w:rPr>
-      </w:pPr>
-      <w:r>
-        <w:rPr>
-          <w:b/>
-          <w:bCs/>
-          <w:sz w:val="24"/>
-          <w:szCs w:val="22"/>
-        </w:rPr>
-        <w:t>Topic 11.1:</w:t>
-      </w:r>
-      <w:r>
-        <w:rPr>
-          <w:sz w:val="24"/>
-          <w:szCs w:val="22"/>
-        </w:rPr>
-        <w:t xml:space="preserve"> Element Interaction: Triggering Styles via Mouse-Over Hover and Active States</w:t>
-      </w:r>
-    </w:p>
-    <w:p>
-      <w:pPr>
-        <w:numPr>
-          <w:ilvl w:val="0"/>
-          <w:numId w:val="11"/>
-        </w:numPr>
-        <w:rPr>
-          <w:sz w:val="24"/>
-          <w:szCs w:val="22"/>
-        </w:rPr>
-      </w:pPr>
-      <w:r>
-        <w:rPr>
-          <w:b/>
-          <w:bCs/>
-          <w:sz w:val="24"/>
-          <w:szCs w:val="22"/>
-        </w:rPr>
-        <w:t>Topic 11.2:</w:t>
-      </w:r>
-      <w:r>
-        <w:rPr>
-          <w:sz w:val="24"/>
-          <w:szCs w:val="22"/>
-        </w:rPr>
-        <w:t xml:space="preserve"> Smooth Properties: Transitioning Durations, Properties, and Delays</w:t>
-      </w:r>
-    </w:p>
-    <w:p>
-      <w:pPr>
-        <w:numPr>
-          <w:ilvl w:val="0"/>
-          <w:numId w:val="11"/>
-        </w:numPr>
-        <w:rPr>
-          <w:sz w:val="24"/>
-          <w:szCs w:val="22"/>
-        </w:rPr>
-      </w:pPr>
-      <w:r>
-        <w:rPr>
-          <w:b/>
-          <w:bCs/>
-          <w:sz w:val="24"/>
-          <w:szCs w:val="22"/>
-        </w:rPr>
-        <w:t>Topic 11.3:</w:t>
-      </w:r>
-      <w:r>
-        <w:rPr>
-          <w:sz w:val="24"/>
-          <w:szCs w:val="22"/>
-        </w:rPr>
-        <w:t xml:space="preserve"> Timing Speed Curves: Transition Timing Functions</w:t>
-      </w:r>
-    </w:p>
-    <w:p>
-      <w:pPr>
-        <w:numPr>
-          <w:ilvl w:val="0"/>
-          <w:numId w:val="11"/>
-        </w:numPr>
-        <w:rPr>
-          <w:sz w:val="24"/>
-          <w:szCs w:val="22"/>
-        </w:rPr>
-      </w:pPr>
-      <w:r>
-        <w:rPr>
-          <w:b/>
-          <w:bCs/>
-          <w:sz w:val="24"/>
-          <w:szCs w:val="22"/>
-        </w:rPr>
-        <w:t>Topic 11.4:</w:t>
-      </w:r>
-      <w:r>
-        <w:rPr>
-          <w:sz w:val="24"/>
-          <w:szCs w:val="22"/>
-        </w:rPr>
-        <w:t xml:space="preserve"> 2D/3D Space Manipulation: Translating, Rotating, Scaling, and Skewing Elements</w:t>
-      </w:r>
-    </w:p>
-    <w:p>
-      <w:pPr>
-        <w:numPr>
-          <w:ilvl w:val="0"/>
-          <w:numId w:val="11"/>
-        </w:numPr>
-        <w:rPr>
-          <w:sz w:val="24"/>
-          <w:szCs w:val="22"/>
-        </w:rPr>
-      </w:pPr>
-      <w:r>
-        <w:rPr>
-          <w:b/>
-          <w:bCs/>
-          <w:sz w:val="24"/>
-          <w:szCs w:val="22"/>
-        </w:rPr>
-        <w:t>Topic 11.5:</w:t>
-      </w:r>
-      <w:r>
-        <w:rPr>
-          <w:sz w:val="24"/>
-          <w:szCs w:val="22"/>
-        </w:rPr>
-        <w:t xml:space="preserve"> Creating Timeline Stages: Setting Percentage Progressions using @keyframes</w:t>
-      </w:r>
-    </w:p>
-    <w:p>
-      <w:pPr>
-        <w:numPr>
-          <w:ilvl w:val="0"/>
-          <w:numId w:val="11"/>
-        </w:numPr>
-        <w:rPr>
-          <w:sz w:val="24"/>
-          <w:szCs w:val="22"/>
-        </w:rPr>
-      </w:pPr>
-      <w:r>
-        <w:rPr>
-          <w:b/>
-          <w:bCs/>
-          <w:sz w:val="24"/>
-          <w:szCs w:val="22"/>
-        </w:rPr>
-        <w:t>Topic 11.6:</w:t>
-      </w:r>
-      <w:r>
-        <w:rPr>
-          <w:sz w:val="24"/>
-          <w:szCs w:val="22"/>
-        </w:rPr>
-        <w:t xml:space="preserve"> Animation Parameters: Name, Duration, Iteration Counts, and Alternate Directions</w:t>
-      </w:r>
-    </w:p>
-    <w:p>
-      <w:pPr>
-        <w:rPr>
-          <w:sz w:val="44"/>
-          <w:szCs w:val="40"/>
-        </w:rPr>
-      </w:pPr>
-      <w:r>
-        <w:rPr>
-          <w:sz w:val="44"/>
-          <w:szCs w:val="40"/>
-        </w:rPr>
-        <w:t>Chapter 12: Specialized Layout Components and Accessibility</w:t>
-      </w:r>
-    </w:p>
-    <w:p>
-      <w:pPr>
-        <w:numPr>
-          <w:ilvl w:val="0"/>
-          <w:numId w:val="12"/>
-        </w:numPr>
-        <w:rPr>
-          <w:sz w:val="24"/>
-          <w:szCs w:val="22"/>
-        </w:rPr>
-      </w:pPr>
-      <w:r>
-        <w:rPr>
-          <w:b/>
-          <w:bCs/>
-          <w:sz w:val="24"/>
-          <w:szCs w:val="22"/>
-        </w:rPr>
-        <w:t>Topic 12.1:</w:t>
-      </w:r>
-      <w:r>
-        <w:rPr>
-          <w:sz w:val="24"/>
-          <w:szCs w:val="22"/>
-        </w:rPr>
-        <w:t xml:space="preserve"> Table Layout Rendering: Collapsing Border Models</w:t>
-      </w:r>
-    </w:p>
-    <w:p>
-      <w:pPr>
-        <w:numPr>
-          <w:ilvl w:val="0"/>
-          <w:numId w:val="12"/>
-        </w:numPr>
-        <w:rPr>
-          <w:sz w:val="24"/>
-          <w:szCs w:val="22"/>
-        </w:rPr>
-      </w:pPr>
-      <w:r>
-        <w:rPr>
-          <w:b/>
-          <w:bCs/>
-          <w:sz w:val="24"/>
-          <w:szCs w:val="22"/>
-        </w:rPr>
-        <w:t>Topic 12.2:</w:t>
-      </w:r>
-      <w:r>
-        <w:rPr>
-          <w:sz w:val="24"/>
-          <w:szCs w:val="22"/>
-        </w:rPr>
-        <w:t xml:space="preserve"> Accessing System UI Preferences: Operating System Fonts and </w:t>
-      </w:r>
-      <w:proofErr w:type="spellStart"/>
-      <w:r>
-        <w:rPr>
-          <w:sz w:val="24"/>
-          <w:szCs w:val="22"/>
+          <w:b/>
+          <w:bCs/>
+          <w:sz w:val="48"/>
+          <w:szCs w:val="44"/>
         </w:rPr>
         <w:t>Colors</w:t>
       </w:r>
@@ -3119,7 +552,7 @@
       <w:pPr>
         <w:numPr>
           <w:ilvl w:val="0"/>
-          <w:numId w:val="12"/>
+          <w:numId w:val="16"/>
         </w:numPr>
         <w:rPr>
           <w:sz w:val="24"/>
@@ -3133,21 +566,89 @@
           <w:sz w:val="24"/>
           <w:szCs w:val="22"/>
         </w:rPr>
-        <w:t>Topic 12.3:</w:t>
-      </w:r>
-      <w:r>
-        <w:rPr>
-          <w:sz w:val="24"/>
-          <w:szCs w:val="22"/>
-        </w:rPr>
-        <w:t xml:space="preserve"> Customizing Pointer Actions and Mouse Cursor Profiles</w:t>
+        <w:t xml:space="preserve">Topic 3.1: Fundamental Selectors (Universal </w:t>
+      </w:r>
+      <w:r>
+        <w:rPr>
+          <w:sz w:val="24"/>
+          <w:szCs w:val="22"/>
+        </w:rPr>
+        <w:t>*</w:t>
+      </w:r>
+      <w:r>
+        <w:rPr>
+          <w:b/>
+          <w:bCs/>
+          <w:sz w:val="24"/>
+          <w:szCs w:val="22"/>
+        </w:rPr>
+        <w:t xml:space="preserve">, Element tag, unique ID </w:t>
+      </w:r>
+      <w:r>
+        <w:rPr>
+          <w:sz w:val="24"/>
+          <w:szCs w:val="22"/>
+        </w:rPr>
+        <w:t>#</w:t>
+      </w:r>
+      <w:r>
+        <w:rPr>
+          <w:b/>
+          <w:bCs/>
+          <w:sz w:val="24"/>
+          <w:szCs w:val="22"/>
+        </w:rPr>
+        <w:t xml:space="preserve">, and </w:t>
+      </w:r>
+      <w:proofErr w:type="gramStart"/>
+      <w:r>
+        <w:rPr>
+          <w:b/>
+          <w:bCs/>
+          <w:sz w:val="24"/>
+          <w:szCs w:val="22"/>
+        </w:rPr>
+        <w:t xml:space="preserve">Class </w:t>
+      </w:r>
+      <w:r>
+        <w:rPr>
+          <w:sz w:val="24"/>
+          <w:szCs w:val="22"/>
+        </w:rPr>
+        <w:t>.</w:t>
+      </w:r>
+      <w:proofErr w:type="gramEnd"/>
+      <w:r>
+        <w:rPr>
+          <w:b/>
+          <w:bCs/>
+          <w:sz w:val="24"/>
+          <w:szCs w:val="22"/>
+        </w:rPr>
+        <w:t xml:space="preserve"> selectors)</w:t>
+      </w:r>
+      <w:r>
+        <w:rPr>
+          <w:sz w:val="24"/>
+          <w:szCs w:val="22"/>
+        </w:rPr>
+        <w:t xml:space="preserve"> - </w:t>
+      </w:r>
+      <w:r>
+        <w:rPr>
+          <w:i/>
+          <w:iCs/>
+          <w:sz w:val="24"/>
+          <w:szCs w:val="22"/>
+        </w:rPr>
+        <w:t>Covered in depth by 3 sources</w:t>
       </w:r>
     </w:p>
     <w:p>
       <w:pPr>
         <w:numPr>
           <w:ilvl w:val="0"/>
-          <w:numId w:val="12"/>
+          <w:numId w:val="16"/>
         </w:numPr>
         <w:rPr>
           <w:sz w:val="24"/>
@@ -3161,21 +662,30 @@
           <w:sz w:val="24"/>
           <w:szCs w:val="22"/>
         </w:rPr>
-        <w:t>Topic 12.4:</w:t>
-      </w:r>
-      <w:r>
-        <w:rPr>
-          <w:sz w:val="24"/>
-          <w:szCs w:val="22"/>
-        </w:rPr>
-        <w:t xml:space="preserve"> Outline Settings and Focus Indicators</w:t>
+        <w:t>Topic 3.2: Grouping Selectors (Preventing redundant stylesheets via comma-separation)</w:t>
+      </w:r>
+      <w:r>
+        <w:rPr>
+          <w:sz w:val="24"/>
+          <w:szCs w:val="22"/>
+        </w:rPr>
+        <w:t xml:space="preserve"> - </w:t>
+      </w:r>
+      <w:r>
+        <w:rPr>
+          <w:i/>
+          <w:iCs/>
+          <w:sz w:val="24"/>
+          <w:szCs w:val="22"/>
+        </w:rPr>
+        <w:t>Covered in depth by 3 sources</w:t>
       </w:r>
     </w:p>
     <w:p>
       <w:pPr>
         <w:numPr>
           <w:ilvl w:val="0"/>
-          <w:numId w:val="12"/>
+          <w:numId w:val="16"/>
         </w:numPr>
         <w:rPr>
           <w:sz w:val="24"/>
@@ -3189,36 +699,107 @@
           <w:sz w:val="24"/>
           <w:szCs w:val="22"/>
         </w:rPr>
-        <w:t>Topic 12.5:</w:t>
-      </w:r>
-      <w:r>
-        <w:rPr>
-          <w:sz w:val="24"/>
-          <w:szCs w:val="22"/>
-        </w:rPr>
-        <w:t xml:space="preserve"> List Item Styling and Bullet Customization</w:t>
+        <w:t xml:space="preserve">Topic 3.3: CSS </w:t>
+      </w:r>
+      <w:proofErr w:type="spellStart"/>
+      <w:r>
+        <w:rPr>
+          <w:b/>
+          <w:bCs/>
+          <w:sz w:val="24"/>
+          <w:szCs w:val="22"/>
+        </w:rPr>
+        <w:t>Colors</w:t>
+      </w:r>
+      <w:proofErr w:type="spellEnd"/>
+      <w:r>
+        <w:rPr>
+          <w:b/>
+          <w:bCs/>
+          <w:sz w:val="24"/>
+          <w:szCs w:val="22"/>
+        </w:rPr>
+        <w:t xml:space="preserve"> I (Keyword names, functional RGB values, and Hexadecimal representations)</w:t>
+      </w:r>
+      <w:r>
+        <w:rPr>
+          <w:sz w:val="24"/>
+          <w:szCs w:val="22"/>
+        </w:rPr>
+        <w:t xml:space="preserve"> - </w:t>
+      </w:r>
+      <w:r>
+        <w:rPr>
+          <w:i/>
+          <w:iCs/>
+          <w:sz w:val="24"/>
+          <w:szCs w:val="22"/>
+        </w:rPr>
+        <w:t>Covered in depth by 3 sources</w:t>
       </w:r>
     </w:p>
     <w:p>
       <w:pPr>
-        <w:rPr>
-          <w:sz w:val="44"/>
-          <w:szCs w:val="40"/>
-        </w:rPr>
-      </w:pPr>
-      <w:r>
-        <w:rPr>
-          <w:sz w:val="44"/>
-          <w:szCs w:val="40"/>
-        </w:rPr>
-        <w:t>Chapter 13: Capstone Platform Projects</w:t>
+        <w:numPr>
+          <w:ilvl w:val="0"/>
+          <w:numId w:val="16"/>
+        </w:numPr>
+        <w:rPr>
+          <w:sz w:val="24"/>
+          <w:szCs w:val="22"/>
+        </w:rPr>
+      </w:pPr>
+      <w:r>
+        <w:rPr>
+          <w:b/>
+          <w:bCs/>
+          <w:sz w:val="24"/>
+          <w:szCs w:val="22"/>
+        </w:rPr>
+        <w:lastRenderedPageBreak/>
+        <w:t>Topic 3.4: Universal Reset (Overriding browser default margins and padding parameters)</w:t>
+      </w:r>
+      <w:r>
+        <w:rPr>
+          <w:sz w:val="24"/>
+          <w:szCs w:val="22"/>
+        </w:rPr>
+        <w:t xml:space="preserve"> - </w:t>
+      </w:r>
+      <w:r>
+        <w:rPr>
+          <w:i/>
+          <w:iCs/>
+          <w:sz w:val="24"/>
+          <w:szCs w:val="22"/>
+        </w:rPr>
+        <w:t>Covered in depth by 3 sources</w:t>
       </w:r>
     </w:p>
     <w:p>
       <w:pPr>
+        <w:rPr>
+          <w:b/>
+          <w:bCs/>
+          <w:sz w:val="48"/>
+          <w:szCs w:val="44"/>
+        </w:rPr>
+      </w:pPr>
+      <w:r>
+        <w:rPr>
+          <w:b/>
+          <w:bCs/>
+          <w:sz w:val="48"/>
+          <w:szCs w:val="44"/>
+        </w:rPr>
+        <w:t>Chapter 4: Typography and Sizing Units</w:t>
+      </w:r>
+    </w:p>
+    <w:p>
+      <w:pPr>
         <w:numPr>
           <w:ilvl w:val="0"/>
-          <w:numId w:val="13"/>
+          <w:numId w:val="17"/>
         </w:numPr>
         <w:rPr>
           <w:sz w:val="24"/>
@@ -3232,21 +813,134 @@
           <w:sz w:val="24"/>
           <w:szCs w:val="22"/>
         </w:rPr>
-        <w:t>Topic 13.1:</w:t>
-      </w:r>
-      <w:r>
-        <w:rPr>
-          <w:sz w:val="24"/>
-          <w:szCs w:val="22"/>
-        </w:rPr>
-        <w:t xml:space="preserve"> Project Sourcing: Organizing Image Assets and Restructuring Universal Box Styles</w:t>
+        <w:t xml:space="preserve">Topic 4.1: Sizing Units (Absolute pixels </w:t>
+      </w:r>
+      <w:proofErr w:type="spellStart"/>
+      <w:r>
+        <w:rPr>
+          <w:sz w:val="24"/>
+          <w:szCs w:val="22"/>
+        </w:rPr>
+        <w:t>px</w:t>
+      </w:r>
+      <w:proofErr w:type="spellEnd"/>
+      <w:r>
+        <w:rPr>
+          <w:b/>
+          <w:bCs/>
+          <w:sz w:val="24"/>
+          <w:szCs w:val="22"/>
+        </w:rPr>
+        <w:t xml:space="preserve"> vs. relative percentage </w:t>
+      </w:r>
+      <w:r>
+        <w:rPr>
+          <w:sz w:val="24"/>
+          <w:szCs w:val="22"/>
+        </w:rPr>
+        <w:t>%</w:t>
+      </w:r>
+      <w:r>
+        <w:rPr>
+          <w:b/>
+          <w:bCs/>
+          <w:sz w:val="24"/>
+          <w:szCs w:val="22"/>
+        </w:rPr>
+        <w:t xml:space="preserve">, font-relative </w:t>
+      </w:r>
+      <w:proofErr w:type="spellStart"/>
+      <w:r>
+        <w:rPr>
+          <w:sz w:val="24"/>
+          <w:szCs w:val="22"/>
+        </w:rPr>
+        <w:t>em</w:t>
+      </w:r>
+      <w:proofErr w:type="spellEnd"/>
+      <w:r>
+        <w:rPr>
+          <w:b/>
+          <w:bCs/>
+          <w:sz w:val="24"/>
+          <w:szCs w:val="22"/>
+        </w:rPr>
+        <w:t>/</w:t>
+      </w:r>
+      <w:r>
+        <w:rPr>
+          <w:sz w:val="24"/>
+          <w:szCs w:val="22"/>
+        </w:rPr>
+        <w:t>rem</w:t>
+      </w:r>
+      <w:r>
+        <w:rPr>
+          <w:b/>
+          <w:bCs/>
+          <w:sz w:val="24"/>
+          <w:szCs w:val="22"/>
+        </w:rPr>
+        <w:t xml:space="preserve">, and screen-relative </w:t>
+      </w:r>
+      <w:proofErr w:type="spellStart"/>
+      <w:r>
+        <w:rPr>
+          <w:sz w:val="24"/>
+          <w:szCs w:val="22"/>
+        </w:rPr>
+        <w:t>vh</w:t>
+      </w:r>
+      <w:proofErr w:type="spellEnd"/>
+      <w:r>
+        <w:rPr>
+          <w:b/>
+          <w:bCs/>
+          <w:sz w:val="24"/>
+          <w:szCs w:val="22"/>
+        </w:rPr>
+        <w:t>/</w:t>
+      </w:r>
+      <w:proofErr w:type="spellStart"/>
+      <w:r>
+        <w:rPr>
+          <w:sz w:val="24"/>
+          <w:szCs w:val="22"/>
+        </w:rPr>
+        <w:t>vw</w:t>
+      </w:r>
+      <w:proofErr w:type="spellEnd"/>
+      <w:r>
+        <w:rPr>
+          <w:b/>
+          <w:bCs/>
+          <w:sz w:val="24"/>
+          <w:szCs w:val="22"/>
+        </w:rPr>
+        <w:t xml:space="preserve"> units)</w:t>
+      </w:r>
+      <w:r>
+        <w:rPr>
+          <w:sz w:val="24"/>
+          <w:szCs w:val="22"/>
+        </w:rPr>
+        <w:t xml:space="preserve"> - </w:t>
+      </w:r>
+      <w:r>
+        <w:rPr>
+          <w:i/>
+          <w:iCs/>
+          <w:sz w:val="24"/>
+          <w:szCs w:val="22"/>
+        </w:rPr>
+        <w:t>Covered in depth by 3 sources</w:t>
       </w:r>
     </w:p>
     <w:p>
       <w:pPr>
         <w:numPr>
           <w:ilvl w:val="0"/>
-          <w:numId w:val="13"/>
+          <w:numId w:val="17"/>
         </w:numPr>
         <w:rPr>
           <w:sz w:val="24"/>
@@ -3260,21 +954,30 @@
           <w:sz w:val="24"/>
           <w:szCs w:val="22"/>
         </w:rPr>
-        <w:t>Topic 13.2:</w:t>
-      </w:r>
-      <w:r>
-        <w:rPr>
-          <w:sz w:val="24"/>
-          <w:szCs w:val="22"/>
-        </w:rPr>
-        <w:t xml:space="preserve"> SVG Integration: Interfacing with Vectors and CDN Icon Kits (Font Awesome CDNs)</w:t>
+        <w:t>Topic 4.2: Typography I (Font weights, absolute/relative font-size, font families, and fallback stacks)</w:t>
+      </w:r>
+      <w:r>
+        <w:rPr>
+          <w:sz w:val="24"/>
+          <w:szCs w:val="22"/>
+        </w:rPr>
+        <w:t xml:space="preserve"> - </w:t>
+      </w:r>
+      <w:r>
+        <w:rPr>
+          <w:i/>
+          <w:iCs/>
+          <w:sz w:val="24"/>
+          <w:szCs w:val="22"/>
+        </w:rPr>
+        <w:t>Covered in depth by 3 sources</w:t>
       </w:r>
     </w:p>
     <w:p>
       <w:pPr>
         <w:numPr>
           <w:ilvl w:val="0"/>
-          <w:numId w:val="13"/>
+          <w:numId w:val="17"/>
         </w:numPr>
         <w:rPr>
           <w:sz w:val="24"/>
@@ -3288,21 +991,30 @@
           <w:sz w:val="24"/>
           <w:szCs w:val="22"/>
         </w:rPr>
-        <w:t>Topic 13.3:</w:t>
-      </w:r>
-      <w:r>
-        <w:rPr>
-          <w:sz w:val="24"/>
-          <w:szCs w:val="22"/>
-        </w:rPr>
-        <w:t xml:space="preserve"> Component Project I: Building a Scalable Navigation Bar Header</w:t>
+        <w:t>Topic 4.3: Typography II (Line heights, word spacing, letter spacing, and unitless line spacing ratios)</w:t>
+      </w:r>
+      <w:r>
+        <w:rPr>
+          <w:sz w:val="24"/>
+          <w:szCs w:val="22"/>
+        </w:rPr>
+        <w:t xml:space="preserve"> - </w:t>
+      </w:r>
+      <w:r>
+        <w:rPr>
+          <w:i/>
+          <w:iCs/>
+          <w:sz w:val="24"/>
+          <w:szCs w:val="22"/>
+        </w:rPr>
+        <w:t>Covered in depth by 3 sources</w:t>
       </w:r>
     </w:p>
     <w:p>
       <w:pPr>
         <w:numPr>
           <w:ilvl w:val="0"/>
-          <w:numId w:val="13"/>
+          <w:numId w:val="17"/>
         </w:numPr>
         <w:rPr>
           <w:sz w:val="24"/>
@@ -3316,21 +1028,62 @@
           <w:sz w:val="24"/>
           <w:szCs w:val="22"/>
         </w:rPr>
-        <w:t>Topic 13.4:</w:t>
-      </w:r>
-      <w:r>
-        <w:rPr>
-          <w:sz w:val="24"/>
-          <w:szCs w:val="22"/>
-        </w:rPr>
-        <w:t xml:space="preserve"> Component Project II: Designing an Adaptive Card Grid Directory</w:t>
+        <w:t xml:space="preserve">Topic 4.4: Text Alignments (Horizontal alignment, text decoration lines, and logical properties </w:t>
+      </w:r>
+      <w:r>
+        <w:rPr>
+          <w:sz w:val="24"/>
+          <w:szCs w:val="22"/>
+        </w:rPr>
+        <w:t>start</w:t>
+      </w:r>
+      <w:r>
+        <w:rPr>
+          <w:b/>
+          <w:bCs/>
+          <w:sz w:val="24"/>
+          <w:szCs w:val="22"/>
+        </w:rPr>
+        <w:t>/</w:t>
+      </w:r>
+      <w:r>
+        <w:rPr>
+          <w:sz w:val="24"/>
+          <w:szCs w:val="22"/>
+        </w:rPr>
+        <w:t>end</w:t>
+      </w:r>
+      <w:r>
+        <w:rPr>
+          <w:b/>
+          <w:bCs/>
+          <w:sz w:val="24"/>
+          <w:szCs w:val="22"/>
+        </w:rPr>
+        <w:t>)</w:t>
+      </w:r>
+      <w:r>
+        <w:rPr>
+          <w:sz w:val="24"/>
+          <w:szCs w:val="22"/>
+        </w:rPr>
+        <w:t xml:space="preserve"> - </w:t>
+      </w:r>
+      <w:r>
+        <w:rPr>
+          <w:i/>
+          <w:iCs/>
+          <w:sz w:val="24"/>
+          <w:szCs w:val="22"/>
+        </w:rPr>
+        <w:t>Covered in depth by 3 sources</w:t>
       </w:r>
     </w:p>
     <w:p>
       <w:pPr>
         <w:numPr>
           <w:ilvl w:val="0"/>
-          <w:numId w:val="13"/>
+          <w:numId w:val="17"/>
         </w:numPr>
         <w:rPr>
           <w:sz w:val="24"/>
@@ -3344,14 +1097,2411 @@
           <w:sz w:val="24"/>
           <w:szCs w:val="22"/>
         </w:rPr>
-        <w:t>Topic 13.5:</w:t>
-      </w:r>
-      <w:r>
-        <w:rPr>
-          <w:sz w:val="24"/>
-          <w:szCs w:val="22"/>
-        </w:rPr>
-        <w:t xml:space="preserve"> Component Project III: Designing a Multi-line, Multi-column Responsive Footer</w:t>
+        <w:t>Topic 4.5: Text Transformations (Capitalization states: uppercase, lowercase, capitalize, and none)</w:t>
+      </w:r>
+      <w:r>
+        <w:rPr>
+          <w:sz w:val="24"/>
+          <w:szCs w:val="22"/>
+        </w:rPr>
+        <w:t xml:space="preserve"> - </w:t>
+      </w:r>
+      <w:r>
+        <w:rPr>
+          <w:i/>
+          <w:iCs/>
+          <w:sz w:val="24"/>
+          <w:szCs w:val="22"/>
+        </w:rPr>
+        <w:t>Covered in depth by 2 sources</w:t>
+      </w:r>
+    </w:p>
+    <w:p>
+      <w:pPr>
+        <w:rPr>
+          <w:b/>
+          <w:bCs/>
+          <w:sz w:val="48"/>
+          <w:szCs w:val="44"/>
+        </w:rPr>
+      </w:pPr>
+      <w:r>
+        <w:rPr>
+          <w:b/>
+          <w:bCs/>
+          <w:sz w:val="48"/>
+          <w:szCs w:val="44"/>
+        </w:rPr>
+        <w:t>Chapter 5: The CSS Box Model</w:t>
+      </w:r>
+    </w:p>
+    <w:p>
+      <w:pPr>
+        <w:numPr>
+          <w:ilvl w:val="0"/>
+          <w:numId w:val="18"/>
+        </w:numPr>
+        <w:rPr>
+          <w:sz w:val="24"/>
+          <w:szCs w:val="22"/>
+        </w:rPr>
+      </w:pPr>
+      <w:r>
+        <w:rPr>
+          <w:b/>
+          <w:bCs/>
+          <w:sz w:val="24"/>
+          <w:szCs w:val="22"/>
+        </w:rPr>
+        <w:t xml:space="preserve">Topic 5.1: Box Model Anatomy (Content Area, </w:t>
+      </w:r>
+      <w:proofErr w:type="gramStart"/>
+      <w:r>
+        <w:rPr>
+          <w:b/>
+          <w:bCs/>
+          <w:sz w:val="24"/>
+          <w:szCs w:val="22"/>
+        </w:rPr>
+        <w:t>Padding</w:t>
+      </w:r>
+      <w:proofErr w:type="gramEnd"/>
+      <w:r>
+        <w:rPr>
+          <w:b/>
+          <w:bCs/>
+          <w:sz w:val="24"/>
+          <w:szCs w:val="22"/>
+        </w:rPr>
+        <w:t xml:space="preserve"> </w:t>
+      </w:r>
+      <w:proofErr w:type="spellStart"/>
+      <w:r>
+        <w:rPr>
+          <w:b/>
+          <w:bCs/>
+          <w:sz w:val="24"/>
+          <w:szCs w:val="22"/>
+        </w:rPr>
+        <w:t>padding</w:t>
+      </w:r>
+      <w:proofErr w:type="spellEnd"/>
+      <w:r>
+        <w:rPr>
+          <w:b/>
+          <w:bCs/>
+          <w:sz w:val="24"/>
+          <w:szCs w:val="22"/>
+        </w:rPr>
+        <w:t>, Border outlines, and Margin exterior spacing)</w:t>
+      </w:r>
+      <w:r>
+        <w:rPr>
+          <w:sz w:val="24"/>
+          <w:szCs w:val="22"/>
+        </w:rPr>
+        <w:t xml:space="preserve"> - </w:t>
+      </w:r>
+      <w:r>
+        <w:rPr>
+          <w:i/>
+          <w:iCs/>
+          <w:sz w:val="24"/>
+          <w:szCs w:val="22"/>
+        </w:rPr>
+        <w:t>Covered in depth by 3 sources</w:t>
+      </w:r>
+    </w:p>
+    <w:p>
+      <w:pPr>
+        <w:numPr>
+          <w:ilvl w:val="0"/>
+          <w:numId w:val="18"/>
+        </w:numPr>
+        <w:rPr>
+          <w:sz w:val="24"/>
+          <w:szCs w:val="22"/>
+        </w:rPr>
+      </w:pPr>
+      <w:r>
+        <w:rPr>
+          <w:b/>
+          <w:bCs/>
+          <w:sz w:val="24"/>
+          <w:szCs w:val="22"/>
+        </w:rPr>
+        <w:t>Topic 5.2: Box Dimensions (Width and Height bounds vs. logical inline-size and block-size properties)</w:t>
+      </w:r>
+      <w:r>
+        <w:rPr>
+          <w:sz w:val="24"/>
+          <w:szCs w:val="22"/>
+        </w:rPr>
+        <w:t xml:space="preserve"> - </w:t>
+      </w:r>
+      <w:r>
+        <w:rPr>
+          <w:i/>
+          <w:iCs/>
+          <w:sz w:val="24"/>
+          <w:szCs w:val="22"/>
+        </w:rPr>
+        <w:t>Covered in depth by 3 sources</w:t>
+      </w:r>
+    </w:p>
+    <w:p>
+      <w:pPr>
+        <w:numPr>
+          <w:ilvl w:val="0"/>
+          <w:numId w:val="18"/>
+        </w:numPr>
+        <w:rPr>
+          <w:sz w:val="24"/>
+          <w:szCs w:val="22"/>
+        </w:rPr>
+      </w:pPr>
+      <w:r>
+        <w:rPr>
+          <w:b/>
+          <w:bCs/>
+          <w:sz w:val="24"/>
+          <w:szCs w:val="22"/>
+        </w:rPr>
+        <w:t>Topic 5.3: Padding Customizations (Asymmetrical individual directions and clockwise TRBL shorthand rules)</w:t>
+      </w:r>
+      <w:r>
+        <w:rPr>
+          <w:sz w:val="24"/>
+          <w:szCs w:val="22"/>
+        </w:rPr>
+        <w:t xml:space="preserve"> - </w:t>
+      </w:r>
+      <w:r>
+        <w:rPr>
+          <w:i/>
+          <w:iCs/>
+          <w:sz w:val="24"/>
+          <w:szCs w:val="22"/>
+        </w:rPr>
+        <w:t>Covered in depth by 3 sources</w:t>
+      </w:r>
+    </w:p>
+    <w:p>
+      <w:pPr>
+        <w:numPr>
+          <w:ilvl w:val="0"/>
+          <w:numId w:val="18"/>
+        </w:numPr>
+        <w:rPr>
+          <w:sz w:val="24"/>
+          <w:szCs w:val="22"/>
+        </w:rPr>
+      </w:pPr>
+      <w:r>
+        <w:rPr>
+          <w:b/>
+          <w:bCs/>
+          <w:sz w:val="24"/>
+          <w:szCs w:val="22"/>
+        </w:rPr>
+        <w:t>Topic 5.4: Border Customizations (Border-width, border-style types, border-</w:t>
+      </w:r>
+      <w:proofErr w:type="spellStart"/>
+      <w:r>
+        <w:rPr>
+          <w:b/>
+          <w:bCs/>
+          <w:sz w:val="24"/>
+          <w:szCs w:val="22"/>
+        </w:rPr>
+        <w:t>color</w:t>
+      </w:r>
+      <w:proofErr w:type="spellEnd"/>
+      <w:r>
+        <w:rPr>
+          <w:b/>
+          <w:bCs/>
+          <w:sz w:val="24"/>
+          <w:szCs w:val="22"/>
+        </w:rPr>
+        <w:t>, and curved borders with border-radius)</w:t>
+      </w:r>
+      <w:r>
+        <w:rPr>
+          <w:sz w:val="24"/>
+          <w:szCs w:val="22"/>
+        </w:rPr>
+        <w:t xml:space="preserve"> - </w:t>
+      </w:r>
+      <w:r>
+        <w:rPr>
+          <w:i/>
+          <w:iCs/>
+          <w:sz w:val="24"/>
+          <w:szCs w:val="22"/>
+        </w:rPr>
+        <w:t>Covered in depth by 3 sources</w:t>
+      </w:r>
+    </w:p>
+    <w:p>
+      <w:pPr>
+        <w:numPr>
+          <w:ilvl w:val="0"/>
+          <w:numId w:val="18"/>
+        </w:numPr>
+        <w:rPr>
+          <w:sz w:val="24"/>
+          <w:szCs w:val="22"/>
+        </w:rPr>
+      </w:pPr>
+      <w:r>
+        <w:rPr>
+          <w:b/>
+          <w:bCs/>
+          <w:sz w:val="24"/>
+          <w:szCs w:val="22"/>
+        </w:rPr>
+        <w:t xml:space="preserve">Topic 5.5: Margin Customizations (Exterior spacing, automatic horizontal </w:t>
+      </w:r>
+      <w:proofErr w:type="spellStart"/>
+      <w:r>
+        <w:rPr>
+          <w:b/>
+          <w:bCs/>
+          <w:sz w:val="24"/>
+          <w:szCs w:val="22"/>
+        </w:rPr>
+        <w:t>centering</w:t>
+      </w:r>
+      <w:proofErr w:type="spellEnd"/>
+      <w:r>
+        <w:rPr>
+          <w:b/>
+          <w:bCs/>
+          <w:sz w:val="24"/>
+          <w:szCs w:val="22"/>
+        </w:rPr>
+        <w:t>, and vertical margin collapsing)</w:t>
+      </w:r>
+      <w:r>
+        <w:rPr>
+          <w:sz w:val="24"/>
+          <w:szCs w:val="22"/>
+        </w:rPr>
+        <w:t xml:space="preserve"> - </w:t>
+      </w:r>
+      <w:r>
+        <w:rPr>
+          <w:i/>
+          <w:iCs/>
+          <w:sz w:val="24"/>
+          <w:szCs w:val="22"/>
+        </w:rPr>
+        <w:t>Covered in depth by 3 sources</w:t>
+      </w:r>
+    </w:p>
+    <w:p>
+      <w:pPr>
+        <w:numPr>
+          <w:ilvl w:val="0"/>
+          <w:numId w:val="18"/>
+        </w:numPr>
+        <w:rPr>
+          <w:sz w:val="24"/>
+          <w:szCs w:val="22"/>
+        </w:rPr>
+      </w:pPr>
+      <w:r>
+        <w:rPr>
+          <w:b/>
+          <w:bCs/>
+          <w:sz w:val="24"/>
+          <w:szCs w:val="22"/>
+        </w:rPr>
+        <w:t>Topic 5.6: Display Property Roles (Block elements, inline elements, inline-block hybrid rules, and spacing constraints)</w:t>
+      </w:r>
+      <w:r>
+        <w:rPr>
+          <w:sz w:val="24"/>
+          <w:szCs w:val="22"/>
+        </w:rPr>
+        <w:t xml:space="preserve"> - </w:t>
+      </w:r>
+      <w:r>
+        <w:rPr>
+          <w:i/>
+          <w:iCs/>
+          <w:sz w:val="24"/>
+          <w:szCs w:val="22"/>
+        </w:rPr>
+        <w:t>Covered in depth by 3 sources</w:t>
+      </w:r>
+    </w:p>
+    <w:p>
+      <w:pPr>
+        <w:numPr>
+          <w:ilvl w:val="0"/>
+          <w:numId w:val="18"/>
+        </w:numPr>
+        <w:rPr>
+          <w:sz w:val="24"/>
+          <w:szCs w:val="22"/>
+        </w:rPr>
+      </w:pPr>
+      <w:r>
+        <w:rPr>
+          <w:b/>
+          <w:bCs/>
+          <w:sz w:val="24"/>
+          <w:szCs w:val="22"/>
+        </w:rPr>
+        <w:t xml:space="preserve">Topic 5.7: Hiding Elements (Removing flow completely with </w:t>
+      </w:r>
+      <w:r>
+        <w:rPr>
+          <w:sz w:val="24"/>
+          <w:szCs w:val="22"/>
+        </w:rPr>
+        <w:t>display: none</w:t>
+      </w:r>
+      <w:r>
+        <w:rPr>
+          <w:b/>
+          <w:bCs/>
+          <w:sz w:val="24"/>
+          <w:szCs w:val="22"/>
+        </w:rPr>
+        <w:t xml:space="preserve"> vs. invisible layout blocks with </w:t>
+      </w:r>
+      <w:r>
+        <w:rPr>
+          <w:sz w:val="24"/>
+          <w:szCs w:val="22"/>
+        </w:rPr>
+        <w:t>visibility: hidden</w:t>
+      </w:r>
+      <w:r>
+        <w:rPr>
+          <w:b/>
+          <w:bCs/>
+          <w:sz w:val="24"/>
+          <w:szCs w:val="22"/>
+        </w:rPr>
+        <w:t>)</w:t>
+      </w:r>
+      <w:r>
+        <w:rPr>
+          <w:sz w:val="24"/>
+          <w:szCs w:val="22"/>
+        </w:rPr>
+        <w:t xml:space="preserve"> - </w:t>
+      </w:r>
+      <w:r>
+        <w:rPr>
+          <w:i/>
+          <w:iCs/>
+          <w:sz w:val="24"/>
+          <w:szCs w:val="22"/>
+        </w:rPr>
+        <w:t>Covered in depth by 3 sources</w:t>
+      </w:r>
+    </w:p>
+    <w:p>
+      <w:pPr>
+        <w:numPr>
+          <w:ilvl w:val="0"/>
+          <w:numId w:val="18"/>
+        </w:numPr>
+        <w:rPr>
+          <w:sz w:val="24"/>
+          <w:szCs w:val="22"/>
+        </w:rPr>
+      </w:pPr>
+      <w:r>
+        <w:rPr>
+          <w:b/>
+          <w:bCs/>
+          <w:sz w:val="24"/>
+          <w:szCs w:val="22"/>
+        </w:rPr>
+        <w:t xml:space="preserve">Topic 5.8: The Box-Sizing Reset (Overriding elements with </w:t>
+      </w:r>
+      <w:r>
+        <w:rPr>
+          <w:sz w:val="24"/>
+          <w:szCs w:val="22"/>
+        </w:rPr>
+        <w:t>box-sizing: border-box</w:t>
+      </w:r>
+      <w:r>
+        <w:rPr>
+          <w:b/>
+          <w:bCs/>
+          <w:sz w:val="24"/>
+          <w:szCs w:val="22"/>
+        </w:rPr>
+        <w:t xml:space="preserve"> to prevent padding layout breakages)</w:t>
+      </w:r>
+      <w:r>
+        <w:rPr>
+          <w:sz w:val="24"/>
+          <w:szCs w:val="22"/>
+        </w:rPr>
+        <w:t xml:space="preserve"> - </w:t>
+      </w:r>
+      <w:r>
+        <w:rPr>
+          <w:i/>
+          <w:iCs/>
+          <w:sz w:val="24"/>
+          <w:szCs w:val="22"/>
+        </w:rPr>
+        <w:t>Covered in depth by 3 sources</w:t>
+      </w:r>
+    </w:p>
+    <w:p>
+      <w:pPr>
+        <w:rPr>
+          <w:b/>
+          <w:bCs/>
+          <w:sz w:val="48"/>
+          <w:szCs w:val="44"/>
+        </w:rPr>
+      </w:pPr>
+      <w:r>
+        <w:rPr>
+          <w:b/>
+          <w:bCs/>
+          <w:sz w:val="48"/>
+          <w:szCs w:val="44"/>
+        </w:rPr>
+        <w:t>Chapter 6: Background Customizations and Asset Paths</w:t>
+      </w:r>
+    </w:p>
+    <w:p>
+      <w:pPr>
+        <w:numPr>
+          <w:ilvl w:val="0"/>
+          <w:numId w:val="19"/>
+        </w:numPr>
+        <w:rPr>
+          <w:sz w:val="24"/>
+          <w:szCs w:val="22"/>
+        </w:rPr>
+      </w:pPr>
+      <w:r>
+        <w:rPr>
+          <w:b/>
+          <w:bCs/>
+          <w:sz w:val="24"/>
+          <w:szCs w:val="22"/>
+        </w:rPr>
+        <w:lastRenderedPageBreak/>
+        <w:t>Topic 6.1: Transparency Channels (</w:t>
+      </w:r>
+      <w:proofErr w:type="spellStart"/>
+      <w:r>
+        <w:rPr>
+          <w:b/>
+          <w:bCs/>
+          <w:sz w:val="24"/>
+          <w:szCs w:val="22"/>
+        </w:rPr>
+        <w:t>Color</w:t>
+      </w:r>
+      <w:proofErr w:type="spellEnd"/>
+      <w:r>
+        <w:rPr>
+          <w:b/>
+          <w:bCs/>
+          <w:sz w:val="24"/>
+          <w:szCs w:val="22"/>
+        </w:rPr>
+        <w:t xml:space="preserve"> alpha values with RGBA systems and opacity properties)</w:t>
+      </w:r>
+      <w:r>
+        <w:rPr>
+          <w:sz w:val="24"/>
+          <w:szCs w:val="22"/>
+        </w:rPr>
+        <w:t xml:space="preserve"> - </w:t>
+      </w:r>
+      <w:r>
+        <w:rPr>
+          <w:i/>
+          <w:iCs/>
+          <w:sz w:val="24"/>
+          <w:szCs w:val="22"/>
+        </w:rPr>
+        <w:t>Covered in depth by 3 sources</w:t>
+      </w:r>
+    </w:p>
+    <w:p>
+      <w:pPr>
+        <w:numPr>
+          <w:ilvl w:val="0"/>
+          <w:numId w:val="19"/>
+        </w:numPr>
+        <w:rPr>
+          <w:sz w:val="24"/>
+          <w:szCs w:val="22"/>
+        </w:rPr>
+      </w:pPr>
+      <w:r>
+        <w:rPr>
+          <w:b/>
+          <w:bCs/>
+          <w:sz w:val="24"/>
+          <w:szCs w:val="22"/>
+        </w:rPr>
+        <w:t xml:space="preserve">Topic 6.2: Background Images (Sourcing </w:t>
+      </w:r>
+      <w:proofErr w:type="spellStart"/>
+      <w:r>
+        <w:rPr>
+          <w:b/>
+          <w:bCs/>
+          <w:sz w:val="24"/>
+          <w:szCs w:val="22"/>
+        </w:rPr>
+        <w:t>url</w:t>
+      </w:r>
+      <w:proofErr w:type="spellEnd"/>
+      <w:r>
+        <w:rPr>
+          <w:b/>
+          <w:bCs/>
+          <w:sz w:val="24"/>
+          <w:szCs w:val="22"/>
+        </w:rPr>
+        <w:t xml:space="preserve"> links and navigating relative directories using</w:t>
+      </w:r>
+      <w:proofErr w:type="gramStart"/>
+      <w:r>
+        <w:rPr>
+          <w:b/>
+          <w:bCs/>
+          <w:sz w:val="24"/>
+          <w:szCs w:val="22"/>
+        </w:rPr>
+        <w:t xml:space="preserve"> </w:t>
+      </w:r>
+      <w:r>
+        <w:rPr>
+          <w:sz w:val="24"/>
+          <w:szCs w:val="22"/>
+        </w:rPr>
+        <w:t>..</w:t>
+      </w:r>
+      <w:proofErr w:type="gramEnd"/>
+      <w:r>
+        <w:rPr>
+          <w:sz w:val="24"/>
+          <w:szCs w:val="22"/>
+        </w:rPr>
+        <w:t>/</w:t>
+      </w:r>
+      <w:r>
+        <w:rPr>
+          <w:b/>
+          <w:bCs/>
+          <w:sz w:val="24"/>
+          <w:szCs w:val="22"/>
+        </w:rPr>
+        <w:t xml:space="preserve"> backsteps)</w:t>
+      </w:r>
+      <w:r>
+        <w:rPr>
+          <w:sz w:val="24"/>
+          <w:szCs w:val="22"/>
+        </w:rPr>
+        <w:t xml:space="preserve"> - </w:t>
+      </w:r>
+      <w:r>
+        <w:rPr>
+          <w:i/>
+          <w:iCs/>
+          <w:sz w:val="24"/>
+          <w:szCs w:val="22"/>
+        </w:rPr>
+        <w:t>Covered in depth by 3 sources</w:t>
+      </w:r>
+    </w:p>
+    <w:p>
+      <w:pPr>
+        <w:numPr>
+          <w:ilvl w:val="0"/>
+          <w:numId w:val="19"/>
+        </w:numPr>
+        <w:rPr>
+          <w:sz w:val="24"/>
+          <w:szCs w:val="22"/>
+        </w:rPr>
+      </w:pPr>
+      <w:r>
+        <w:rPr>
+          <w:b/>
+          <w:bCs/>
+          <w:sz w:val="24"/>
+          <w:szCs w:val="22"/>
+        </w:rPr>
+        <w:t>Topic 6.3: Background Formatting (Tiling repeats, cover/contain box fits, and background-position alignments)</w:t>
+      </w:r>
+      <w:r>
+        <w:rPr>
+          <w:sz w:val="24"/>
+          <w:szCs w:val="22"/>
+        </w:rPr>
+        <w:t xml:space="preserve"> - </w:t>
+      </w:r>
+      <w:r>
+        <w:rPr>
+          <w:i/>
+          <w:iCs/>
+          <w:sz w:val="24"/>
+          <w:szCs w:val="22"/>
+        </w:rPr>
+        <w:t>Covered in depth by 3 sources</w:t>
+      </w:r>
+    </w:p>
+    <w:p>
+      <w:pPr>
+        <w:rPr>
+          <w:b/>
+          <w:bCs/>
+          <w:sz w:val="48"/>
+          <w:szCs w:val="44"/>
+        </w:rPr>
+      </w:pPr>
+      <w:r>
+        <w:rPr>
+          <w:b/>
+          <w:bCs/>
+          <w:sz w:val="48"/>
+          <w:szCs w:val="44"/>
+        </w:rPr>
+        <w:t>Chapter 7: Advanced Structural and Contextual Selectors</w:t>
+      </w:r>
+    </w:p>
+    <w:p>
+      <w:pPr>
+        <w:numPr>
+          <w:ilvl w:val="0"/>
+          <w:numId w:val="20"/>
+        </w:numPr>
+        <w:rPr>
+          <w:sz w:val="24"/>
+          <w:szCs w:val="22"/>
+        </w:rPr>
+      </w:pPr>
+      <w:r>
+        <w:rPr>
+          <w:b/>
+          <w:bCs/>
+          <w:sz w:val="24"/>
+          <w:szCs w:val="22"/>
+        </w:rPr>
+        <w:t>Topic 7.1: Descendant Selectors (Selecting targeted elements nested at any depth within parents)</w:t>
+      </w:r>
+      <w:r>
+        <w:rPr>
+          <w:sz w:val="24"/>
+          <w:szCs w:val="22"/>
+        </w:rPr>
+        <w:t xml:space="preserve"> - </w:t>
+      </w:r>
+      <w:r>
+        <w:rPr>
+          <w:i/>
+          <w:iCs/>
+          <w:sz w:val="24"/>
+          <w:szCs w:val="22"/>
+        </w:rPr>
+        <w:t>Covered in depth by 3 sources</w:t>
+      </w:r>
+    </w:p>
+    <w:p>
+      <w:pPr>
+        <w:numPr>
+          <w:ilvl w:val="0"/>
+          <w:numId w:val="20"/>
+        </w:numPr>
+        <w:rPr>
+          <w:sz w:val="24"/>
+          <w:szCs w:val="22"/>
+        </w:rPr>
+      </w:pPr>
+      <w:r>
+        <w:rPr>
+          <w:b/>
+          <w:bCs/>
+          <w:sz w:val="24"/>
+          <w:szCs w:val="22"/>
+        </w:rPr>
+        <w:t xml:space="preserve">Topic 7.2: Child Selectors (Greater-than combinator </w:t>
+      </w:r>
+      <w:r>
+        <w:rPr>
+          <w:sz w:val="24"/>
+          <w:szCs w:val="22"/>
+        </w:rPr>
+        <w:t>&gt;</w:t>
+      </w:r>
+      <w:r>
+        <w:rPr>
+          <w:b/>
+          <w:bCs/>
+          <w:sz w:val="24"/>
+          <w:szCs w:val="22"/>
+        </w:rPr>
+        <w:t xml:space="preserve"> targeting only direct descendants)</w:t>
+      </w:r>
+      <w:r>
+        <w:rPr>
+          <w:sz w:val="24"/>
+          <w:szCs w:val="22"/>
+        </w:rPr>
+        <w:t xml:space="preserve"> - </w:t>
+      </w:r>
+      <w:r>
+        <w:rPr>
+          <w:i/>
+          <w:iCs/>
+          <w:sz w:val="24"/>
+          <w:szCs w:val="22"/>
+        </w:rPr>
+        <w:t>Covered in depth by 2 sources</w:t>
+      </w:r>
+    </w:p>
+    <w:p>
+      <w:pPr>
+        <w:numPr>
+          <w:ilvl w:val="0"/>
+          <w:numId w:val="20"/>
+        </w:numPr>
+        <w:rPr>
+          <w:sz w:val="24"/>
+          <w:szCs w:val="22"/>
+        </w:rPr>
+      </w:pPr>
+      <w:r>
+        <w:rPr>
+          <w:b/>
+          <w:bCs/>
+          <w:sz w:val="24"/>
+          <w:szCs w:val="22"/>
+        </w:rPr>
+        <w:t xml:space="preserve">Topic 7.3: Adjacent Sibling Selectors (Plus combinator </w:t>
+      </w:r>
+      <w:r>
+        <w:rPr>
+          <w:sz w:val="24"/>
+          <w:szCs w:val="22"/>
+        </w:rPr>
+        <w:t>+</w:t>
+      </w:r>
+      <w:r>
+        <w:rPr>
+          <w:b/>
+          <w:bCs/>
+          <w:sz w:val="24"/>
+          <w:szCs w:val="22"/>
+        </w:rPr>
+        <w:t xml:space="preserve"> targeting immediate succeeding siblings)</w:t>
+      </w:r>
+      <w:r>
+        <w:rPr>
+          <w:sz w:val="24"/>
+          <w:szCs w:val="22"/>
+        </w:rPr>
+        <w:t xml:space="preserve"> - </w:t>
+      </w:r>
+      <w:r>
+        <w:rPr>
+          <w:i/>
+          <w:iCs/>
+          <w:sz w:val="24"/>
+          <w:szCs w:val="22"/>
+        </w:rPr>
+        <w:t>Covered in depth by 2 sources</w:t>
+      </w:r>
+    </w:p>
+    <w:p>
+      <w:pPr>
+        <w:numPr>
+          <w:ilvl w:val="0"/>
+          <w:numId w:val="20"/>
+        </w:numPr>
+        <w:rPr>
+          <w:sz w:val="24"/>
+          <w:szCs w:val="22"/>
+        </w:rPr>
+      </w:pPr>
+      <w:r>
+        <w:rPr>
+          <w:b/>
+          <w:bCs/>
+          <w:sz w:val="24"/>
+          <w:szCs w:val="22"/>
+        </w:rPr>
+        <w:t xml:space="preserve">Topic 7.4: Attribute Selectors (Simple attribute presence, exact value matching, and substring value selectors </w:t>
+      </w:r>
+      <w:r>
+        <w:rPr>
+          <w:sz w:val="24"/>
+          <w:szCs w:val="22"/>
+        </w:rPr>
+        <w:t>^=</w:t>
+      </w:r>
+      <w:r>
+        <w:rPr>
+          <w:b/>
+          <w:bCs/>
+          <w:sz w:val="24"/>
+          <w:szCs w:val="22"/>
+        </w:rPr>
+        <w:t xml:space="preserve">, </w:t>
+      </w:r>
+      <w:r>
+        <w:rPr>
+          <w:sz w:val="24"/>
+          <w:szCs w:val="22"/>
+        </w:rPr>
+        <w:t>$=</w:t>
+      </w:r>
+      <w:r>
+        <w:rPr>
+          <w:b/>
+          <w:bCs/>
+          <w:sz w:val="24"/>
+          <w:szCs w:val="22"/>
+        </w:rPr>
+        <w:t xml:space="preserve">, </w:t>
+      </w:r>
+      <w:r>
+        <w:rPr>
+          <w:sz w:val="24"/>
+          <w:szCs w:val="22"/>
+        </w:rPr>
+        <w:t>*=</w:t>
+      </w:r>
+      <w:r>
+        <w:rPr>
+          <w:b/>
+          <w:bCs/>
+          <w:sz w:val="24"/>
+          <w:szCs w:val="22"/>
+        </w:rPr>
+        <w:t xml:space="preserve">, </w:t>
+      </w:r>
+      <w:r>
+        <w:rPr>
+          <w:sz w:val="24"/>
+          <w:szCs w:val="22"/>
+        </w:rPr>
+        <w:t>|=</w:t>
+      </w:r>
+      <w:r>
+        <w:rPr>
+          <w:b/>
+          <w:bCs/>
+          <w:sz w:val="24"/>
+          <w:szCs w:val="22"/>
+        </w:rPr>
+        <w:t xml:space="preserve">, </w:t>
+      </w:r>
+      <w:r>
+        <w:rPr>
+          <w:sz w:val="24"/>
+          <w:szCs w:val="22"/>
+        </w:rPr>
+        <w:t>~=</w:t>
+      </w:r>
+      <w:r>
+        <w:rPr>
+          <w:b/>
+          <w:bCs/>
+          <w:sz w:val="24"/>
+          <w:szCs w:val="22"/>
+        </w:rPr>
+        <w:t>)</w:t>
+      </w:r>
+      <w:r>
+        <w:rPr>
+          <w:sz w:val="24"/>
+          <w:szCs w:val="22"/>
+        </w:rPr>
+        <w:t xml:space="preserve"> - </w:t>
+      </w:r>
+      <w:r>
+        <w:rPr>
+          <w:i/>
+          <w:iCs/>
+          <w:sz w:val="24"/>
+          <w:szCs w:val="22"/>
+        </w:rPr>
+        <w:t>Covered in depth by 2 sources</w:t>
+      </w:r>
+    </w:p>
+    <w:p>
+      <w:pPr>
+        <w:rPr>
+          <w:b/>
+          <w:bCs/>
+          <w:sz w:val="48"/>
+          <w:szCs w:val="44"/>
+        </w:rPr>
+      </w:pPr>
+      <w:r>
+        <w:rPr>
+          <w:b/>
+          <w:bCs/>
+          <w:sz w:val="48"/>
+          <w:szCs w:val="44"/>
+        </w:rPr>
+        <w:t>Chapter 8: Positioning and Document Flow</w:t>
+      </w:r>
+    </w:p>
+    <w:p>
+      <w:pPr>
+        <w:numPr>
+          <w:ilvl w:val="0"/>
+          <w:numId w:val="21"/>
+        </w:numPr>
+        <w:rPr>
+          <w:sz w:val="24"/>
+          <w:szCs w:val="22"/>
+        </w:rPr>
+      </w:pPr>
+      <w:r>
+        <w:rPr>
+          <w:b/>
+          <w:bCs/>
+          <w:sz w:val="24"/>
+          <w:szCs w:val="22"/>
+        </w:rPr>
+        <w:t xml:space="preserve">Topic 8.1: Float and Clear mechanics (Floated element boundaries and </w:t>
+      </w:r>
+      <w:proofErr w:type="spellStart"/>
+      <w:r>
+        <w:rPr>
+          <w:b/>
+          <w:bCs/>
+          <w:sz w:val="24"/>
+          <w:szCs w:val="22"/>
+        </w:rPr>
+        <w:t>clearfixes</w:t>
+      </w:r>
+      <w:proofErr w:type="spellEnd"/>
+      <w:r>
+        <w:rPr>
+          <w:b/>
+          <w:bCs/>
+          <w:sz w:val="24"/>
+          <w:szCs w:val="22"/>
+        </w:rPr>
+        <w:t>)</w:t>
+      </w:r>
+      <w:r>
+        <w:rPr>
+          <w:sz w:val="24"/>
+          <w:szCs w:val="22"/>
+        </w:rPr>
+        <w:t xml:space="preserve"> - </w:t>
+      </w:r>
+      <w:r>
+        <w:rPr>
+          <w:i/>
+          <w:iCs/>
+          <w:sz w:val="24"/>
+          <w:szCs w:val="22"/>
+        </w:rPr>
+        <w:t>Covered in depth by 2 sources</w:t>
+      </w:r>
+    </w:p>
+    <w:p>
+      <w:pPr>
+        <w:numPr>
+          <w:ilvl w:val="0"/>
+          <w:numId w:val="21"/>
+        </w:numPr>
+        <w:rPr>
+          <w:sz w:val="24"/>
+          <w:szCs w:val="22"/>
+        </w:rPr>
+      </w:pPr>
+      <w:r>
+        <w:rPr>
+          <w:b/>
+          <w:bCs/>
+          <w:sz w:val="24"/>
+          <w:szCs w:val="22"/>
+        </w:rPr>
+        <w:t>Topic 8.2: CSS Positioning schemes (Static default layouts vs. relative and absolute position shifts)</w:t>
+      </w:r>
+      <w:r>
+        <w:rPr>
+          <w:sz w:val="24"/>
+          <w:szCs w:val="22"/>
+        </w:rPr>
+        <w:t xml:space="preserve"> - </w:t>
+      </w:r>
+      <w:r>
+        <w:rPr>
+          <w:i/>
+          <w:iCs/>
+          <w:sz w:val="24"/>
+          <w:szCs w:val="22"/>
+        </w:rPr>
+        <w:t>Covered in depth by 3 sources</w:t>
+      </w:r>
+    </w:p>
+    <w:p>
+      <w:pPr>
+        <w:numPr>
+          <w:ilvl w:val="0"/>
+          <w:numId w:val="21"/>
+        </w:numPr>
+        <w:rPr>
+          <w:sz w:val="24"/>
+          <w:szCs w:val="22"/>
+        </w:rPr>
+      </w:pPr>
+      <w:r>
+        <w:rPr>
+          <w:b/>
+          <w:bCs/>
+          <w:sz w:val="24"/>
+          <w:szCs w:val="22"/>
+        </w:rPr>
+        <w:t>Topic 8.3: Positioning Offsets (Left, Right, Top, and Bottom offsets and containing blocks for absolute descendants)</w:t>
+      </w:r>
+      <w:r>
+        <w:rPr>
+          <w:sz w:val="24"/>
+          <w:szCs w:val="22"/>
+        </w:rPr>
+        <w:t xml:space="preserve"> - </w:t>
+      </w:r>
+      <w:r>
+        <w:rPr>
+          <w:i/>
+          <w:iCs/>
+          <w:sz w:val="24"/>
+          <w:szCs w:val="22"/>
+        </w:rPr>
+        <w:t>Covered in depth by 2 sources</w:t>
+      </w:r>
+    </w:p>
+    <w:p>
+      <w:pPr>
+        <w:numPr>
+          <w:ilvl w:val="0"/>
+          <w:numId w:val="21"/>
+        </w:numPr>
+        <w:rPr>
+          <w:sz w:val="24"/>
+          <w:szCs w:val="22"/>
+        </w:rPr>
+      </w:pPr>
+      <w:r>
+        <w:rPr>
+          <w:b/>
+          <w:bCs/>
+          <w:sz w:val="24"/>
+          <w:szCs w:val="22"/>
+        </w:rPr>
+        <w:t>Topic 8.4: Screen-Window Pinning (Fixed positioning offsets and scroll-adhesive sticky positioning bounds)</w:t>
+      </w:r>
+      <w:r>
+        <w:rPr>
+          <w:sz w:val="24"/>
+          <w:szCs w:val="22"/>
+        </w:rPr>
+        <w:t xml:space="preserve"> - </w:t>
+      </w:r>
+      <w:r>
+        <w:rPr>
+          <w:i/>
+          <w:iCs/>
+          <w:sz w:val="24"/>
+          <w:szCs w:val="22"/>
+        </w:rPr>
+        <w:t>Covered in depth by 3 sources</w:t>
+      </w:r>
+    </w:p>
+    <w:p>
+      <w:pPr>
+        <w:numPr>
+          <w:ilvl w:val="0"/>
+          <w:numId w:val="21"/>
+        </w:numPr>
+        <w:rPr>
+          <w:sz w:val="24"/>
+          <w:szCs w:val="22"/>
+        </w:rPr>
+      </w:pPr>
+      <w:r>
+        <w:rPr>
+          <w:b/>
+          <w:bCs/>
+          <w:sz w:val="24"/>
+          <w:szCs w:val="22"/>
+        </w:rPr>
+        <w:t>Topic 8.5: Overflow Containment (Visible, hidden, scroll, and auto content boundaries)</w:t>
+      </w:r>
+      <w:r>
+        <w:rPr>
+          <w:sz w:val="24"/>
+          <w:szCs w:val="22"/>
+        </w:rPr>
+        <w:t xml:space="preserve"> - </w:t>
+      </w:r>
+      <w:r>
+        <w:rPr>
+          <w:i/>
+          <w:iCs/>
+          <w:sz w:val="24"/>
+          <w:szCs w:val="22"/>
+        </w:rPr>
+        <w:t>Covered in depth by 2 sources</w:t>
+      </w:r>
+    </w:p>
+    <w:p>
+      <w:pPr>
+        <w:numPr>
+          <w:ilvl w:val="0"/>
+          <w:numId w:val="21"/>
+        </w:numPr>
+        <w:rPr>
+          <w:sz w:val="24"/>
+          <w:szCs w:val="22"/>
+        </w:rPr>
+      </w:pPr>
+      <w:r>
+        <w:rPr>
+          <w:b/>
+          <w:bCs/>
+          <w:sz w:val="24"/>
+          <w:szCs w:val="22"/>
+        </w:rPr>
+        <w:t>Topic 8.6: Layering Coordinates (Z-Index depths, 3D z-axes, and parent stacking contexts)</w:t>
+      </w:r>
+      <w:r>
+        <w:rPr>
+          <w:sz w:val="24"/>
+          <w:szCs w:val="22"/>
+        </w:rPr>
+        <w:t xml:space="preserve"> - </w:t>
+      </w:r>
+      <w:r>
+        <w:rPr>
+          <w:i/>
+          <w:iCs/>
+          <w:sz w:val="24"/>
+          <w:szCs w:val="22"/>
+        </w:rPr>
+        <w:t>Covered in depth by 2 sources</w:t>
+      </w:r>
+    </w:p>
+    <w:p>
+      <w:pPr>
+        <w:rPr>
+          <w:b/>
+          <w:bCs/>
+          <w:sz w:val="48"/>
+          <w:szCs w:val="44"/>
+        </w:rPr>
+      </w:pPr>
+      <w:r>
+        <w:rPr>
+          <w:b/>
+          <w:bCs/>
+          <w:sz w:val="48"/>
+          <w:szCs w:val="44"/>
+        </w:rPr>
+        <w:t>Chapter 9: List Styling, Pseudo-Classes, and Generated Content</w:t>
+      </w:r>
+    </w:p>
+    <w:p>
+      <w:pPr>
+        <w:numPr>
+          <w:ilvl w:val="0"/>
+          <w:numId w:val="22"/>
+        </w:numPr>
+        <w:rPr>
+          <w:sz w:val="24"/>
+          <w:szCs w:val="22"/>
+        </w:rPr>
+      </w:pPr>
+      <w:r>
+        <w:rPr>
+          <w:b/>
+          <w:bCs/>
+          <w:sz w:val="24"/>
+          <w:szCs w:val="22"/>
+        </w:rPr>
+        <w:lastRenderedPageBreak/>
+        <w:t>Topic 9.1: List Formatting (Customizing bullet markers with list-style-type and positioning markers)</w:t>
+      </w:r>
+      <w:r>
+        <w:rPr>
+          <w:sz w:val="24"/>
+          <w:szCs w:val="22"/>
+        </w:rPr>
+        <w:t xml:space="preserve"> - </w:t>
+      </w:r>
+      <w:r>
+        <w:rPr>
+          <w:i/>
+          <w:iCs/>
+          <w:sz w:val="24"/>
+          <w:szCs w:val="22"/>
+        </w:rPr>
+        <w:t>Covered in depth by 3 sources</w:t>
+      </w:r>
+    </w:p>
+    <w:p>
+      <w:pPr>
+        <w:numPr>
+          <w:ilvl w:val="0"/>
+          <w:numId w:val="22"/>
+        </w:numPr>
+        <w:rPr>
+          <w:sz w:val="24"/>
+          <w:szCs w:val="22"/>
+        </w:rPr>
+      </w:pPr>
+      <w:r>
+        <w:rPr>
+          <w:b/>
+          <w:bCs/>
+          <w:sz w:val="24"/>
+          <w:szCs w:val="22"/>
+        </w:rPr>
+        <w:t>Topic 9.2: Interactive Pseudo-Classes (Visited links, Hover transitions, Active triggers, and keyboard Focus outlines)</w:t>
+      </w:r>
+      <w:r>
+        <w:rPr>
+          <w:sz w:val="24"/>
+          <w:szCs w:val="22"/>
+        </w:rPr>
+        <w:t xml:space="preserve"> - </w:t>
+      </w:r>
+      <w:r>
+        <w:rPr>
+          <w:i/>
+          <w:iCs/>
+          <w:sz w:val="24"/>
+          <w:szCs w:val="22"/>
+        </w:rPr>
+        <w:t>Covered in depth by 3 sources</w:t>
+      </w:r>
+    </w:p>
+    <w:p>
+      <w:pPr>
+        <w:numPr>
+          <w:ilvl w:val="0"/>
+          <w:numId w:val="22"/>
+        </w:numPr>
+        <w:rPr>
+          <w:sz w:val="24"/>
+          <w:szCs w:val="22"/>
+        </w:rPr>
+      </w:pPr>
+      <w:r>
+        <w:rPr>
+          <w:b/>
+          <w:bCs/>
+          <w:sz w:val="24"/>
+          <w:szCs w:val="22"/>
+        </w:rPr>
+        <w:t>Topic 9.3: Order of Pseudo-Classes (The visited-hover-active / LVHA sorting order rule)</w:t>
+      </w:r>
+      <w:r>
+        <w:rPr>
+          <w:sz w:val="24"/>
+          <w:szCs w:val="22"/>
+        </w:rPr>
+        <w:t xml:space="preserve"> - </w:t>
+      </w:r>
+      <w:r>
+        <w:rPr>
+          <w:i/>
+          <w:iCs/>
+          <w:sz w:val="24"/>
+          <w:szCs w:val="22"/>
+        </w:rPr>
+        <w:t>Covered in depth by 2 sources</w:t>
+      </w:r>
+    </w:p>
+    <w:p>
+      <w:pPr>
+        <w:numPr>
+          <w:ilvl w:val="0"/>
+          <w:numId w:val="22"/>
+        </w:numPr>
+        <w:rPr>
+          <w:sz w:val="24"/>
+          <w:szCs w:val="22"/>
+        </w:rPr>
+      </w:pPr>
+      <w:r>
+        <w:rPr>
+          <w:b/>
+          <w:bCs/>
+          <w:sz w:val="24"/>
+          <w:szCs w:val="22"/>
+        </w:rPr>
+        <w:t>Topic 9.4: Pseudo-Elements (Generating before/after content strings, markers, and visual first-letter/first-line styles)</w:t>
+      </w:r>
+      <w:r>
+        <w:rPr>
+          <w:sz w:val="24"/>
+          <w:szCs w:val="22"/>
+        </w:rPr>
+        <w:t xml:space="preserve"> - </w:t>
+      </w:r>
+      <w:r>
+        <w:rPr>
+          <w:i/>
+          <w:iCs/>
+          <w:sz w:val="24"/>
+          <w:szCs w:val="22"/>
+        </w:rPr>
+        <w:t>Covered in depth by 2 sources</w:t>
+      </w:r>
+    </w:p>
+    <w:p>
+      <w:pPr>
+        <w:numPr>
+          <w:ilvl w:val="0"/>
+          <w:numId w:val="22"/>
+        </w:numPr>
+        <w:rPr>
+          <w:sz w:val="24"/>
+          <w:szCs w:val="22"/>
+        </w:rPr>
+      </w:pPr>
+      <w:r>
+        <w:rPr>
+          <w:b/>
+          <w:bCs/>
+          <w:sz w:val="24"/>
+          <w:szCs w:val="22"/>
+        </w:rPr>
+        <w:t>Topic 9.5: Counters and Counting Scope (Defining and scoping counters for ordered lists)</w:t>
+      </w:r>
+      <w:r>
+        <w:rPr>
+          <w:sz w:val="24"/>
+          <w:szCs w:val="22"/>
+        </w:rPr>
+        <w:t xml:space="preserve"> - </w:t>
+      </w:r>
+      <w:r>
+        <w:rPr>
+          <w:i/>
+          <w:iCs/>
+          <w:sz w:val="24"/>
+          <w:szCs w:val="22"/>
+        </w:rPr>
+        <w:t>Covered in depth by 1 source</w:t>
+      </w:r>
+      <w:r>
+        <w:rPr>
+          <w:sz w:val="24"/>
+          <w:szCs w:val="22"/>
+        </w:rPr>
+        <w:t xml:space="preserve"> </w:t>
+      </w:r>
+      <w:r>
+        <w:rPr>
+          <w:rFonts w:ascii="Segoe UI Emoji" w:hAnsi="Segoe UI Emoji" w:cs="Segoe UI Emoji"/>
+          <w:sz w:val="24"/>
+          <w:szCs w:val="22"/>
+        </w:rPr>
+        <w:t>⚠️</w:t>
+      </w:r>
+      <w:r>
+        <w:rPr>
+          <w:sz w:val="24"/>
+          <w:szCs w:val="22"/>
+        </w:rPr>
+        <w:t xml:space="preserve"> </w:t>
+      </w:r>
+      <w:r>
+        <w:rPr>
+          <w:b/>
+          <w:bCs/>
+          <w:sz w:val="24"/>
+          <w:szCs w:val="22"/>
+        </w:rPr>
+        <w:t>(Supported by only ONE source: Eric Meyer's CSS book)</w:t>
+      </w:r>
+    </w:p>
+    <w:p>
+      <w:pPr>
+        <w:rPr>
+          <w:b/>
+          <w:bCs/>
+          <w:sz w:val="48"/>
+          <w:szCs w:val="44"/>
+        </w:rPr>
+      </w:pPr>
+      <w:r>
+        <w:rPr>
+          <w:b/>
+          <w:bCs/>
+          <w:sz w:val="48"/>
+          <w:szCs w:val="44"/>
+        </w:rPr>
+        <w:t>Chapter 10: Modern Layout Architectures: Flexbox and Grid</w:t>
+      </w:r>
+    </w:p>
+    <w:p>
+      <w:pPr>
+        <w:numPr>
+          <w:ilvl w:val="0"/>
+          <w:numId w:val="23"/>
+        </w:numPr>
+        <w:rPr>
+          <w:sz w:val="24"/>
+          <w:szCs w:val="22"/>
+        </w:rPr>
+      </w:pPr>
+      <w:r>
+        <w:rPr>
+          <w:b/>
+          <w:bCs/>
+          <w:sz w:val="24"/>
+          <w:szCs w:val="22"/>
+        </w:rPr>
+        <w:t>Topic 10.1: One-Dimensional Containers (Flexbox display: flex and direct item relationships)</w:t>
+      </w:r>
+      <w:r>
+        <w:rPr>
+          <w:sz w:val="24"/>
+          <w:szCs w:val="22"/>
+        </w:rPr>
+        <w:t xml:space="preserve"> - </w:t>
+      </w:r>
+      <w:r>
+        <w:rPr>
+          <w:i/>
+          <w:iCs/>
+          <w:sz w:val="24"/>
+          <w:szCs w:val="22"/>
+        </w:rPr>
+        <w:t>Covered in depth by 2 sources</w:t>
+      </w:r>
+    </w:p>
+    <w:p>
+      <w:pPr>
+        <w:numPr>
+          <w:ilvl w:val="0"/>
+          <w:numId w:val="23"/>
+        </w:numPr>
+        <w:rPr>
+          <w:sz w:val="24"/>
+          <w:szCs w:val="22"/>
+        </w:rPr>
+      </w:pPr>
+      <w:r>
+        <w:rPr>
+          <w:b/>
+          <w:bCs/>
+          <w:sz w:val="24"/>
+          <w:szCs w:val="22"/>
+        </w:rPr>
+        <w:t>Topic 10.2: Flex Axes (The Main Axis and the perpendicular Cross Axis)</w:t>
+      </w:r>
+      <w:r>
+        <w:rPr>
+          <w:sz w:val="24"/>
+          <w:szCs w:val="22"/>
+        </w:rPr>
+        <w:t xml:space="preserve"> - </w:t>
+      </w:r>
+      <w:r>
+        <w:rPr>
+          <w:i/>
+          <w:iCs/>
+          <w:sz w:val="24"/>
+          <w:szCs w:val="22"/>
+        </w:rPr>
+        <w:t>Covered in depth by 2 sources</w:t>
+      </w:r>
+    </w:p>
+    <w:p>
+      <w:pPr>
+        <w:numPr>
+          <w:ilvl w:val="0"/>
+          <w:numId w:val="23"/>
+        </w:numPr>
+        <w:rPr>
+          <w:sz w:val="24"/>
+          <w:szCs w:val="22"/>
+        </w:rPr>
+      </w:pPr>
+      <w:r>
+        <w:rPr>
+          <w:b/>
+          <w:bCs/>
+          <w:sz w:val="24"/>
+          <w:szCs w:val="22"/>
+        </w:rPr>
+        <w:t>Topic 10.3: Flex Directions (Row alignments vs. vertical column directions and reverse axes)</w:t>
+      </w:r>
+      <w:r>
+        <w:rPr>
+          <w:sz w:val="24"/>
+          <w:szCs w:val="22"/>
+        </w:rPr>
+        <w:t xml:space="preserve"> - </w:t>
+      </w:r>
+      <w:r>
+        <w:rPr>
+          <w:i/>
+          <w:iCs/>
+          <w:sz w:val="24"/>
+          <w:szCs w:val="22"/>
+        </w:rPr>
+        <w:t>Covered in depth by 2 sources</w:t>
+      </w:r>
+    </w:p>
+    <w:p>
+      <w:pPr>
+        <w:numPr>
+          <w:ilvl w:val="0"/>
+          <w:numId w:val="23"/>
+        </w:numPr>
+        <w:rPr>
+          <w:sz w:val="24"/>
+          <w:szCs w:val="22"/>
+        </w:rPr>
+      </w:pPr>
+      <w:r>
+        <w:rPr>
+          <w:b/>
+          <w:bCs/>
+          <w:sz w:val="24"/>
+          <w:szCs w:val="22"/>
+        </w:rPr>
+        <w:t>Topic 10.4: Main-Axis Spacing (Horizontal layouts via justify-content parameters)</w:t>
+      </w:r>
+      <w:r>
+        <w:rPr>
+          <w:sz w:val="24"/>
+          <w:szCs w:val="22"/>
+        </w:rPr>
+        <w:t xml:space="preserve"> - </w:t>
+      </w:r>
+      <w:r>
+        <w:rPr>
+          <w:i/>
+          <w:iCs/>
+          <w:sz w:val="24"/>
+          <w:szCs w:val="22"/>
+        </w:rPr>
+        <w:t>Covered in depth by 2 sources</w:t>
+      </w:r>
+    </w:p>
+    <w:p>
+      <w:pPr>
+        <w:numPr>
+          <w:ilvl w:val="0"/>
+          <w:numId w:val="23"/>
+        </w:numPr>
+        <w:rPr>
+          <w:sz w:val="24"/>
+          <w:szCs w:val="22"/>
+        </w:rPr>
+      </w:pPr>
+      <w:r>
+        <w:rPr>
+          <w:b/>
+          <w:bCs/>
+          <w:sz w:val="24"/>
+          <w:szCs w:val="22"/>
+        </w:rPr>
+        <w:t>Topic 10.5: Cross-Axis Spacing (Vertical layouts via align-items, flex-wrap rows, and align-content spacing)</w:t>
+      </w:r>
+      <w:r>
+        <w:rPr>
+          <w:sz w:val="24"/>
+          <w:szCs w:val="22"/>
+        </w:rPr>
+        <w:t xml:space="preserve"> - </w:t>
+      </w:r>
+      <w:r>
+        <w:rPr>
+          <w:i/>
+          <w:iCs/>
+          <w:sz w:val="24"/>
+          <w:szCs w:val="22"/>
+        </w:rPr>
+        <w:t>Covered in depth by 2 sources</w:t>
+      </w:r>
+    </w:p>
+    <w:p>
+      <w:pPr>
+        <w:numPr>
+          <w:ilvl w:val="0"/>
+          <w:numId w:val="23"/>
+        </w:numPr>
+        <w:rPr>
+          <w:sz w:val="24"/>
+          <w:szCs w:val="22"/>
+        </w:rPr>
+      </w:pPr>
+      <w:r>
+        <w:rPr>
+          <w:b/>
+          <w:bCs/>
+          <w:sz w:val="24"/>
+          <w:szCs w:val="22"/>
+        </w:rPr>
+        <w:t>Topic 10.6: Flex Item Overrides (Align-self flex overrides, flex-grow expansions, and flex-shrink contractions)</w:t>
+      </w:r>
+      <w:r>
+        <w:rPr>
+          <w:sz w:val="24"/>
+          <w:szCs w:val="22"/>
+        </w:rPr>
+        <w:t xml:space="preserve"> - </w:t>
+      </w:r>
+      <w:r>
+        <w:rPr>
+          <w:i/>
+          <w:iCs/>
+          <w:sz w:val="24"/>
+          <w:szCs w:val="22"/>
+        </w:rPr>
+        <w:t>Covered in depth by 2 sources</w:t>
+      </w:r>
+    </w:p>
+    <w:p>
+      <w:pPr>
+        <w:numPr>
+          <w:ilvl w:val="0"/>
+          <w:numId w:val="23"/>
+        </w:numPr>
+        <w:rPr>
+          <w:sz w:val="24"/>
+          <w:szCs w:val="22"/>
+        </w:rPr>
+      </w:pPr>
+      <w:r>
+        <w:rPr>
+          <w:b/>
+          <w:bCs/>
+          <w:sz w:val="24"/>
+          <w:szCs w:val="22"/>
+        </w:rPr>
+        <w:t>Topic 10.7: Grid Layout Foundations (Display: grid, template column/row distributions, and 1fr sizing fractions)</w:t>
+      </w:r>
+      <w:r>
+        <w:rPr>
+          <w:sz w:val="24"/>
+          <w:szCs w:val="22"/>
+        </w:rPr>
+        <w:t xml:space="preserve"> - </w:t>
+      </w:r>
+      <w:r>
+        <w:rPr>
+          <w:i/>
+          <w:iCs/>
+          <w:sz w:val="24"/>
+          <w:szCs w:val="22"/>
+        </w:rPr>
+        <w:t>Covered in depth by 2 sources</w:t>
+      </w:r>
+    </w:p>
+    <w:p>
+      <w:pPr>
+        <w:numPr>
+          <w:ilvl w:val="0"/>
+          <w:numId w:val="23"/>
+        </w:numPr>
+        <w:rPr>
+          <w:sz w:val="24"/>
+          <w:szCs w:val="22"/>
+        </w:rPr>
+      </w:pPr>
+      <w:r>
+        <w:rPr>
+          <w:b/>
+          <w:bCs/>
+          <w:sz w:val="24"/>
+          <w:szCs w:val="22"/>
+        </w:rPr>
+        <w:t>Topic 10.8: Gap Spacing (Creating clean grid and flex container gaps without margin conflicts)</w:t>
+      </w:r>
+      <w:r>
+        <w:rPr>
+          <w:sz w:val="24"/>
+          <w:szCs w:val="22"/>
+        </w:rPr>
+        <w:t xml:space="preserve"> - </w:t>
+      </w:r>
+      <w:r>
+        <w:rPr>
+          <w:i/>
+          <w:iCs/>
+          <w:sz w:val="24"/>
+          <w:szCs w:val="22"/>
+        </w:rPr>
+        <w:t>Covered in depth by 2 sources</w:t>
+      </w:r>
+    </w:p>
+    <w:p>
+      <w:pPr>
+        <w:rPr>
+          <w:b/>
+          <w:bCs/>
+          <w:sz w:val="24"/>
+          <w:szCs w:val="22"/>
+        </w:rPr>
+      </w:pPr>
+      <w:r>
+        <w:rPr>
+          <w:b/>
+          <w:bCs/>
+          <w:sz w:val="48"/>
+          <w:szCs w:val="44"/>
+        </w:rPr>
+        <w:t>Chapter 11: Responsive Web Design</w:t>
+      </w:r>
+    </w:p>
+    <w:p>
+      <w:pPr>
+        <w:numPr>
+          <w:ilvl w:val="0"/>
+          <w:numId w:val="24"/>
+        </w:numPr>
+        <w:rPr>
+          <w:sz w:val="24"/>
+          <w:szCs w:val="22"/>
+        </w:rPr>
+      </w:pPr>
+      <w:r>
+        <w:rPr>
+          <w:b/>
+          <w:bCs/>
+          <w:sz w:val="24"/>
+          <w:szCs w:val="22"/>
+        </w:rPr>
+        <w:t>Topic 11.1: Responsive Layout bounds (Wrapper classes and max-width layout limits)</w:t>
+      </w:r>
+      <w:r>
+        <w:rPr>
+          <w:sz w:val="24"/>
+          <w:szCs w:val="22"/>
+        </w:rPr>
+        <w:t xml:space="preserve"> - </w:t>
+      </w:r>
+      <w:r>
+        <w:rPr>
+          <w:i/>
+          <w:iCs/>
+          <w:sz w:val="24"/>
+          <w:szCs w:val="22"/>
+        </w:rPr>
+        <w:t>Covered in depth by 2 sources</w:t>
+      </w:r>
+    </w:p>
+    <w:p>
+      <w:pPr>
+        <w:numPr>
+          <w:ilvl w:val="0"/>
+          <w:numId w:val="24"/>
+        </w:numPr>
+        <w:rPr>
+          <w:sz w:val="24"/>
+          <w:szCs w:val="22"/>
+        </w:rPr>
+      </w:pPr>
+      <w:r>
+        <w:rPr>
+          <w:b/>
+          <w:bCs/>
+          <w:sz w:val="24"/>
+          <w:szCs w:val="22"/>
+        </w:rPr>
+        <w:lastRenderedPageBreak/>
+        <w:t>Topic 11.2: Fluid Asset Containers (Responsive max-width image sizing and removing baseline gaps using block display)</w:t>
+      </w:r>
+      <w:r>
+        <w:rPr>
+          <w:sz w:val="24"/>
+          <w:szCs w:val="22"/>
+        </w:rPr>
+        <w:t xml:space="preserve"> - </w:t>
+      </w:r>
+      <w:r>
+        <w:rPr>
+          <w:i/>
+          <w:iCs/>
+          <w:sz w:val="24"/>
+          <w:szCs w:val="22"/>
+        </w:rPr>
+        <w:t>Covered in depth by 2 sources</w:t>
+      </w:r>
+    </w:p>
+    <w:p>
+      <w:pPr>
+        <w:numPr>
+          <w:ilvl w:val="0"/>
+          <w:numId w:val="24"/>
+        </w:numPr>
+        <w:rPr>
+          <w:sz w:val="24"/>
+          <w:szCs w:val="22"/>
+        </w:rPr>
+      </w:pPr>
+      <w:r>
+        <w:rPr>
+          <w:b/>
+          <w:bCs/>
+          <w:sz w:val="24"/>
+          <w:szCs w:val="22"/>
+        </w:rPr>
+        <w:t>Topic 11.3: Responsive Media Breakpoints (media queries, min-width, max-width, and combining conditional strings)</w:t>
+      </w:r>
+      <w:r>
+        <w:rPr>
+          <w:sz w:val="24"/>
+          <w:szCs w:val="22"/>
+        </w:rPr>
+        <w:t xml:space="preserve"> - </w:t>
+      </w:r>
+      <w:r>
+        <w:rPr>
+          <w:i/>
+          <w:iCs/>
+          <w:sz w:val="24"/>
+          <w:szCs w:val="22"/>
+        </w:rPr>
+        <w:t>Covered in depth by 3 sources</w:t>
+      </w:r>
+    </w:p>
+    <w:p>
+      <w:pPr>
+        <w:rPr>
+          <w:b/>
+          <w:bCs/>
+          <w:sz w:val="48"/>
+          <w:szCs w:val="44"/>
+        </w:rPr>
+      </w:pPr>
+      <w:r>
+        <w:rPr>
+          <w:b/>
+          <w:bCs/>
+          <w:sz w:val="48"/>
+          <w:szCs w:val="44"/>
+        </w:rPr>
+        <w:t>Chapter 12: Transitions, Transforms, and Animations</w:t>
+      </w:r>
+    </w:p>
+    <w:p>
+      <w:pPr>
+        <w:numPr>
+          <w:ilvl w:val="0"/>
+          <w:numId w:val="25"/>
+        </w:numPr>
+        <w:rPr>
+          <w:sz w:val="24"/>
+          <w:szCs w:val="22"/>
+        </w:rPr>
+      </w:pPr>
+      <w:r>
+        <w:rPr>
+          <w:b/>
+          <w:bCs/>
+          <w:sz w:val="24"/>
+          <w:szCs w:val="22"/>
+        </w:rPr>
+        <w:t xml:space="preserve">Topic 12.1: CSS Transitions (Property durations, timing speed curves, delays, and </w:t>
+      </w:r>
+      <w:proofErr w:type="spellStart"/>
+      <w:r>
+        <w:rPr>
+          <w:b/>
+          <w:bCs/>
+          <w:sz w:val="24"/>
+          <w:szCs w:val="22"/>
+        </w:rPr>
+        <w:t>shorthands</w:t>
+      </w:r>
+      <w:proofErr w:type="spellEnd"/>
+      <w:r>
+        <w:rPr>
+          <w:b/>
+          <w:bCs/>
+          <w:sz w:val="24"/>
+          <w:szCs w:val="22"/>
+        </w:rPr>
+        <w:t>)</w:t>
+      </w:r>
+      <w:r>
+        <w:rPr>
+          <w:sz w:val="24"/>
+          <w:szCs w:val="22"/>
+        </w:rPr>
+        <w:t xml:space="preserve"> - </w:t>
+      </w:r>
+      <w:r>
+        <w:rPr>
+          <w:i/>
+          <w:iCs/>
+          <w:sz w:val="24"/>
+          <w:szCs w:val="22"/>
+        </w:rPr>
+        <w:t>Covered in depth by 2 sources</w:t>
+      </w:r>
+    </w:p>
+    <w:p>
+      <w:pPr>
+        <w:numPr>
+          <w:ilvl w:val="0"/>
+          <w:numId w:val="25"/>
+        </w:numPr>
+        <w:rPr>
+          <w:sz w:val="24"/>
+          <w:szCs w:val="22"/>
+        </w:rPr>
+      </w:pPr>
+      <w:r>
+        <w:rPr>
+          <w:b/>
+          <w:bCs/>
+          <w:sz w:val="24"/>
+          <w:szCs w:val="22"/>
+        </w:rPr>
+        <w:t>Topic 12.2: CSS Transforms (2D translations, scaling, rotational axes, and skew distortions)</w:t>
+      </w:r>
+      <w:r>
+        <w:rPr>
+          <w:sz w:val="24"/>
+          <w:szCs w:val="22"/>
+        </w:rPr>
+        <w:t xml:space="preserve"> - </w:t>
+      </w:r>
+      <w:r>
+        <w:rPr>
+          <w:i/>
+          <w:iCs/>
+          <w:sz w:val="24"/>
+          <w:szCs w:val="22"/>
+        </w:rPr>
+        <w:t>Covered in depth by 2 sources</w:t>
+      </w:r>
+    </w:p>
+    <w:p>
+      <w:pPr>
+        <w:numPr>
+          <w:ilvl w:val="0"/>
+          <w:numId w:val="25"/>
+        </w:numPr>
+        <w:rPr>
+          <w:sz w:val="24"/>
+          <w:szCs w:val="22"/>
+        </w:rPr>
+      </w:pPr>
+      <w:r>
+        <w:rPr>
+          <w:b/>
+          <w:bCs/>
+          <w:sz w:val="24"/>
+          <w:szCs w:val="22"/>
+        </w:rPr>
+        <w:t>Topic 12.3: CSS Animations (@keyframes templates, animation durations, loop counts, and reverse direction controls)</w:t>
+      </w:r>
+      <w:r>
+        <w:rPr>
+          <w:sz w:val="24"/>
+          <w:szCs w:val="22"/>
+        </w:rPr>
+        <w:t xml:space="preserve"> - </w:t>
+      </w:r>
+      <w:r>
+        <w:rPr>
+          <w:i/>
+          <w:iCs/>
+          <w:sz w:val="24"/>
+          <w:szCs w:val="22"/>
+        </w:rPr>
+        <w:t>Covered in depth by 2 sources</w:t>
+      </w:r>
+    </w:p>
+    <w:p>
+      <w:pPr>
+        <w:rPr>
+          <w:b/>
+          <w:bCs/>
+          <w:sz w:val="48"/>
+          <w:szCs w:val="44"/>
+        </w:rPr>
+      </w:pPr>
+      <w:r>
+        <w:rPr>
+          <w:b/>
+          <w:bCs/>
+          <w:sz w:val="48"/>
+          <w:szCs w:val="44"/>
+        </w:rPr>
+        <w:t>Chapter 13: Specialized and Alternative Formatting Systems</w:t>
+      </w:r>
+    </w:p>
+    <w:p>
+      <w:pPr>
+        <w:numPr>
+          <w:ilvl w:val="0"/>
+          <w:numId w:val="26"/>
+        </w:numPr>
+        <w:rPr>
+          <w:sz w:val="24"/>
+          <w:szCs w:val="22"/>
+        </w:rPr>
+      </w:pPr>
+      <w:r>
+        <w:rPr>
+          <w:b/>
+          <w:bCs/>
+          <w:sz w:val="24"/>
+          <w:szCs w:val="22"/>
+        </w:rPr>
+        <w:t>Topic 13.1: Table Formatting (VISUALLY arranging table grids, cell borders, row primacy, and automatic vs. fixed sizing layouts)</w:t>
+      </w:r>
+      <w:r>
+        <w:rPr>
+          <w:sz w:val="24"/>
+          <w:szCs w:val="22"/>
+        </w:rPr>
+        <w:t xml:space="preserve"> - </w:t>
+      </w:r>
+      <w:r>
+        <w:rPr>
+          <w:i/>
+          <w:iCs/>
+          <w:sz w:val="24"/>
+          <w:szCs w:val="22"/>
+        </w:rPr>
+        <w:t>Covered in depth by 1 source</w:t>
+      </w:r>
+      <w:r>
+        <w:rPr>
+          <w:sz w:val="24"/>
+          <w:szCs w:val="22"/>
+        </w:rPr>
+        <w:t xml:space="preserve"> </w:t>
+      </w:r>
+      <w:r>
+        <w:rPr>
+          <w:rFonts w:ascii="Segoe UI Emoji" w:hAnsi="Segoe UI Emoji" w:cs="Segoe UI Emoji"/>
+          <w:sz w:val="24"/>
+          <w:szCs w:val="22"/>
+        </w:rPr>
+        <w:t>⚠️</w:t>
+      </w:r>
+      <w:r>
+        <w:rPr>
+          <w:sz w:val="24"/>
+          <w:szCs w:val="22"/>
+        </w:rPr>
+        <w:t xml:space="preserve"> </w:t>
+      </w:r>
+      <w:r>
+        <w:rPr>
+          <w:b/>
+          <w:bCs/>
+          <w:sz w:val="24"/>
+          <w:szCs w:val="22"/>
+        </w:rPr>
+        <w:t>(Supported by only ONE source: Eric Meyer's CSS book)</w:t>
+      </w:r>
+    </w:p>
+    <w:p>
+      <w:pPr>
+        <w:numPr>
+          <w:ilvl w:val="0"/>
+          <w:numId w:val="26"/>
+        </w:numPr>
+        <w:rPr>
+          <w:sz w:val="24"/>
+          <w:szCs w:val="22"/>
+        </w:rPr>
+      </w:pPr>
+      <w:r>
+        <w:rPr>
+          <w:b/>
+          <w:bCs/>
+          <w:sz w:val="24"/>
+          <w:szCs w:val="22"/>
+        </w:rPr>
+        <w:t>Topic 13.2: Custom Outlines (Outline properties vs. standard borders, keyboard focus outlines, and layout offsets)</w:t>
+      </w:r>
+      <w:r>
+        <w:rPr>
+          <w:sz w:val="24"/>
+          <w:szCs w:val="22"/>
+        </w:rPr>
+        <w:t xml:space="preserve"> - </w:t>
+      </w:r>
+      <w:r>
+        <w:rPr>
+          <w:i/>
+          <w:iCs/>
+          <w:sz w:val="24"/>
+          <w:szCs w:val="22"/>
+        </w:rPr>
+        <w:t>Covered in depth by 2 sources</w:t>
+      </w:r>
+    </w:p>
+    <w:p>
+      <w:pPr>
+        <w:numPr>
+          <w:ilvl w:val="0"/>
+          <w:numId w:val="26"/>
+        </w:numPr>
+        <w:rPr>
+          <w:sz w:val="24"/>
+          <w:szCs w:val="22"/>
+        </w:rPr>
+      </w:pPr>
+      <w:r>
+        <w:rPr>
+          <w:b/>
+          <w:bCs/>
+          <w:sz w:val="24"/>
+          <w:szCs w:val="22"/>
+        </w:rPr>
+        <w:t xml:space="preserve">Topic 13.3: System UI Interfacing (Interfacing with local operating system fonts and system </w:t>
+      </w:r>
+      <w:proofErr w:type="spellStart"/>
+      <w:r>
+        <w:rPr>
+          <w:b/>
+          <w:bCs/>
+          <w:sz w:val="24"/>
+          <w:szCs w:val="22"/>
+        </w:rPr>
+        <w:t>color</w:t>
+      </w:r>
+      <w:proofErr w:type="spellEnd"/>
+      <w:r>
+        <w:rPr>
+          <w:b/>
+          <w:bCs/>
+          <w:sz w:val="24"/>
+          <w:szCs w:val="22"/>
+        </w:rPr>
+        <w:t xml:space="preserve"> palettes)</w:t>
+      </w:r>
+      <w:r>
+        <w:rPr>
+          <w:sz w:val="24"/>
+          <w:szCs w:val="22"/>
+        </w:rPr>
+        <w:t xml:space="preserve"> - </w:t>
+      </w:r>
+      <w:r>
+        <w:rPr>
+          <w:i/>
+          <w:iCs/>
+          <w:sz w:val="24"/>
+          <w:szCs w:val="22"/>
+        </w:rPr>
+        <w:t>Covered in depth by 1 source</w:t>
+      </w:r>
+      <w:r>
+        <w:rPr>
+          <w:sz w:val="24"/>
+          <w:szCs w:val="22"/>
+        </w:rPr>
+        <w:t xml:space="preserve"> </w:t>
+      </w:r>
+      <w:r>
+        <w:rPr>
+          <w:rFonts w:ascii="Segoe UI Emoji" w:hAnsi="Segoe UI Emoji" w:cs="Segoe UI Emoji"/>
+          <w:sz w:val="24"/>
+          <w:szCs w:val="22"/>
+        </w:rPr>
+        <w:t>⚠️</w:t>
+      </w:r>
+      <w:r>
+        <w:rPr>
+          <w:sz w:val="24"/>
+          <w:szCs w:val="22"/>
+        </w:rPr>
+        <w:t xml:space="preserve"> </w:t>
+      </w:r>
+      <w:r>
+        <w:rPr>
+          <w:b/>
+          <w:bCs/>
+          <w:sz w:val="24"/>
+          <w:szCs w:val="22"/>
+        </w:rPr>
+        <w:t>(Supported by only ONE source: Eric Meyer's CSS book)</w:t>
+      </w:r>
+    </w:p>
+    <w:p>
+      <w:pPr>
+        <w:numPr>
+          <w:ilvl w:val="0"/>
+          <w:numId w:val="26"/>
+        </w:numPr>
+        <w:rPr>
+          <w:sz w:val="24"/>
+          <w:szCs w:val="22"/>
+        </w:rPr>
+      </w:pPr>
+      <w:r>
+        <w:rPr>
+          <w:b/>
+          <w:bCs/>
+          <w:sz w:val="24"/>
+          <w:szCs w:val="22"/>
+        </w:rPr>
+        <w:t>Topic 13.4: Mouse Cursors (Configuring pointer types and loading custom cursor files)</w:t>
+      </w:r>
+      <w:r>
+        <w:rPr>
+          <w:sz w:val="24"/>
+          <w:szCs w:val="22"/>
+        </w:rPr>
+        <w:t xml:space="preserve"> - </w:t>
+      </w:r>
+      <w:r>
+        <w:rPr>
+          <w:i/>
+          <w:iCs/>
+          <w:sz w:val="24"/>
+          <w:szCs w:val="22"/>
+        </w:rPr>
+        <w:t>Covered in depth by 1 source</w:t>
+      </w:r>
+      <w:r>
+        <w:rPr>
+          <w:sz w:val="24"/>
+          <w:szCs w:val="22"/>
+        </w:rPr>
+        <w:t xml:space="preserve"> </w:t>
+      </w:r>
+      <w:r>
+        <w:rPr>
+          <w:rFonts w:ascii="Segoe UI Emoji" w:hAnsi="Segoe UI Emoji" w:cs="Segoe UI Emoji"/>
+          <w:sz w:val="24"/>
+          <w:szCs w:val="22"/>
+        </w:rPr>
+        <w:t>⚠️</w:t>
+      </w:r>
+      <w:r>
+        <w:rPr>
+          <w:sz w:val="24"/>
+          <w:szCs w:val="22"/>
+        </w:rPr>
+        <w:t xml:space="preserve"> </w:t>
+      </w:r>
+      <w:r>
+        <w:rPr>
+          <w:b/>
+          <w:bCs/>
+          <w:sz w:val="24"/>
+          <w:szCs w:val="22"/>
+        </w:rPr>
+        <w:t>(Supported by only ONE source: Eric Meyer's CSS book)</w:t>
+      </w:r>
+    </w:p>
+    <w:p>
+      <w:pPr>
+        <w:numPr>
+          <w:ilvl w:val="0"/>
+          <w:numId w:val="26"/>
+        </w:numPr>
+        <w:rPr>
+          <w:sz w:val="24"/>
+          <w:szCs w:val="22"/>
+        </w:rPr>
+      </w:pPr>
+      <w:r>
+        <w:rPr>
+          <w:b/>
+          <w:bCs/>
+          <w:sz w:val="24"/>
+          <w:szCs w:val="22"/>
+        </w:rPr>
+        <w:t xml:space="preserve">Topic 13.5: Non-Screen Media (Paged media, print-specific style parameters, </w:t>
+      </w:r>
+      <w:proofErr w:type="spellStart"/>
+      <w:r>
+        <w:rPr>
+          <w:b/>
+          <w:bCs/>
+          <w:sz w:val="24"/>
+          <w:szCs w:val="22"/>
+        </w:rPr>
+        <w:t>OperaShow</w:t>
+      </w:r>
+      <w:proofErr w:type="spellEnd"/>
+      <w:r>
+        <w:rPr>
+          <w:b/>
+          <w:bCs/>
+          <w:sz w:val="24"/>
+          <w:szCs w:val="22"/>
+        </w:rPr>
+        <w:t xml:space="preserve"> projection slideshows, and spoken speech voice elevation styles)</w:t>
+      </w:r>
+      <w:r>
+        <w:rPr>
+          <w:sz w:val="24"/>
+          <w:szCs w:val="22"/>
+        </w:rPr>
+        <w:t xml:space="preserve"> - </w:t>
+      </w:r>
+      <w:r>
+        <w:rPr>
+          <w:i/>
+          <w:iCs/>
+          <w:sz w:val="24"/>
+          <w:szCs w:val="22"/>
+        </w:rPr>
+        <w:t>Covered in depth by 1 source</w:t>
+      </w:r>
+      <w:r>
+        <w:rPr>
+          <w:sz w:val="24"/>
+          <w:szCs w:val="22"/>
+        </w:rPr>
+        <w:t xml:space="preserve"> </w:t>
+      </w:r>
+      <w:r>
+        <w:rPr>
+          <w:rFonts w:ascii="Segoe UI Emoji" w:hAnsi="Segoe UI Emoji" w:cs="Segoe UI Emoji"/>
+          <w:sz w:val="24"/>
+          <w:szCs w:val="22"/>
+        </w:rPr>
+        <w:t>⚠️</w:t>
+      </w:r>
+      <w:r>
+        <w:rPr>
+          <w:sz w:val="24"/>
+          <w:szCs w:val="22"/>
+        </w:rPr>
+        <w:t xml:space="preserve"> </w:t>
+      </w:r>
+      <w:r>
+        <w:rPr>
+          <w:b/>
+          <w:bCs/>
+          <w:sz w:val="24"/>
+          <w:szCs w:val="22"/>
+        </w:rPr>
+        <w:t>(Supported by only ONE source: Eric Meyer's CSS book)</w:t>
       </w:r>
     </w:p>
     <w:p>
@@ -3373,7 +3523,7 @@
 </file>
 
 <file path=word/numbering.xml><?xml version="1.0" encoding="utf-8"?>
-<w:numbering xmlns:wpc="http://schemas.microsoft.com/office/word/2010/wordprocessingCanvas" xmlns:cx="http://schemas.microsoft.com/office/drawing/2014/chartex" xmlns:cx1="http://schemas.microsoft.com/office/drawing/2015/9/8/chartex" xmlns:cx2="http://schemas.microsoft.com/office/drawing/2015/10/21/chartex" xmlns:cx3="http://schemas.microsoft.com/office/drawing/2016/5/9/chartex" xmlns:cx4="http://schemas.microsoft.com/office/drawing/2016/5/10/chartex" xmlns:cx5="http://schemas.microsoft.com/office/drawing/2016/5/11/chartex" xmlns:cx6="http://schemas.microsoft.com/office/drawing/2016/5/12/chartex" xmlns:cx7="http://schemas.microsoft.com/office/drawing/2016/5/13/chartex" xmlns:cx8="http://schemas.microsoft.com/office/drawing/2016/5/14/chartex" xmlns:mc="http://schemas.openxmlformats.org/markup-compatibility/2006" xmlns:aink="http://schemas.microsoft.com/office/drawing/2016/ink" xmlns:am3d="http://schemas.microsoft.com/office/drawing/2017/model3d" xmlns:o="urn:schemas-microsoft-com:office:office" xmlns:oel="http://schemas.microsoft.com/office/2019/extlst" xmlns:r="http://schemas.openxmlformats.org/officeDocument/2006/relationships" xmlns:m="http://schemas.openxmlformats.org/officeDocument/2006/math" xmlns:v="urn:schemas-microsoft-com:vml" xmlns:wp14="http://schemas.microsoft.com/office/word/2010/wordprocessingDrawing" xmlns:wp="http://schemas.openxmlformats.org/drawingml/2006/wordprocessingDrawing" xmlns:w10="urn:schemas-microsoft-com:office:word" xmlns:w="http://schemas.openxmlformats.org/wordprocessingml/2006/main" xmlns:w14="http://schemas.microsoft.com/office/word/2010/wordml" xmlns:w15="http://schemas.microsoft.com/office/word/2012/wordml" xmlns:w16cex="http://schemas.microsoft.com/office/word/2018/wordml/cex" xmlns:w16cid="http://schemas.microsoft.com/office/word/2016/wordml/cid" xmlns:w16="http://schemas.microsoft.com/office/word/2018/wordml" xmlns:w16du="http://schemas.microsoft.com/office/word/2023/wordml/word16du" xmlns:w16sdtdh="http://schemas.microsoft.com/office/word/2020/wordml/sdtdatahash" xmlns:w16sdtfl="http://schemas.microsoft.com/office/word/2024/wordml/sdtformatlock" xmlns:w16se="http://schemas.microsoft.com/office/word/2015/wordml/symex" xmlns:wpg="http://schemas.microsoft.com/office/word/2010/wordprocessingGroup" xmlns:wpi="http://schemas.microsoft.com/office/word/2010/wordprocessingInk" xmlns:wne="http://schemas.microsoft.com/office/word/2006/wordml" xmlns:wps="http://schemas.microsoft.com/office/word/2010/wordprocessingShape" mc:Ignorable="w14 w15 w16se w16cid w16 w16cex w16sdtdh w16sdtfl w16du wp14">
+<w:numbering xmlns:wpc="http://schemas.microsoft.com/office/word/2010/wordprocessingCanvas" xmlns:cx="http://schemas.microsoft.com/office/drawing/2014/chartex" xmlns:cx1="http://schemas.microsoft.com/office/drawing/2015/9/8/chartex" xmlns:cx2="http://schemas.microsoft.com/office/drawing/2015/10/21/chartex" xmlns:cx3="http://schemas.microsoft.com/office/drawing/2016/5/9/chartex" xmlns:cx4="http://schemas.microsoft.com/office/drawing/2016/5/10/chartex" xmlns:cx5="http://schemas.microsoft.com/office/drawing/2016/5/11/chartex" xmlns:cx6="http://schemas.microsoft.com/office/drawing/2016/5/12/chartex" xmlns:cx7="http://schemas.microsoft.com/office/drawing/2016/5/13/chartex" xmlns:cx8="http://schemas.microsoft.com/office/drawing/2016/5/14/chartex" xmlns:mc="http://schemas.openxmlformats.org/markup-compatibility/2006" xmlns:aink="http://schemas.microsoft.com/office/drawing/2016/ink" xmlns:am3d="http://schemas.microsoft.com/office/drawing/2017/model3d" xmlns:o="urn:schemas-microsoft-com:office:office" xmlns:oel="http://schemas.microsoft.com/office/2019/extlst" xmlns:r="http://schemas.openxmlformats.org/officeDocument/2006/relationships" xmlns:m="http://schemas.openxmlformats.org/officeDocument/2006/math" xmlns:v="urn:schemas-microsoft-com:vml" xmlns:wp14="http://schemas.microsoft.com/office/word/2010/wordprocessingDrawing" xmlns:wp="http://schemas.openxmlformats.org/drawingml/2006/wordprocessingDrawing" xmlns:w10="urn:schemas-microsoft-com:office:word" xmlns:w="http://schemas.openxmlformats.org/wordprocessingml/2006/main" xmlns:w14="http://schemas.microsoft.com/office/word/2010/wordml" xmlns:w15="http://schemas.microsoft.com/office/word/2012/wordml" xmlns:w16cei="http://schemas.microsoft.com/office/word/2026/wordml/cei" xmlns:w16cex="http://schemas.microsoft.com/office/word/2018/wordml/cex" xmlns:w16cid="http://schemas.microsoft.com/office/word/2016/wordml/cid" xmlns:w16="http://schemas.microsoft.com/office/word/2018/wordml" xmlns:w16du="http://schemas.microsoft.com/office/word/2023/wordml/word16du" xmlns:w16sdtdh="http://schemas.microsoft.com/office/word/2020/wordml/sdtdatahash" xmlns:w16sdtfl="http://schemas.microsoft.com/office/word/2024/wordml/sdtformatlock" xmlns:w16se="http://schemas.microsoft.com/office/word/2015/wordml/symex" xmlns:wpg="http://schemas.microsoft.com/office/word/2010/wordprocessingGroup" xmlns:wpi="http://schemas.microsoft.com/office/word/2010/wordprocessingInk" xmlns:wne="http://schemas.microsoft.com/office/word/2006/wordml" xmlns:wps="http://schemas.microsoft.com/office/word/2010/wordprocessingShape" mc:Ignorable="w14 w15 w16se w16cid w16 w16cex w16sdtdh w16sdtfl w16du wp14">
   <w:abstractNum w:abstractNumId="0" w15:restartNumberingAfterBreak="0">
     <w:nsid w:val="05FB1EBE"/>
     <w:multiLevelType w:val="multilevel"/>
@@ -3524,6 +3674,155 @@
     </w:lvl>
   </w:abstractNum>
   <w:abstractNum w:abstractNumId="1" w15:restartNumberingAfterBreak="0">
+    <w:nsid w:val="117A254F"/>
+    <w:multiLevelType w:val="multilevel"/>
+    <w:tmpl w:val="208E4960"/>
+    <w:lvl w:ilvl="0">
+      <w:start w:val="1"/>
+      <w:numFmt w:val="bullet"/>
+      <w:lvlText w:val=""/>
+      <w:lvlJc w:val="left"/>
+      <w:pPr>
+        <w:tabs>
+          <w:tab w:val="num" w:pos="720"/>
+        </w:tabs>
+        <w:ind w:left="720" w:hanging="360"/>
+      </w:pPr>
+      <w:rPr>
+        <w:rFonts w:ascii="Symbol" w:hAnsi="Symbol" w:hint="default"/>
+        <w:sz w:val="20"/>
+      </w:rPr>
+    </w:lvl>
+    <w:lvl w:ilvl="1" w:tentative="1">
+      <w:start w:val="1"/>
+      <w:numFmt w:val="bullet"/>
+      <w:lvlText w:val="o"/>
+      <w:lvlJc w:val="left"/>
+      <w:pPr>
+        <w:tabs>
+          <w:tab w:val="num" w:pos="1440"/>
+        </w:tabs>
+        <w:ind w:left="1440" w:hanging="360"/>
+      </w:pPr>
+      <w:rPr>
+        <w:rFonts w:ascii="Courier New" w:hAnsi="Courier New" w:hint="default"/>
+        <w:sz w:val="20"/>
+      </w:rPr>
+    </w:lvl>
+    <w:lvl w:ilvl="2" w:tentative="1">
+      <w:start w:val="1"/>
+      <w:numFmt w:val="bullet"/>
+      <w:lvlText w:val=""/>
+      <w:lvlJc w:val="left"/>
+      <w:pPr>
+        <w:tabs>
+          <w:tab w:val="num" w:pos="2160"/>
+        </w:tabs>
+        <w:ind w:left="2160" w:hanging="360"/>
+      </w:pPr>
+      <w:rPr>
+        <w:rFonts w:ascii="Wingdings" w:hAnsi="Wingdings" w:hint="default"/>
+        <w:sz w:val="20"/>
+      </w:rPr>
+    </w:lvl>
+    <w:lvl w:ilvl="3" w:tentative="1">
+      <w:start w:val="1"/>
+      <w:numFmt w:val="bullet"/>
+      <w:lvlText w:val=""/>
+      <w:lvlJc w:val="left"/>
+      <w:pPr>
+        <w:tabs>
+          <w:tab w:val="num" w:pos="2880"/>
+        </w:tabs>
+        <w:ind w:left="2880" w:hanging="360"/>
+      </w:pPr>
+      <w:rPr>
+        <w:rFonts w:ascii="Wingdings" w:hAnsi="Wingdings" w:hint="default"/>
+        <w:sz w:val="20"/>
+      </w:rPr>
+    </w:lvl>
+    <w:lvl w:ilvl="4" w:tentative="1">
+      <w:start w:val="1"/>
+      <w:numFmt w:val="bullet"/>
+      <w:lvlText w:val=""/>
+      <w:lvlJc w:val="left"/>
+      <w:pPr>
+        <w:tabs>
+          <w:tab w:val="num" w:pos="3600"/>
+        </w:tabs>
+        <w:ind w:left="3600" w:hanging="360"/>
+      </w:pPr>
+      <w:rPr>
+        <w:rFonts w:ascii="Wingdings" w:hAnsi="Wingdings" w:hint="default"/>
+        <w:sz w:val="20"/>
+      </w:rPr>
+    </w:lvl>
+    <w:lvl w:ilvl="5" w:tentative="1">
+      <w:start w:val="1"/>
+      <w:numFmt w:val="bullet"/>
+      <w:lvlText w:val=""/>
+      <w:lvlJc w:val="left"/>
+      <w:pPr>
+        <w:tabs>
+          <w:tab w:val="num" w:pos="4320"/>
+        </w:tabs>
+        <w:ind w:left="4320" w:hanging="360"/>
+      </w:pPr>
+      <w:rPr>
+        <w:rFonts w:ascii="Wingdings" w:hAnsi="Wingdings" w:hint="default"/>
+        <w:sz w:val="20"/>
+      </w:rPr>
+    </w:lvl>
+    <w:lvl w:ilvl="6" w:tentative="1">
+      <w:start w:val="1"/>
+      <w:numFmt w:val="bullet"/>
+      <w:lvlText w:val=""/>
+      <w:lvlJc w:val="left"/>
+      <w:pPr>
+        <w:tabs>
+          <w:tab w:val="num" w:pos="5040"/>
+        </w:tabs>
+        <w:ind w:left="5040" w:hanging="360"/>
+      </w:pPr>
+      <w:rPr>
+        <w:rFonts w:ascii="Wingdings" w:hAnsi="Wingdings" w:hint="default"/>
+        <w:sz w:val="20"/>
+      </w:rPr>
+    </w:lvl>
+    <w:lvl w:ilvl="7" w:tentative="1">
+      <w:start w:val="1"/>
+      <w:numFmt w:val="bullet"/>
+      <w:lvlText w:val=""/>
+      <w:lvlJc w:val="left"/>
+      <w:pPr>
+        <w:tabs>
+          <w:tab w:val="num" w:pos="5760"/>
+        </w:tabs>
+        <w:ind w:left="5760" w:hanging="360"/>
+      </w:pPr>
+      <w:rPr>
+        <w:rFonts w:ascii="Wingdings" w:hAnsi="Wingdings" w:hint="default"/>
+        <w:sz w:val="20"/>
+      </w:rPr>
+    </w:lvl>
+    <w:lvl w:ilvl="8" w:tentative="1">
+      <w:start w:val="1"/>
+      <w:numFmt w:val="bullet"/>
+      <w:lvlText w:val=""/>
+      <w:lvlJc w:val="left"/>
+      <w:pPr>
+        <w:tabs>
+          <w:tab w:val="num" w:pos="6480"/>
+        </w:tabs>
+        <w:ind w:left="6480" w:hanging="360"/>
+      </w:pPr>
+      <w:rPr>
+        <w:rFonts w:ascii="Wingdings" w:hAnsi="Wingdings" w:hint="default"/>
+        <w:sz w:val="20"/>
+      </w:rPr>
+    </w:lvl>
+  </w:abstractNum>
+  <w:abstractNum w:abstractNumId="2" w15:restartNumberingAfterBreak="0">
     <w:nsid w:val="146A61F4"/>
     <w:multiLevelType w:val="multilevel"/>
     <w:tmpl w:val="5156C41E"/>
@@ -3672,7 +3971,156 @@
       </w:rPr>
     </w:lvl>
   </w:abstractNum>
-  <w:abstractNum w:abstractNumId="2" w15:restartNumberingAfterBreak="0">
+  <w:abstractNum w:abstractNumId="3" w15:restartNumberingAfterBreak="0">
+    <w:nsid w:val="1F937F03"/>
+    <w:multiLevelType w:val="multilevel"/>
+    <w:tmpl w:val="D4369D7A"/>
+    <w:lvl w:ilvl="0">
+      <w:start w:val="1"/>
+      <w:numFmt w:val="bullet"/>
+      <w:lvlText w:val=""/>
+      <w:lvlJc w:val="left"/>
+      <w:pPr>
+        <w:tabs>
+          <w:tab w:val="num" w:pos="720"/>
+        </w:tabs>
+        <w:ind w:left="720" w:hanging="360"/>
+      </w:pPr>
+      <w:rPr>
+        <w:rFonts w:ascii="Symbol" w:hAnsi="Symbol" w:hint="default"/>
+        <w:sz w:val="20"/>
+      </w:rPr>
+    </w:lvl>
+    <w:lvl w:ilvl="1" w:tentative="1">
+      <w:start w:val="1"/>
+      <w:numFmt w:val="bullet"/>
+      <w:lvlText w:val="o"/>
+      <w:lvlJc w:val="left"/>
+      <w:pPr>
+        <w:tabs>
+          <w:tab w:val="num" w:pos="1440"/>
+        </w:tabs>
+        <w:ind w:left="1440" w:hanging="360"/>
+      </w:pPr>
+      <w:rPr>
+        <w:rFonts w:ascii="Courier New" w:hAnsi="Courier New" w:hint="default"/>
+        <w:sz w:val="20"/>
+      </w:rPr>
+    </w:lvl>
+    <w:lvl w:ilvl="2" w:tentative="1">
+      <w:start w:val="1"/>
+      <w:numFmt w:val="bullet"/>
+      <w:lvlText w:val=""/>
+      <w:lvlJc w:val="left"/>
+      <w:pPr>
+        <w:tabs>
+          <w:tab w:val="num" w:pos="2160"/>
+        </w:tabs>
+        <w:ind w:left="2160" w:hanging="360"/>
+      </w:pPr>
+      <w:rPr>
+        <w:rFonts w:ascii="Wingdings" w:hAnsi="Wingdings" w:hint="default"/>
+        <w:sz w:val="20"/>
+      </w:rPr>
+    </w:lvl>
+    <w:lvl w:ilvl="3" w:tentative="1">
+      <w:start w:val="1"/>
+      <w:numFmt w:val="bullet"/>
+      <w:lvlText w:val=""/>
+      <w:lvlJc w:val="left"/>
+      <w:pPr>
+        <w:tabs>
+          <w:tab w:val="num" w:pos="2880"/>
+        </w:tabs>
+        <w:ind w:left="2880" w:hanging="360"/>
+      </w:pPr>
+      <w:rPr>
+        <w:rFonts w:ascii="Wingdings" w:hAnsi="Wingdings" w:hint="default"/>
+        <w:sz w:val="20"/>
+      </w:rPr>
+    </w:lvl>
+    <w:lvl w:ilvl="4" w:tentative="1">
+      <w:start w:val="1"/>
+      <w:numFmt w:val="bullet"/>
+      <w:lvlText w:val=""/>
+      <w:lvlJc w:val="left"/>
+      <w:pPr>
+        <w:tabs>
+          <w:tab w:val="num" w:pos="3600"/>
+        </w:tabs>
+        <w:ind w:left="3600" w:hanging="360"/>
+      </w:pPr>
+      <w:rPr>
+        <w:rFonts w:ascii="Wingdings" w:hAnsi="Wingdings" w:hint="default"/>
+        <w:sz w:val="20"/>
+      </w:rPr>
+    </w:lvl>
+    <w:lvl w:ilvl="5" w:tentative="1">
+      <w:start w:val="1"/>
+      <w:numFmt w:val="bullet"/>
+      <w:lvlText w:val=""/>
+      <w:lvlJc w:val="left"/>
+      <w:pPr>
+        <w:tabs>
+          <w:tab w:val="num" w:pos="4320"/>
+        </w:tabs>
+        <w:ind w:left="4320" w:hanging="360"/>
+      </w:pPr>
+      <w:rPr>
+        <w:rFonts w:ascii="Wingdings" w:hAnsi="Wingdings" w:hint="default"/>
+        <w:sz w:val="20"/>
+      </w:rPr>
+    </w:lvl>
+    <w:lvl w:ilvl="6" w:tentative="1">
+      <w:start w:val="1"/>
+      <w:numFmt w:val="bullet"/>
+      <w:lvlText w:val=""/>
+      <w:lvlJc w:val="left"/>
+      <w:pPr>
+        <w:tabs>
+          <w:tab w:val="num" w:pos="5040"/>
+        </w:tabs>
+        <w:ind w:left="5040" w:hanging="360"/>
+      </w:pPr>
+      <w:rPr>
+        <w:rFonts w:ascii="Wingdings" w:hAnsi="Wingdings" w:hint="default"/>
+        <w:sz w:val="20"/>
+      </w:rPr>
+    </w:lvl>
+    <w:lvl w:ilvl="7" w:tentative="1">
+      <w:start w:val="1"/>
+      <w:numFmt w:val="bullet"/>
+      <w:lvlText w:val=""/>
+      <w:lvlJc w:val="left"/>
+      <w:pPr>
+        <w:tabs>
+          <w:tab w:val="num" w:pos="5760"/>
+        </w:tabs>
+        <w:ind w:left="5760" w:hanging="360"/>
+      </w:pPr>
+      <w:rPr>
+        <w:rFonts w:ascii="Wingdings" w:hAnsi="Wingdings" w:hint="default"/>
+        <w:sz w:val="20"/>
+      </w:rPr>
+    </w:lvl>
+    <w:lvl w:ilvl="8" w:tentative="1">
+      <w:start w:val="1"/>
+      <w:numFmt w:val="bullet"/>
+      <w:lvlText w:val=""/>
+      <w:lvlJc w:val="left"/>
+      <w:pPr>
+        <w:tabs>
+          <w:tab w:val="num" w:pos="6480"/>
+        </w:tabs>
+        <w:ind w:left="6480" w:hanging="360"/>
+      </w:pPr>
+      <w:rPr>
+        <w:rFonts w:ascii="Wingdings" w:hAnsi="Wingdings" w:hint="default"/>
+        <w:sz w:val="20"/>
+      </w:rPr>
+    </w:lvl>
+  </w:abstractNum>
+  <w:abstractNum w:abstractNumId="4" w15:restartNumberingAfterBreak="0">
     <w:nsid w:val="20127952"/>
     <w:multiLevelType w:val="multilevel"/>
     <w:tmpl w:val="2DFEDE76"/>
@@ -3821,7 +4269,7 @@
       </w:rPr>
     </w:lvl>
   </w:abstractNum>
-  <w:abstractNum w:abstractNumId="3" w15:restartNumberingAfterBreak="0">
+  <w:abstractNum w:abstractNumId="5" w15:restartNumberingAfterBreak="0">
     <w:nsid w:val="226F29F0"/>
     <w:multiLevelType w:val="multilevel"/>
     <w:tmpl w:val="308E3FE6"/>
@@ -3970,7 +4418,7 @@
       </w:rPr>
     </w:lvl>
   </w:abstractNum>
-  <w:abstractNum w:abstractNumId="4" w15:restartNumberingAfterBreak="0">
+  <w:abstractNum w:abstractNumId="6" w15:restartNumberingAfterBreak="0">
     <w:nsid w:val="27440912"/>
     <w:multiLevelType w:val="multilevel"/>
     <w:tmpl w:val="6CD4586A"/>
@@ -4119,7 +4567,305 @@
       </w:rPr>
     </w:lvl>
   </w:abstractNum>
-  <w:abstractNum w:abstractNumId="5" w15:restartNumberingAfterBreak="0">
+  <w:abstractNum w:abstractNumId="7" w15:restartNumberingAfterBreak="0">
+    <w:nsid w:val="27EF2D66"/>
+    <w:multiLevelType w:val="multilevel"/>
+    <w:tmpl w:val="976C82D2"/>
+    <w:lvl w:ilvl="0">
+      <w:start w:val="1"/>
+      <w:numFmt w:val="bullet"/>
+      <w:lvlText w:val=""/>
+      <w:lvlJc w:val="left"/>
+      <w:pPr>
+        <w:tabs>
+          <w:tab w:val="num" w:pos="720"/>
+        </w:tabs>
+        <w:ind w:left="720" w:hanging="360"/>
+      </w:pPr>
+      <w:rPr>
+        <w:rFonts w:ascii="Symbol" w:hAnsi="Symbol" w:hint="default"/>
+        <w:sz w:val="20"/>
+      </w:rPr>
+    </w:lvl>
+    <w:lvl w:ilvl="1" w:tentative="1">
+      <w:start w:val="1"/>
+      <w:numFmt w:val="bullet"/>
+      <w:lvlText w:val="o"/>
+      <w:lvlJc w:val="left"/>
+      <w:pPr>
+        <w:tabs>
+          <w:tab w:val="num" w:pos="1440"/>
+        </w:tabs>
+        <w:ind w:left="1440" w:hanging="360"/>
+      </w:pPr>
+      <w:rPr>
+        <w:rFonts w:ascii="Courier New" w:hAnsi="Courier New" w:hint="default"/>
+        <w:sz w:val="20"/>
+      </w:rPr>
+    </w:lvl>
+    <w:lvl w:ilvl="2" w:tentative="1">
+      <w:start w:val="1"/>
+      <w:numFmt w:val="bullet"/>
+      <w:lvlText w:val=""/>
+      <w:lvlJc w:val="left"/>
+      <w:pPr>
+        <w:tabs>
+          <w:tab w:val="num" w:pos="2160"/>
+        </w:tabs>
+        <w:ind w:left="2160" w:hanging="360"/>
+      </w:pPr>
+      <w:rPr>
+        <w:rFonts w:ascii="Wingdings" w:hAnsi="Wingdings" w:hint="default"/>
+        <w:sz w:val="20"/>
+      </w:rPr>
+    </w:lvl>
+    <w:lvl w:ilvl="3" w:tentative="1">
+      <w:start w:val="1"/>
+      <w:numFmt w:val="bullet"/>
+      <w:lvlText w:val=""/>
+      <w:lvlJc w:val="left"/>
+      <w:pPr>
+        <w:tabs>
+          <w:tab w:val="num" w:pos="2880"/>
+        </w:tabs>
+        <w:ind w:left="2880" w:hanging="360"/>
+      </w:pPr>
+      <w:rPr>
+        <w:rFonts w:ascii="Wingdings" w:hAnsi="Wingdings" w:hint="default"/>
+        <w:sz w:val="20"/>
+      </w:rPr>
+    </w:lvl>
+    <w:lvl w:ilvl="4" w:tentative="1">
+      <w:start w:val="1"/>
+      <w:numFmt w:val="bullet"/>
+      <w:lvlText w:val=""/>
+      <w:lvlJc w:val="left"/>
+      <w:pPr>
+        <w:tabs>
+          <w:tab w:val="num" w:pos="3600"/>
+        </w:tabs>
+        <w:ind w:left="3600" w:hanging="360"/>
+      </w:pPr>
+      <w:rPr>
+        <w:rFonts w:ascii="Wingdings" w:hAnsi="Wingdings" w:hint="default"/>
+        <w:sz w:val="20"/>
+      </w:rPr>
+    </w:lvl>
+    <w:lvl w:ilvl="5" w:tentative="1">
+      <w:start w:val="1"/>
+      <w:numFmt w:val="bullet"/>
+      <w:lvlText w:val=""/>
+      <w:lvlJc w:val="left"/>
+      <w:pPr>
+        <w:tabs>
+          <w:tab w:val="num" w:pos="4320"/>
+        </w:tabs>
+        <w:ind w:left="4320" w:hanging="360"/>
+      </w:pPr>
+      <w:rPr>
+        <w:rFonts w:ascii="Wingdings" w:hAnsi="Wingdings" w:hint="default"/>
+        <w:sz w:val="20"/>
+      </w:rPr>
+    </w:lvl>
+    <w:lvl w:ilvl="6" w:tentative="1">
+      <w:start w:val="1"/>
+      <w:numFmt w:val="bullet"/>
+      <w:lvlText w:val=""/>
+      <w:lvlJc w:val="left"/>
+      <w:pPr>
+        <w:tabs>
+          <w:tab w:val="num" w:pos="5040"/>
+        </w:tabs>
+        <w:ind w:left="5040" w:hanging="360"/>
+      </w:pPr>
+      <w:rPr>
+        <w:rFonts w:ascii="Wingdings" w:hAnsi="Wingdings" w:hint="default"/>
+        <w:sz w:val="20"/>
+      </w:rPr>
+    </w:lvl>
+    <w:lvl w:ilvl="7" w:tentative="1">
+      <w:start w:val="1"/>
+      <w:numFmt w:val="bullet"/>
+      <w:lvlText w:val=""/>
+      <w:lvlJc w:val="left"/>
+      <w:pPr>
+        <w:tabs>
+          <w:tab w:val="num" w:pos="5760"/>
+        </w:tabs>
+        <w:ind w:left="5760" w:hanging="360"/>
+      </w:pPr>
+      <w:rPr>
+        <w:rFonts w:ascii="Wingdings" w:hAnsi="Wingdings" w:hint="default"/>
+        <w:sz w:val="20"/>
+      </w:rPr>
+    </w:lvl>
+    <w:lvl w:ilvl="8" w:tentative="1">
+      <w:start w:val="1"/>
+      <w:numFmt w:val="bullet"/>
+      <w:lvlText w:val=""/>
+      <w:lvlJc w:val="left"/>
+      <w:pPr>
+        <w:tabs>
+          <w:tab w:val="num" w:pos="6480"/>
+        </w:tabs>
+        <w:ind w:left="6480" w:hanging="360"/>
+      </w:pPr>
+      <w:rPr>
+        <w:rFonts w:ascii="Wingdings" w:hAnsi="Wingdings" w:hint="default"/>
+        <w:sz w:val="20"/>
+      </w:rPr>
+    </w:lvl>
+  </w:abstractNum>
+  <w:abstractNum w:abstractNumId="8" w15:restartNumberingAfterBreak="0">
+    <w:nsid w:val="291F426A"/>
+    <w:multiLevelType w:val="multilevel"/>
+    <w:tmpl w:val="57FCE828"/>
+    <w:lvl w:ilvl="0">
+      <w:start w:val="1"/>
+      <w:numFmt w:val="bullet"/>
+      <w:lvlText w:val=""/>
+      <w:lvlJc w:val="left"/>
+      <w:pPr>
+        <w:tabs>
+          <w:tab w:val="num" w:pos="720"/>
+        </w:tabs>
+        <w:ind w:left="720" w:hanging="360"/>
+      </w:pPr>
+      <w:rPr>
+        <w:rFonts w:ascii="Symbol" w:hAnsi="Symbol" w:hint="default"/>
+        <w:sz w:val="20"/>
+      </w:rPr>
+    </w:lvl>
+    <w:lvl w:ilvl="1" w:tentative="1">
+      <w:start w:val="1"/>
+      <w:numFmt w:val="bullet"/>
+      <w:lvlText w:val="o"/>
+      <w:lvlJc w:val="left"/>
+      <w:pPr>
+        <w:tabs>
+          <w:tab w:val="num" w:pos="1440"/>
+        </w:tabs>
+        <w:ind w:left="1440" w:hanging="360"/>
+      </w:pPr>
+      <w:rPr>
+        <w:rFonts w:ascii="Courier New" w:hAnsi="Courier New" w:hint="default"/>
+        <w:sz w:val="20"/>
+      </w:rPr>
+    </w:lvl>
+    <w:lvl w:ilvl="2" w:tentative="1">
+      <w:start w:val="1"/>
+      <w:numFmt w:val="bullet"/>
+      <w:lvlText w:val=""/>
+      <w:lvlJc w:val="left"/>
+      <w:pPr>
+        <w:tabs>
+          <w:tab w:val="num" w:pos="2160"/>
+        </w:tabs>
+        <w:ind w:left="2160" w:hanging="360"/>
+      </w:pPr>
+      <w:rPr>
+        <w:rFonts w:ascii="Wingdings" w:hAnsi="Wingdings" w:hint="default"/>
+        <w:sz w:val="20"/>
+      </w:rPr>
+    </w:lvl>
+    <w:lvl w:ilvl="3" w:tentative="1">
+      <w:start w:val="1"/>
+      <w:numFmt w:val="bullet"/>
+      <w:lvlText w:val=""/>
+      <w:lvlJc w:val="left"/>
+      <w:pPr>
+        <w:tabs>
+          <w:tab w:val="num" w:pos="2880"/>
+        </w:tabs>
+        <w:ind w:left="2880" w:hanging="360"/>
+      </w:pPr>
+      <w:rPr>
+        <w:rFonts w:ascii="Wingdings" w:hAnsi="Wingdings" w:hint="default"/>
+        <w:sz w:val="20"/>
+      </w:rPr>
+    </w:lvl>
+    <w:lvl w:ilvl="4" w:tentative="1">
+      <w:start w:val="1"/>
+      <w:numFmt w:val="bullet"/>
+      <w:lvlText w:val=""/>
+      <w:lvlJc w:val="left"/>
+      <w:pPr>
+        <w:tabs>
+          <w:tab w:val="num" w:pos="3600"/>
+        </w:tabs>
+        <w:ind w:left="3600" w:hanging="360"/>
+      </w:pPr>
+      <w:rPr>
+        <w:rFonts w:ascii="Wingdings" w:hAnsi="Wingdings" w:hint="default"/>
+        <w:sz w:val="20"/>
+      </w:rPr>
+    </w:lvl>
+    <w:lvl w:ilvl="5" w:tentative="1">
+      <w:start w:val="1"/>
+      <w:numFmt w:val="bullet"/>
+      <w:lvlText w:val=""/>
+      <w:lvlJc w:val="left"/>
+      <w:pPr>
+        <w:tabs>
+          <w:tab w:val="num" w:pos="4320"/>
+        </w:tabs>
+        <w:ind w:left="4320" w:hanging="360"/>
+      </w:pPr>
+      <w:rPr>
+        <w:rFonts w:ascii="Wingdings" w:hAnsi="Wingdings" w:hint="default"/>
+        <w:sz w:val="20"/>
+      </w:rPr>
+    </w:lvl>
+    <w:lvl w:ilvl="6" w:tentative="1">
+      <w:start w:val="1"/>
+      <w:numFmt w:val="bullet"/>
+      <w:lvlText w:val=""/>
+      <w:lvlJc w:val="left"/>
+      <w:pPr>
+        <w:tabs>
+          <w:tab w:val="num" w:pos="5040"/>
+        </w:tabs>
+        <w:ind w:left="5040" w:hanging="360"/>
+      </w:pPr>
+      <w:rPr>
+        <w:rFonts w:ascii="Wingdings" w:hAnsi="Wingdings" w:hint="default"/>
+        <w:sz w:val="20"/>
+      </w:rPr>
+    </w:lvl>
+    <w:lvl w:ilvl="7" w:tentative="1">
+      <w:start w:val="1"/>
+      <w:numFmt w:val="bullet"/>
+      <w:lvlText w:val=""/>
+      <w:lvlJc w:val="left"/>
+      <w:pPr>
+        <w:tabs>
+          <w:tab w:val="num" w:pos="5760"/>
+        </w:tabs>
+        <w:ind w:left="5760" w:hanging="360"/>
+      </w:pPr>
+      <w:rPr>
+        <w:rFonts w:ascii="Wingdings" w:hAnsi="Wingdings" w:hint="default"/>
+        <w:sz w:val="20"/>
+      </w:rPr>
+    </w:lvl>
+    <w:lvl w:ilvl="8" w:tentative="1">
+      <w:start w:val="1"/>
+      <w:numFmt w:val="bullet"/>
+      <w:lvlText w:val=""/>
+      <w:lvlJc w:val="left"/>
+      <w:pPr>
+        <w:tabs>
+          <w:tab w:val="num" w:pos="6480"/>
+        </w:tabs>
+        <w:ind w:left="6480" w:hanging="360"/>
+      </w:pPr>
+      <w:rPr>
+        <w:rFonts w:ascii="Wingdings" w:hAnsi="Wingdings" w:hint="default"/>
+        <w:sz w:val="20"/>
+      </w:rPr>
+    </w:lvl>
+  </w:abstractNum>
+  <w:abstractNum w:abstractNumId="9" w15:restartNumberingAfterBreak="0">
     <w:nsid w:val="2BF51B2D"/>
     <w:multiLevelType w:val="multilevel"/>
     <w:tmpl w:val="92EE219E"/>
@@ -4268,7 +5014,7 @@
       </w:rPr>
     </w:lvl>
   </w:abstractNum>
-  <w:abstractNum w:abstractNumId="6" w15:restartNumberingAfterBreak="0">
+  <w:abstractNum w:abstractNumId="10" w15:restartNumberingAfterBreak="0">
     <w:nsid w:val="2E0A5EC8"/>
     <w:multiLevelType w:val="multilevel"/>
     <w:tmpl w:val="CE923A70"/>
@@ -4417,7 +5163,7 @@
       </w:rPr>
     </w:lvl>
   </w:abstractNum>
-  <w:abstractNum w:abstractNumId="7" w15:restartNumberingAfterBreak="0">
+  <w:abstractNum w:abstractNumId="11" w15:restartNumberingAfterBreak="0">
     <w:nsid w:val="2EF82494"/>
     <w:multiLevelType w:val="multilevel"/>
     <w:tmpl w:val="DB54A638"/>
@@ -4566,7 +5312,156 @@
       </w:rPr>
     </w:lvl>
   </w:abstractNum>
-  <w:abstractNum w:abstractNumId="8" w15:restartNumberingAfterBreak="0">
+  <w:abstractNum w:abstractNumId="12" w15:restartNumberingAfterBreak="0">
+    <w:nsid w:val="48036436"/>
+    <w:multiLevelType w:val="multilevel"/>
+    <w:tmpl w:val="5BCC20C8"/>
+    <w:lvl w:ilvl="0">
+      <w:start w:val="1"/>
+      <w:numFmt w:val="bullet"/>
+      <w:lvlText w:val=""/>
+      <w:lvlJc w:val="left"/>
+      <w:pPr>
+        <w:tabs>
+          <w:tab w:val="num" w:pos="720"/>
+        </w:tabs>
+        <w:ind w:left="720" w:hanging="360"/>
+      </w:pPr>
+      <w:rPr>
+        <w:rFonts w:ascii="Symbol" w:hAnsi="Symbol" w:hint="default"/>
+        <w:sz w:val="20"/>
+      </w:rPr>
+    </w:lvl>
+    <w:lvl w:ilvl="1" w:tentative="1">
+      <w:start w:val="1"/>
+      <w:numFmt w:val="bullet"/>
+      <w:lvlText w:val="o"/>
+      <w:lvlJc w:val="left"/>
+      <w:pPr>
+        <w:tabs>
+          <w:tab w:val="num" w:pos="1440"/>
+        </w:tabs>
+        <w:ind w:left="1440" w:hanging="360"/>
+      </w:pPr>
+      <w:rPr>
+        <w:rFonts w:ascii="Courier New" w:hAnsi="Courier New" w:hint="default"/>
+        <w:sz w:val="20"/>
+      </w:rPr>
+    </w:lvl>
+    <w:lvl w:ilvl="2" w:tentative="1">
+      <w:start w:val="1"/>
+      <w:numFmt w:val="bullet"/>
+      <w:lvlText w:val=""/>
+      <w:lvlJc w:val="left"/>
+      <w:pPr>
+        <w:tabs>
+          <w:tab w:val="num" w:pos="2160"/>
+        </w:tabs>
+        <w:ind w:left="2160" w:hanging="360"/>
+      </w:pPr>
+      <w:rPr>
+        <w:rFonts w:ascii="Wingdings" w:hAnsi="Wingdings" w:hint="default"/>
+        <w:sz w:val="20"/>
+      </w:rPr>
+    </w:lvl>
+    <w:lvl w:ilvl="3" w:tentative="1">
+      <w:start w:val="1"/>
+      <w:numFmt w:val="bullet"/>
+      <w:lvlText w:val=""/>
+      <w:lvlJc w:val="left"/>
+      <w:pPr>
+        <w:tabs>
+          <w:tab w:val="num" w:pos="2880"/>
+        </w:tabs>
+        <w:ind w:left="2880" w:hanging="360"/>
+      </w:pPr>
+      <w:rPr>
+        <w:rFonts w:ascii="Wingdings" w:hAnsi="Wingdings" w:hint="default"/>
+        <w:sz w:val="20"/>
+      </w:rPr>
+    </w:lvl>
+    <w:lvl w:ilvl="4" w:tentative="1">
+      <w:start w:val="1"/>
+      <w:numFmt w:val="bullet"/>
+      <w:lvlText w:val=""/>
+      <w:lvlJc w:val="left"/>
+      <w:pPr>
+        <w:tabs>
+          <w:tab w:val="num" w:pos="3600"/>
+        </w:tabs>
+        <w:ind w:left="3600" w:hanging="360"/>
+      </w:pPr>
+      <w:rPr>
+        <w:rFonts w:ascii="Wingdings" w:hAnsi="Wingdings" w:hint="default"/>
+        <w:sz w:val="20"/>
+      </w:rPr>
+    </w:lvl>
+    <w:lvl w:ilvl="5" w:tentative="1">
+      <w:start w:val="1"/>
+      <w:numFmt w:val="bullet"/>
+      <w:lvlText w:val=""/>
+      <w:lvlJc w:val="left"/>
+      <w:pPr>
+        <w:tabs>
+          <w:tab w:val="num" w:pos="4320"/>
+        </w:tabs>
+        <w:ind w:left="4320" w:hanging="360"/>
+      </w:pPr>
+      <w:rPr>
+        <w:rFonts w:ascii="Wingdings" w:hAnsi="Wingdings" w:hint="default"/>
+        <w:sz w:val="20"/>
+      </w:rPr>
+    </w:lvl>
+    <w:lvl w:ilvl="6" w:tentative="1">
+      <w:start w:val="1"/>
+      <w:numFmt w:val="bullet"/>
+      <w:lvlText w:val=""/>
+      <w:lvlJc w:val="left"/>
+      <w:pPr>
+        <w:tabs>
+          <w:tab w:val="num" w:pos="5040"/>
+        </w:tabs>
+        <w:ind w:left="5040" w:hanging="360"/>
+      </w:pPr>
+      <w:rPr>
+        <w:rFonts w:ascii="Wingdings" w:hAnsi="Wingdings" w:hint="default"/>
+        <w:sz w:val="20"/>
+      </w:rPr>
+    </w:lvl>
+    <w:lvl w:ilvl="7" w:tentative="1">
+      <w:start w:val="1"/>
+      <w:numFmt w:val="bullet"/>
+      <w:lvlText w:val=""/>
+      <w:lvlJc w:val="left"/>
+      <w:pPr>
+        <w:tabs>
+          <w:tab w:val="num" w:pos="5760"/>
+        </w:tabs>
+        <w:ind w:left="5760" w:hanging="360"/>
+      </w:pPr>
+      <w:rPr>
+        <w:rFonts w:ascii="Wingdings" w:hAnsi="Wingdings" w:hint="default"/>
+        <w:sz w:val="20"/>
+      </w:rPr>
+    </w:lvl>
+    <w:lvl w:ilvl="8" w:tentative="1">
+      <w:start w:val="1"/>
+      <w:numFmt w:val="bullet"/>
+      <w:lvlText w:val=""/>
+      <w:lvlJc w:val="left"/>
+      <w:pPr>
+        <w:tabs>
+          <w:tab w:val="num" w:pos="6480"/>
+        </w:tabs>
+        <w:ind w:left="6480" w:hanging="360"/>
+      </w:pPr>
+      <w:rPr>
+        <w:rFonts w:ascii="Wingdings" w:hAnsi="Wingdings" w:hint="default"/>
+        <w:sz w:val="20"/>
+      </w:rPr>
+    </w:lvl>
+  </w:abstractNum>
+  <w:abstractNum w:abstractNumId="13" w15:restartNumberingAfterBreak="0">
     <w:nsid w:val="56A65D19"/>
     <w:multiLevelType w:val="multilevel"/>
     <w:tmpl w:val="B3403864"/>
@@ -4715,7 +5610,305 @@
       </w:rPr>
     </w:lvl>
   </w:abstractNum>
-  <w:abstractNum w:abstractNumId="9" w15:restartNumberingAfterBreak="0">
+  <w:abstractNum w:abstractNumId="14" w15:restartNumberingAfterBreak="0">
+    <w:nsid w:val="57157630"/>
+    <w:multiLevelType w:val="multilevel"/>
+    <w:tmpl w:val="BA9453B0"/>
+    <w:lvl w:ilvl="0">
+      <w:start w:val="1"/>
+      <w:numFmt w:val="bullet"/>
+      <w:lvlText w:val=""/>
+      <w:lvlJc w:val="left"/>
+      <w:pPr>
+        <w:tabs>
+          <w:tab w:val="num" w:pos="720"/>
+        </w:tabs>
+        <w:ind w:left="720" w:hanging="360"/>
+      </w:pPr>
+      <w:rPr>
+        <w:rFonts w:ascii="Symbol" w:hAnsi="Symbol" w:hint="default"/>
+        <w:sz w:val="20"/>
+      </w:rPr>
+    </w:lvl>
+    <w:lvl w:ilvl="1" w:tentative="1">
+      <w:start w:val="1"/>
+      <w:numFmt w:val="bullet"/>
+      <w:lvlText w:val="o"/>
+      <w:lvlJc w:val="left"/>
+      <w:pPr>
+        <w:tabs>
+          <w:tab w:val="num" w:pos="1440"/>
+        </w:tabs>
+        <w:ind w:left="1440" w:hanging="360"/>
+      </w:pPr>
+      <w:rPr>
+        <w:rFonts w:ascii="Courier New" w:hAnsi="Courier New" w:hint="default"/>
+        <w:sz w:val="20"/>
+      </w:rPr>
+    </w:lvl>
+    <w:lvl w:ilvl="2" w:tentative="1">
+      <w:start w:val="1"/>
+      <w:numFmt w:val="bullet"/>
+      <w:lvlText w:val=""/>
+      <w:lvlJc w:val="left"/>
+      <w:pPr>
+        <w:tabs>
+          <w:tab w:val="num" w:pos="2160"/>
+        </w:tabs>
+        <w:ind w:left="2160" w:hanging="360"/>
+      </w:pPr>
+      <w:rPr>
+        <w:rFonts w:ascii="Wingdings" w:hAnsi="Wingdings" w:hint="default"/>
+        <w:sz w:val="20"/>
+      </w:rPr>
+    </w:lvl>
+    <w:lvl w:ilvl="3" w:tentative="1">
+      <w:start w:val="1"/>
+      <w:numFmt w:val="bullet"/>
+      <w:lvlText w:val=""/>
+      <w:lvlJc w:val="left"/>
+      <w:pPr>
+        <w:tabs>
+          <w:tab w:val="num" w:pos="2880"/>
+        </w:tabs>
+        <w:ind w:left="2880" w:hanging="360"/>
+      </w:pPr>
+      <w:rPr>
+        <w:rFonts w:ascii="Wingdings" w:hAnsi="Wingdings" w:hint="default"/>
+        <w:sz w:val="20"/>
+      </w:rPr>
+    </w:lvl>
+    <w:lvl w:ilvl="4" w:tentative="1">
+      <w:start w:val="1"/>
+      <w:numFmt w:val="bullet"/>
+      <w:lvlText w:val=""/>
+      <w:lvlJc w:val="left"/>
+      <w:pPr>
+        <w:tabs>
+          <w:tab w:val="num" w:pos="3600"/>
+        </w:tabs>
+        <w:ind w:left="3600" w:hanging="360"/>
+      </w:pPr>
+      <w:rPr>
+        <w:rFonts w:ascii="Wingdings" w:hAnsi="Wingdings" w:hint="default"/>
+        <w:sz w:val="20"/>
+      </w:rPr>
+    </w:lvl>
+    <w:lvl w:ilvl="5" w:tentative="1">
+      <w:start w:val="1"/>
+      <w:numFmt w:val="bullet"/>
+      <w:lvlText w:val=""/>
+      <w:lvlJc w:val="left"/>
+      <w:pPr>
+        <w:tabs>
+          <w:tab w:val="num" w:pos="4320"/>
+        </w:tabs>
+        <w:ind w:left="4320" w:hanging="360"/>
+      </w:pPr>
+      <w:rPr>
+        <w:rFonts w:ascii="Wingdings" w:hAnsi="Wingdings" w:hint="default"/>
+        <w:sz w:val="20"/>
+      </w:rPr>
+    </w:lvl>
+    <w:lvl w:ilvl="6" w:tentative="1">
+      <w:start w:val="1"/>
+      <w:numFmt w:val="bullet"/>
+      <w:lvlText w:val=""/>
+      <w:lvlJc w:val="left"/>
+      <w:pPr>
+        <w:tabs>
+          <w:tab w:val="num" w:pos="5040"/>
+        </w:tabs>
+        <w:ind w:left="5040" w:hanging="360"/>
+      </w:pPr>
+      <w:rPr>
+        <w:rFonts w:ascii="Wingdings" w:hAnsi="Wingdings" w:hint="default"/>
+        <w:sz w:val="20"/>
+      </w:rPr>
+    </w:lvl>
+    <w:lvl w:ilvl="7" w:tentative="1">
+      <w:start w:val="1"/>
+      <w:numFmt w:val="bullet"/>
+      <w:lvlText w:val=""/>
+      <w:lvlJc w:val="left"/>
+      <w:pPr>
+        <w:tabs>
+          <w:tab w:val="num" w:pos="5760"/>
+        </w:tabs>
+        <w:ind w:left="5760" w:hanging="360"/>
+      </w:pPr>
+      <w:rPr>
+        <w:rFonts w:ascii="Wingdings" w:hAnsi="Wingdings" w:hint="default"/>
+        <w:sz w:val="20"/>
+      </w:rPr>
+    </w:lvl>
+    <w:lvl w:ilvl="8" w:tentative="1">
+      <w:start w:val="1"/>
+      <w:numFmt w:val="bullet"/>
+      <w:lvlText w:val=""/>
+      <w:lvlJc w:val="left"/>
+      <w:pPr>
+        <w:tabs>
+          <w:tab w:val="num" w:pos="6480"/>
+        </w:tabs>
+        <w:ind w:left="6480" w:hanging="360"/>
+      </w:pPr>
+      <w:rPr>
+        <w:rFonts w:ascii="Wingdings" w:hAnsi="Wingdings" w:hint="default"/>
+        <w:sz w:val="20"/>
+      </w:rPr>
+    </w:lvl>
+  </w:abstractNum>
+  <w:abstractNum w:abstractNumId="15" w15:restartNumberingAfterBreak="0">
+    <w:nsid w:val="59067550"/>
+    <w:multiLevelType w:val="multilevel"/>
+    <w:tmpl w:val="8634E6EA"/>
+    <w:lvl w:ilvl="0">
+      <w:start w:val="1"/>
+      <w:numFmt w:val="bullet"/>
+      <w:lvlText w:val=""/>
+      <w:lvlJc w:val="left"/>
+      <w:pPr>
+        <w:tabs>
+          <w:tab w:val="num" w:pos="720"/>
+        </w:tabs>
+        <w:ind w:left="720" w:hanging="360"/>
+      </w:pPr>
+      <w:rPr>
+        <w:rFonts w:ascii="Symbol" w:hAnsi="Symbol" w:hint="default"/>
+        <w:sz w:val="20"/>
+      </w:rPr>
+    </w:lvl>
+    <w:lvl w:ilvl="1" w:tentative="1">
+      <w:start w:val="1"/>
+      <w:numFmt w:val="bullet"/>
+      <w:lvlText w:val="o"/>
+      <w:lvlJc w:val="left"/>
+      <w:pPr>
+        <w:tabs>
+          <w:tab w:val="num" w:pos="1440"/>
+        </w:tabs>
+        <w:ind w:left="1440" w:hanging="360"/>
+      </w:pPr>
+      <w:rPr>
+        <w:rFonts w:ascii="Courier New" w:hAnsi="Courier New" w:hint="default"/>
+        <w:sz w:val="20"/>
+      </w:rPr>
+    </w:lvl>
+    <w:lvl w:ilvl="2" w:tentative="1">
+      <w:start w:val="1"/>
+      <w:numFmt w:val="bullet"/>
+      <w:lvlText w:val=""/>
+      <w:lvlJc w:val="left"/>
+      <w:pPr>
+        <w:tabs>
+          <w:tab w:val="num" w:pos="2160"/>
+        </w:tabs>
+        <w:ind w:left="2160" w:hanging="360"/>
+      </w:pPr>
+      <w:rPr>
+        <w:rFonts w:ascii="Wingdings" w:hAnsi="Wingdings" w:hint="default"/>
+        <w:sz w:val="20"/>
+      </w:rPr>
+    </w:lvl>
+    <w:lvl w:ilvl="3" w:tentative="1">
+      <w:start w:val="1"/>
+      <w:numFmt w:val="bullet"/>
+      <w:lvlText w:val=""/>
+      <w:lvlJc w:val="left"/>
+      <w:pPr>
+        <w:tabs>
+          <w:tab w:val="num" w:pos="2880"/>
+        </w:tabs>
+        <w:ind w:left="2880" w:hanging="360"/>
+      </w:pPr>
+      <w:rPr>
+        <w:rFonts w:ascii="Wingdings" w:hAnsi="Wingdings" w:hint="default"/>
+        <w:sz w:val="20"/>
+      </w:rPr>
+    </w:lvl>
+    <w:lvl w:ilvl="4" w:tentative="1">
+      <w:start w:val="1"/>
+      <w:numFmt w:val="bullet"/>
+      <w:lvlText w:val=""/>
+      <w:lvlJc w:val="left"/>
+      <w:pPr>
+        <w:tabs>
+          <w:tab w:val="num" w:pos="3600"/>
+        </w:tabs>
+        <w:ind w:left="3600" w:hanging="360"/>
+      </w:pPr>
+      <w:rPr>
+        <w:rFonts w:ascii="Wingdings" w:hAnsi="Wingdings" w:hint="default"/>
+        <w:sz w:val="20"/>
+      </w:rPr>
+    </w:lvl>
+    <w:lvl w:ilvl="5" w:tentative="1">
+      <w:start w:val="1"/>
+      <w:numFmt w:val="bullet"/>
+      <w:lvlText w:val=""/>
+      <w:lvlJc w:val="left"/>
+      <w:pPr>
+        <w:tabs>
+          <w:tab w:val="num" w:pos="4320"/>
+        </w:tabs>
+        <w:ind w:left="4320" w:hanging="360"/>
+      </w:pPr>
+      <w:rPr>
+        <w:rFonts w:ascii="Wingdings" w:hAnsi="Wingdings" w:hint="default"/>
+        <w:sz w:val="20"/>
+      </w:rPr>
+    </w:lvl>
+    <w:lvl w:ilvl="6" w:tentative="1">
+      <w:start w:val="1"/>
+      <w:numFmt w:val="bullet"/>
+      <w:lvlText w:val=""/>
+      <w:lvlJc w:val="left"/>
+      <w:pPr>
+        <w:tabs>
+          <w:tab w:val="num" w:pos="5040"/>
+        </w:tabs>
+        <w:ind w:left="5040" w:hanging="360"/>
+      </w:pPr>
+      <w:rPr>
+        <w:rFonts w:ascii="Wingdings" w:hAnsi="Wingdings" w:hint="default"/>
+        <w:sz w:val="20"/>
+      </w:rPr>
+    </w:lvl>
+    <w:lvl w:ilvl="7" w:tentative="1">
+      <w:start w:val="1"/>
+      <w:numFmt w:val="bullet"/>
+      <w:lvlText w:val=""/>
+      <w:lvlJc w:val="left"/>
+      <w:pPr>
+        <w:tabs>
+          <w:tab w:val="num" w:pos="5760"/>
+        </w:tabs>
+        <w:ind w:left="5760" w:hanging="360"/>
+      </w:pPr>
+      <w:rPr>
+        <w:rFonts w:ascii="Wingdings" w:hAnsi="Wingdings" w:hint="default"/>
+        <w:sz w:val="20"/>
+      </w:rPr>
+    </w:lvl>
+    <w:lvl w:ilvl="8" w:tentative="1">
+      <w:start w:val="1"/>
+      <w:numFmt w:val="bullet"/>
+      <w:lvlText w:val=""/>
+      <w:lvlJc w:val="left"/>
+      <w:pPr>
+        <w:tabs>
+          <w:tab w:val="num" w:pos="6480"/>
+        </w:tabs>
+        <w:ind w:left="6480" w:hanging="360"/>
+      </w:pPr>
+      <w:rPr>
+        <w:rFonts w:ascii="Wingdings" w:hAnsi="Wingdings" w:hint="default"/>
+        <w:sz w:val="20"/>
+      </w:rPr>
+    </w:lvl>
+  </w:abstractNum>
+  <w:abstractNum w:abstractNumId="16" w15:restartNumberingAfterBreak="0">
     <w:nsid w:val="5BA879E5"/>
     <w:multiLevelType w:val="multilevel"/>
     <w:tmpl w:val="249A97FA"/>
@@ -4864,7 +6057,7 @@
       </w:rPr>
     </w:lvl>
   </w:abstractNum>
-  <w:abstractNum w:abstractNumId="10" w15:restartNumberingAfterBreak="0">
+  <w:abstractNum w:abstractNumId="17" w15:restartNumberingAfterBreak="0">
     <w:nsid w:val="5E9370F5"/>
     <w:multiLevelType w:val="multilevel"/>
     <w:tmpl w:val="82B0F9D6"/>
@@ -5013,7 +6206,752 @@
       </w:rPr>
     </w:lvl>
   </w:abstractNum>
-  <w:abstractNum w:abstractNumId="11" w15:restartNumberingAfterBreak="0">
+  <w:abstractNum w:abstractNumId="18" w15:restartNumberingAfterBreak="0">
+    <w:nsid w:val="5F62093A"/>
+    <w:multiLevelType w:val="multilevel"/>
+    <w:tmpl w:val="4ED4AAE2"/>
+    <w:lvl w:ilvl="0">
+      <w:start w:val="1"/>
+      <w:numFmt w:val="bullet"/>
+      <w:lvlText w:val=""/>
+      <w:lvlJc w:val="left"/>
+      <w:pPr>
+        <w:tabs>
+          <w:tab w:val="num" w:pos="720"/>
+        </w:tabs>
+        <w:ind w:left="720" w:hanging="360"/>
+      </w:pPr>
+      <w:rPr>
+        <w:rFonts w:ascii="Symbol" w:hAnsi="Symbol" w:hint="default"/>
+        <w:sz w:val="20"/>
+      </w:rPr>
+    </w:lvl>
+    <w:lvl w:ilvl="1" w:tentative="1">
+      <w:start w:val="1"/>
+      <w:numFmt w:val="bullet"/>
+      <w:lvlText w:val="o"/>
+      <w:lvlJc w:val="left"/>
+      <w:pPr>
+        <w:tabs>
+          <w:tab w:val="num" w:pos="1440"/>
+        </w:tabs>
+        <w:ind w:left="1440" w:hanging="360"/>
+      </w:pPr>
+      <w:rPr>
+        <w:rFonts w:ascii="Courier New" w:hAnsi="Courier New" w:hint="default"/>
+        <w:sz w:val="20"/>
+      </w:rPr>
+    </w:lvl>
+    <w:lvl w:ilvl="2" w:tentative="1">
+      <w:start w:val="1"/>
+      <w:numFmt w:val="bullet"/>
+      <w:lvlText w:val=""/>
+      <w:lvlJc w:val="left"/>
+      <w:pPr>
+        <w:tabs>
+          <w:tab w:val="num" w:pos="2160"/>
+        </w:tabs>
+        <w:ind w:left="2160" w:hanging="360"/>
+      </w:pPr>
+      <w:rPr>
+        <w:rFonts w:ascii="Wingdings" w:hAnsi="Wingdings" w:hint="default"/>
+        <w:sz w:val="20"/>
+      </w:rPr>
+    </w:lvl>
+    <w:lvl w:ilvl="3" w:tentative="1">
+      <w:start w:val="1"/>
+      <w:numFmt w:val="bullet"/>
+      <w:lvlText w:val=""/>
+      <w:lvlJc w:val="left"/>
+      <w:pPr>
+        <w:tabs>
+          <w:tab w:val="num" w:pos="2880"/>
+        </w:tabs>
+        <w:ind w:left="2880" w:hanging="360"/>
+      </w:pPr>
+      <w:rPr>
+        <w:rFonts w:ascii="Wingdings" w:hAnsi="Wingdings" w:hint="default"/>
+        <w:sz w:val="20"/>
+      </w:rPr>
+    </w:lvl>
+    <w:lvl w:ilvl="4" w:tentative="1">
+      <w:start w:val="1"/>
+      <w:numFmt w:val="bullet"/>
+      <w:lvlText w:val=""/>
+      <w:lvlJc w:val="left"/>
+      <w:pPr>
+        <w:tabs>
+          <w:tab w:val="num" w:pos="3600"/>
+        </w:tabs>
+        <w:ind w:left="3600" w:hanging="360"/>
+      </w:pPr>
+      <w:rPr>
+        <w:rFonts w:ascii="Wingdings" w:hAnsi="Wingdings" w:hint="default"/>
+        <w:sz w:val="20"/>
+      </w:rPr>
+    </w:lvl>
+    <w:lvl w:ilvl="5" w:tentative="1">
+      <w:start w:val="1"/>
+      <w:numFmt w:val="bullet"/>
+      <w:lvlText w:val=""/>
+      <w:lvlJc w:val="left"/>
+      <w:pPr>
+        <w:tabs>
+          <w:tab w:val="num" w:pos="4320"/>
+        </w:tabs>
+        <w:ind w:left="4320" w:hanging="360"/>
+      </w:pPr>
+      <w:rPr>
+        <w:rFonts w:ascii="Wingdings" w:hAnsi="Wingdings" w:hint="default"/>
+        <w:sz w:val="20"/>
+      </w:rPr>
+    </w:lvl>
+    <w:lvl w:ilvl="6" w:tentative="1">
+      <w:start w:val="1"/>
+      <w:numFmt w:val="bullet"/>
+      <w:lvlText w:val=""/>
+      <w:lvlJc w:val="left"/>
+      <w:pPr>
+        <w:tabs>
+          <w:tab w:val="num" w:pos="5040"/>
+        </w:tabs>
+        <w:ind w:left="5040" w:hanging="360"/>
+      </w:pPr>
+      <w:rPr>
+        <w:rFonts w:ascii="Wingdings" w:hAnsi="Wingdings" w:hint="default"/>
+        <w:sz w:val="20"/>
+      </w:rPr>
+    </w:lvl>
+    <w:lvl w:ilvl="7" w:tentative="1">
+      <w:start w:val="1"/>
+      <w:numFmt w:val="bullet"/>
+      <w:lvlText w:val=""/>
+      <w:lvlJc w:val="left"/>
+      <w:pPr>
+        <w:tabs>
+          <w:tab w:val="num" w:pos="5760"/>
+        </w:tabs>
+        <w:ind w:left="5760" w:hanging="360"/>
+      </w:pPr>
+      <w:rPr>
+        <w:rFonts w:ascii="Wingdings" w:hAnsi="Wingdings" w:hint="default"/>
+        <w:sz w:val="20"/>
+      </w:rPr>
+    </w:lvl>
+    <w:lvl w:ilvl="8" w:tentative="1">
+      <w:start w:val="1"/>
+      <w:numFmt w:val="bullet"/>
+      <w:lvlText w:val=""/>
+      <w:lvlJc w:val="left"/>
+      <w:pPr>
+        <w:tabs>
+          <w:tab w:val="num" w:pos="6480"/>
+        </w:tabs>
+        <w:ind w:left="6480" w:hanging="360"/>
+      </w:pPr>
+      <w:rPr>
+        <w:rFonts w:ascii="Wingdings" w:hAnsi="Wingdings" w:hint="default"/>
+        <w:sz w:val="20"/>
+      </w:rPr>
+    </w:lvl>
+  </w:abstractNum>
+  <w:abstractNum w:abstractNumId="19" w15:restartNumberingAfterBreak="0">
+    <w:nsid w:val="6129204C"/>
+    <w:multiLevelType w:val="multilevel"/>
+    <w:tmpl w:val="677A2EFE"/>
+    <w:lvl w:ilvl="0">
+      <w:start w:val="1"/>
+      <w:numFmt w:val="bullet"/>
+      <w:lvlText w:val=""/>
+      <w:lvlJc w:val="left"/>
+      <w:pPr>
+        <w:tabs>
+          <w:tab w:val="num" w:pos="720"/>
+        </w:tabs>
+        <w:ind w:left="720" w:hanging="360"/>
+      </w:pPr>
+      <w:rPr>
+        <w:rFonts w:ascii="Symbol" w:hAnsi="Symbol" w:hint="default"/>
+        <w:sz w:val="20"/>
+      </w:rPr>
+    </w:lvl>
+    <w:lvl w:ilvl="1" w:tentative="1">
+      <w:start w:val="1"/>
+      <w:numFmt w:val="bullet"/>
+      <w:lvlText w:val="o"/>
+      <w:lvlJc w:val="left"/>
+      <w:pPr>
+        <w:tabs>
+          <w:tab w:val="num" w:pos="1440"/>
+        </w:tabs>
+        <w:ind w:left="1440" w:hanging="360"/>
+      </w:pPr>
+      <w:rPr>
+        <w:rFonts w:ascii="Courier New" w:hAnsi="Courier New" w:hint="default"/>
+        <w:sz w:val="20"/>
+      </w:rPr>
+    </w:lvl>
+    <w:lvl w:ilvl="2" w:tentative="1">
+      <w:start w:val="1"/>
+      <w:numFmt w:val="bullet"/>
+      <w:lvlText w:val=""/>
+      <w:lvlJc w:val="left"/>
+      <w:pPr>
+        <w:tabs>
+          <w:tab w:val="num" w:pos="2160"/>
+        </w:tabs>
+        <w:ind w:left="2160" w:hanging="360"/>
+      </w:pPr>
+      <w:rPr>
+        <w:rFonts w:ascii="Wingdings" w:hAnsi="Wingdings" w:hint="default"/>
+        <w:sz w:val="20"/>
+      </w:rPr>
+    </w:lvl>
+    <w:lvl w:ilvl="3" w:tentative="1">
+      <w:start w:val="1"/>
+      <w:numFmt w:val="bullet"/>
+      <w:lvlText w:val=""/>
+      <w:lvlJc w:val="left"/>
+      <w:pPr>
+        <w:tabs>
+          <w:tab w:val="num" w:pos="2880"/>
+        </w:tabs>
+        <w:ind w:left="2880" w:hanging="360"/>
+      </w:pPr>
+      <w:rPr>
+        <w:rFonts w:ascii="Wingdings" w:hAnsi="Wingdings" w:hint="default"/>
+        <w:sz w:val="20"/>
+      </w:rPr>
+    </w:lvl>
+    <w:lvl w:ilvl="4" w:tentative="1">
+      <w:start w:val="1"/>
+      <w:numFmt w:val="bullet"/>
+      <w:lvlText w:val=""/>
+      <w:lvlJc w:val="left"/>
+      <w:pPr>
+        <w:tabs>
+          <w:tab w:val="num" w:pos="3600"/>
+        </w:tabs>
+        <w:ind w:left="3600" w:hanging="360"/>
+      </w:pPr>
+      <w:rPr>
+        <w:rFonts w:ascii="Wingdings" w:hAnsi="Wingdings" w:hint="default"/>
+        <w:sz w:val="20"/>
+      </w:rPr>
+    </w:lvl>
+    <w:lvl w:ilvl="5" w:tentative="1">
+      <w:start w:val="1"/>
+      <w:numFmt w:val="bullet"/>
+      <w:lvlText w:val=""/>
+      <w:lvlJc w:val="left"/>
+      <w:pPr>
+        <w:tabs>
+          <w:tab w:val="num" w:pos="4320"/>
+        </w:tabs>
+        <w:ind w:left="4320" w:hanging="360"/>
+      </w:pPr>
+      <w:rPr>
+        <w:rFonts w:ascii="Wingdings" w:hAnsi="Wingdings" w:hint="default"/>
+        <w:sz w:val="20"/>
+      </w:rPr>
+    </w:lvl>
+    <w:lvl w:ilvl="6" w:tentative="1">
+      <w:start w:val="1"/>
+      <w:numFmt w:val="bullet"/>
+      <w:lvlText w:val=""/>
+      <w:lvlJc w:val="left"/>
+      <w:pPr>
+        <w:tabs>
+          <w:tab w:val="num" w:pos="5040"/>
+        </w:tabs>
+        <w:ind w:left="5040" w:hanging="360"/>
+      </w:pPr>
+      <w:rPr>
+        <w:rFonts w:ascii="Wingdings" w:hAnsi="Wingdings" w:hint="default"/>
+        <w:sz w:val="20"/>
+      </w:rPr>
+    </w:lvl>
+    <w:lvl w:ilvl="7" w:tentative="1">
+      <w:start w:val="1"/>
+      <w:numFmt w:val="bullet"/>
+      <w:lvlText w:val=""/>
+      <w:lvlJc w:val="left"/>
+      <w:pPr>
+        <w:tabs>
+          <w:tab w:val="num" w:pos="5760"/>
+        </w:tabs>
+        <w:ind w:left="5760" w:hanging="360"/>
+      </w:pPr>
+      <w:rPr>
+        <w:rFonts w:ascii="Wingdings" w:hAnsi="Wingdings" w:hint="default"/>
+        <w:sz w:val="20"/>
+      </w:rPr>
+    </w:lvl>
+    <w:lvl w:ilvl="8" w:tentative="1">
+      <w:start w:val="1"/>
+      <w:numFmt w:val="bullet"/>
+      <w:lvlText w:val=""/>
+      <w:lvlJc w:val="left"/>
+      <w:pPr>
+        <w:tabs>
+          <w:tab w:val="num" w:pos="6480"/>
+        </w:tabs>
+        <w:ind w:left="6480" w:hanging="360"/>
+      </w:pPr>
+      <w:rPr>
+        <w:rFonts w:ascii="Wingdings" w:hAnsi="Wingdings" w:hint="default"/>
+        <w:sz w:val="20"/>
+      </w:rPr>
+    </w:lvl>
+  </w:abstractNum>
+  <w:abstractNum w:abstractNumId="20" w15:restartNumberingAfterBreak="0">
+    <w:nsid w:val="6A8F356D"/>
+    <w:multiLevelType w:val="multilevel"/>
+    <w:tmpl w:val="B8AC53B6"/>
+    <w:lvl w:ilvl="0">
+      <w:start w:val="1"/>
+      <w:numFmt w:val="bullet"/>
+      <w:lvlText w:val=""/>
+      <w:lvlJc w:val="left"/>
+      <w:pPr>
+        <w:tabs>
+          <w:tab w:val="num" w:pos="720"/>
+        </w:tabs>
+        <w:ind w:left="720" w:hanging="360"/>
+      </w:pPr>
+      <w:rPr>
+        <w:rFonts w:ascii="Symbol" w:hAnsi="Symbol" w:hint="default"/>
+        <w:sz w:val="20"/>
+      </w:rPr>
+    </w:lvl>
+    <w:lvl w:ilvl="1" w:tentative="1">
+      <w:start w:val="1"/>
+      <w:numFmt w:val="bullet"/>
+      <w:lvlText w:val="o"/>
+      <w:lvlJc w:val="left"/>
+      <w:pPr>
+        <w:tabs>
+          <w:tab w:val="num" w:pos="1440"/>
+        </w:tabs>
+        <w:ind w:left="1440" w:hanging="360"/>
+      </w:pPr>
+      <w:rPr>
+        <w:rFonts w:ascii="Courier New" w:hAnsi="Courier New" w:hint="default"/>
+        <w:sz w:val="20"/>
+      </w:rPr>
+    </w:lvl>
+    <w:lvl w:ilvl="2" w:tentative="1">
+      <w:start w:val="1"/>
+      <w:numFmt w:val="bullet"/>
+      <w:lvlText w:val=""/>
+      <w:lvlJc w:val="left"/>
+      <w:pPr>
+        <w:tabs>
+          <w:tab w:val="num" w:pos="2160"/>
+        </w:tabs>
+        <w:ind w:left="2160" w:hanging="360"/>
+      </w:pPr>
+      <w:rPr>
+        <w:rFonts w:ascii="Wingdings" w:hAnsi="Wingdings" w:hint="default"/>
+        <w:sz w:val="20"/>
+      </w:rPr>
+    </w:lvl>
+    <w:lvl w:ilvl="3" w:tentative="1">
+      <w:start w:val="1"/>
+      <w:numFmt w:val="bullet"/>
+      <w:lvlText w:val=""/>
+      <w:lvlJc w:val="left"/>
+      <w:pPr>
+        <w:tabs>
+          <w:tab w:val="num" w:pos="2880"/>
+        </w:tabs>
+        <w:ind w:left="2880" w:hanging="360"/>
+      </w:pPr>
+      <w:rPr>
+        <w:rFonts w:ascii="Wingdings" w:hAnsi="Wingdings" w:hint="default"/>
+        <w:sz w:val="20"/>
+      </w:rPr>
+    </w:lvl>
+    <w:lvl w:ilvl="4" w:tentative="1">
+      <w:start w:val="1"/>
+      <w:numFmt w:val="bullet"/>
+      <w:lvlText w:val=""/>
+      <w:lvlJc w:val="left"/>
+      <w:pPr>
+        <w:tabs>
+          <w:tab w:val="num" w:pos="3600"/>
+        </w:tabs>
+        <w:ind w:left="3600" w:hanging="360"/>
+      </w:pPr>
+      <w:rPr>
+        <w:rFonts w:ascii="Wingdings" w:hAnsi="Wingdings" w:hint="default"/>
+        <w:sz w:val="20"/>
+      </w:rPr>
+    </w:lvl>
+    <w:lvl w:ilvl="5" w:tentative="1">
+      <w:start w:val="1"/>
+      <w:numFmt w:val="bullet"/>
+      <w:lvlText w:val=""/>
+      <w:lvlJc w:val="left"/>
+      <w:pPr>
+        <w:tabs>
+          <w:tab w:val="num" w:pos="4320"/>
+        </w:tabs>
+        <w:ind w:left="4320" w:hanging="360"/>
+      </w:pPr>
+      <w:rPr>
+        <w:rFonts w:ascii="Wingdings" w:hAnsi="Wingdings" w:hint="default"/>
+        <w:sz w:val="20"/>
+      </w:rPr>
+    </w:lvl>
+    <w:lvl w:ilvl="6" w:tentative="1">
+      <w:start w:val="1"/>
+      <w:numFmt w:val="bullet"/>
+      <w:lvlText w:val=""/>
+      <w:lvlJc w:val="left"/>
+      <w:pPr>
+        <w:tabs>
+          <w:tab w:val="num" w:pos="5040"/>
+        </w:tabs>
+        <w:ind w:left="5040" w:hanging="360"/>
+      </w:pPr>
+      <w:rPr>
+        <w:rFonts w:ascii="Wingdings" w:hAnsi="Wingdings" w:hint="default"/>
+        <w:sz w:val="20"/>
+      </w:rPr>
+    </w:lvl>
+    <w:lvl w:ilvl="7" w:tentative="1">
+      <w:start w:val="1"/>
+      <w:numFmt w:val="bullet"/>
+      <w:lvlText w:val=""/>
+      <w:lvlJc w:val="left"/>
+      <w:pPr>
+        <w:tabs>
+          <w:tab w:val="num" w:pos="5760"/>
+        </w:tabs>
+        <w:ind w:left="5760" w:hanging="360"/>
+      </w:pPr>
+      <w:rPr>
+        <w:rFonts w:ascii="Wingdings" w:hAnsi="Wingdings" w:hint="default"/>
+        <w:sz w:val="20"/>
+      </w:rPr>
+    </w:lvl>
+    <w:lvl w:ilvl="8" w:tentative="1">
+      <w:start w:val="1"/>
+      <w:numFmt w:val="bullet"/>
+      <w:lvlText w:val=""/>
+      <w:lvlJc w:val="left"/>
+      <w:pPr>
+        <w:tabs>
+          <w:tab w:val="num" w:pos="6480"/>
+        </w:tabs>
+        <w:ind w:left="6480" w:hanging="360"/>
+      </w:pPr>
+      <w:rPr>
+        <w:rFonts w:ascii="Wingdings" w:hAnsi="Wingdings" w:hint="default"/>
+        <w:sz w:val="20"/>
+      </w:rPr>
+    </w:lvl>
+  </w:abstractNum>
+  <w:abstractNum w:abstractNumId="21" w15:restartNumberingAfterBreak="0">
+    <w:nsid w:val="6B380674"/>
+    <w:multiLevelType w:val="multilevel"/>
+    <w:tmpl w:val="A3C408F0"/>
+    <w:lvl w:ilvl="0">
+      <w:start w:val="1"/>
+      <w:numFmt w:val="bullet"/>
+      <w:lvlText w:val=""/>
+      <w:lvlJc w:val="left"/>
+      <w:pPr>
+        <w:tabs>
+          <w:tab w:val="num" w:pos="720"/>
+        </w:tabs>
+        <w:ind w:left="720" w:hanging="360"/>
+      </w:pPr>
+      <w:rPr>
+        <w:rFonts w:ascii="Symbol" w:hAnsi="Symbol" w:hint="default"/>
+        <w:sz w:val="20"/>
+      </w:rPr>
+    </w:lvl>
+    <w:lvl w:ilvl="1" w:tentative="1">
+      <w:start w:val="1"/>
+      <w:numFmt w:val="bullet"/>
+      <w:lvlText w:val="o"/>
+      <w:lvlJc w:val="left"/>
+      <w:pPr>
+        <w:tabs>
+          <w:tab w:val="num" w:pos="1440"/>
+        </w:tabs>
+        <w:ind w:left="1440" w:hanging="360"/>
+      </w:pPr>
+      <w:rPr>
+        <w:rFonts w:ascii="Courier New" w:hAnsi="Courier New" w:hint="default"/>
+        <w:sz w:val="20"/>
+      </w:rPr>
+    </w:lvl>
+    <w:lvl w:ilvl="2" w:tentative="1">
+      <w:start w:val="1"/>
+      <w:numFmt w:val="bullet"/>
+      <w:lvlText w:val=""/>
+      <w:lvlJc w:val="left"/>
+      <w:pPr>
+        <w:tabs>
+          <w:tab w:val="num" w:pos="2160"/>
+        </w:tabs>
+        <w:ind w:left="2160" w:hanging="360"/>
+      </w:pPr>
+      <w:rPr>
+        <w:rFonts w:ascii="Wingdings" w:hAnsi="Wingdings" w:hint="default"/>
+        <w:sz w:val="20"/>
+      </w:rPr>
+    </w:lvl>
+    <w:lvl w:ilvl="3" w:tentative="1">
+      <w:start w:val="1"/>
+      <w:numFmt w:val="bullet"/>
+      <w:lvlText w:val=""/>
+      <w:lvlJc w:val="left"/>
+      <w:pPr>
+        <w:tabs>
+          <w:tab w:val="num" w:pos="2880"/>
+        </w:tabs>
+        <w:ind w:left="2880" w:hanging="360"/>
+      </w:pPr>
+      <w:rPr>
+        <w:rFonts w:ascii="Wingdings" w:hAnsi="Wingdings" w:hint="default"/>
+        <w:sz w:val="20"/>
+      </w:rPr>
+    </w:lvl>
+    <w:lvl w:ilvl="4" w:tentative="1">
+      <w:start w:val="1"/>
+      <w:numFmt w:val="bullet"/>
+      <w:lvlText w:val=""/>
+      <w:lvlJc w:val="left"/>
+      <w:pPr>
+        <w:tabs>
+          <w:tab w:val="num" w:pos="3600"/>
+        </w:tabs>
+        <w:ind w:left="3600" w:hanging="360"/>
+      </w:pPr>
+      <w:rPr>
+        <w:rFonts w:ascii="Wingdings" w:hAnsi="Wingdings" w:hint="default"/>
+        <w:sz w:val="20"/>
+      </w:rPr>
+    </w:lvl>
+    <w:lvl w:ilvl="5" w:tentative="1">
+      <w:start w:val="1"/>
+      <w:numFmt w:val="bullet"/>
+      <w:lvlText w:val=""/>
+      <w:lvlJc w:val="left"/>
+      <w:pPr>
+        <w:tabs>
+          <w:tab w:val="num" w:pos="4320"/>
+        </w:tabs>
+        <w:ind w:left="4320" w:hanging="360"/>
+      </w:pPr>
+      <w:rPr>
+        <w:rFonts w:ascii="Wingdings" w:hAnsi="Wingdings" w:hint="default"/>
+        <w:sz w:val="20"/>
+      </w:rPr>
+    </w:lvl>
+    <w:lvl w:ilvl="6" w:tentative="1">
+      <w:start w:val="1"/>
+      <w:numFmt w:val="bullet"/>
+      <w:lvlText w:val=""/>
+      <w:lvlJc w:val="left"/>
+      <w:pPr>
+        <w:tabs>
+          <w:tab w:val="num" w:pos="5040"/>
+        </w:tabs>
+        <w:ind w:left="5040" w:hanging="360"/>
+      </w:pPr>
+      <w:rPr>
+        <w:rFonts w:ascii="Wingdings" w:hAnsi="Wingdings" w:hint="default"/>
+        <w:sz w:val="20"/>
+      </w:rPr>
+    </w:lvl>
+    <w:lvl w:ilvl="7" w:tentative="1">
+      <w:start w:val="1"/>
+      <w:numFmt w:val="bullet"/>
+      <w:lvlText w:val=""/>
+      <w:lvlJc w:val="left"/>
+      <w:pPr>
+        <w:tabs>
+          <w:tab w:val="num" w:pos="5760"/>
+        </w:tabs>
+        <w:ind w:left="5760" w:hanging="360"/>
+      </w:pPr>
+      <w:rPr>
+        <w:rFonts w:ascii="Wingdings" w:hAnsi="Wingdings" w:hint="default"/>
+        <w:sz w:val="20"/>
+      </w:rPr>
+    </w:lvl>
+    <w:lvl w:ilvl="8" w:tentative="1">
+      <w:start w:val="1"/>
+      <w:numFmt w:val="bullet"/>
+      <w:lvlText w:val=""/>
+      <w:lvlJc w:val="left"/>
+      <w:pPr>
+        <w:tabs>
+          <w:tab w:val="num" w:pos="6480"/>
+        </w:tabs>
+        <w:ind w:left="6480" w:hanging="360"/>
+      </w:pPr>
+      <w:rPr>
+        <w:rFonts w:ascii="Wingdings" w:hAnsi="Wingdings" w:hint="default"/>
+        <w:sz w:val="20"/>
+      </w:rPr>
+    </w:lvl>
+  </w:abstractNum>
+  <w:abstractNum w:abstractNumId="22" w15:restartNumberingAfterBreak="0">
+    <w:nsid w:val="6BF6019C"/>
+    <w:multiLevelType w:val="multilevel"/>
+    <w:tmpl w:val="DAF2F534"/>
+    <w:lvl w:ilvl="0">
+      <w:start w:val="1"/>
+      <w:numFmt w:val="bullet"/>
+      <w:lvlText w:val=""/>
+      <w:lvlJc w:val="left"/>
+      <w:pPr>
+        <w:tabs>
+          <w:tab w:val="num" w:pos="720"/>
+        </w:tabs>
+        <w:ind w:left="720" w:hanging="360"/>
+      </w:pPr>
+      <w:rPr>
+        <w:rFonts w:ascii="Symbol" w:hAnsi="Symbol" w:hint="default"/>
+        <w:sz w:val="20"/>
+      </w:rPr>
+    </w:lvl>
+    <w:lvl w:ilvl="1" w:tentative="1">
+      <w:start w:val="1"/>
+      <w:numFmt w:val="bullet"/>
+      <w:lvlText w:val="o"/>
+      <w:lvlJc w:val="left"/>
+      <w:pPr>
+        <w:tabs>
+          <w:tab w:val="num" w:pos="1440"/>
+        </w:tabs>
+        <w:ind w:left="1440" w:hanging="360"/>
+      </w:pPr>
+      <w:rPr>
+        <w:rFonts w:ascii="Courier New" w:hAnsi="Courier New" w:hint="default"/>
+        <w:sz w:val="20"/>
+      </w:rPr>
+    </w:lvl>
+    <w:lvl w:ilvl="2" w:tentative="1">
+      <w:start w:val="1"/>
+      <w:numFmt w:val="bullet"/>
+      <w:lvlText w:val=""/>
+      <w:lvlJc w:val="left"/>
+      <w:pPr>
+        <w:tabs>
+          <w:tab w:val="num" w:pos="2160"/>
+        </w:tabs>
+        <w:ind w:left="2160" w:hanging="360"/>
+      </w:pPr>
+      <w:rPr>
+        <w:rFonts w:ascii="Wingdings" w:hAnsi="Wingdings" w:hint="default"/>
+        <w:sz w:val="20"/>
+      </w:rPr>
+    </w:lvl>
+    <w:lvl w:ilvl="3" w:tentative="1">
+      <w:start w:val="1"/>
+      <w:numFmt w:val="bullet"/>
+      <w:lvlText w:val=""/>
+      <w:lvlJc w:val="left"/>
+      <w:pPr>
+        <w:tabs>
+          <w:tab w:val="num" w:pos="2880"/>
+        </w:tabs>
+        <w:ind w:left="2880" w:hanging="360"/>
+      </w:pPr>
+      <w:rPr>
+        <w:rFonts w:ascii="Wingdings" w:hAnsi="Wingdings" w:hint="default"/>
+        <w:sz w:val="20"/>
+      </w:rPr>
+    </w:lvl>
+    <w:lvl w:ilvl="4" w:tentative="1">
+      <w:start w:val="1"/>
+      <w:numFmt w:val="bullet"/>
+      <w:lvlText w:val=""/>
+      <w:lvlJc w:val="left"/>
+      <w:pPr>
+        <w:tabs>
+          <w:tab w:val="num" w:pos="3600"/>
+        </w:tabs>
+        <w:ind w:left="3600" w:hanging="360"/>
+      </w:pPr>
+      <w:rPr>
+        <w:rFonts w:ascii="Wingdings" w:hAnsi="Wingdings" w:hint="default"/>
+        <w:sz w:val="20"/>
+      </w:rPr>
+    </w:lvl>
+    <w:lvl w:ilvl="5" w:tentative="1">
+      <w:start w:val="1"/>
+      <w:numFmt w:val="bullet"/>
+      <w:lvlText w:val=""/>
+      <w:lvlJc w:val="left"/>
+      <w:pPr>
+        <w:tabs>
+          <w:tab w:val="num" w:pos="4320"/>
+        </w:tabs>
+        <w:ind w:left="4320" w:hanging="360"/>
+      </w:pPr>
+      <w:rPr>
+        <w:rFonts w:ascii="Wingdings" w:hAnsi="Wingdings" w:hint="default"/>
+        <w:sz w:val="20"/>
+      </w:rPr>
+    </w:lvl>
+    <w:lvl w:ilvl="6" w:tentative="1">
+      <w:start w:val="1"/>
+      <w:numFmt w:val="bullet"/>
+      <w:lvlText w:val=""/>
+      <w:lvlJc w:val="left"/>
+      <w:pPr>
+        <w:tabs>
+          <w:tab w:val="num" w:pos="5040"/>
+        </w:tabs>
+        <w:ind w:left="5040" w:hanging="360"/>
+      </w:pPr>
+      <w:rPr>
+        <w:rFonts w:ascii="Wingdings" w:hAnsi="Wingdings" w:hint="default"/>
+        <w:sz w:val="20"/>
+      </w:rPr>
+    </w:lvl>
+    <w:lvl w:ilvl="7" w:tentative="1">
+      <w:start w:val="1"/>
+      <w:numFmt w:val="bullet"/>
+      <w:lvlText w:val=""/>
+      <w:lvlJc w:val="left"/>
+      <w:pPr>
+        <w:tabs>
+          <w:tab w:val="num" w:pos="5760"/>
+        </w:tabs>
+        <w:ind w:left="5760" w:hanging="360"/>
+      </w:pPr>
+      <w:rPr>
+        <w:rFonts w:ascii="Wingdings" w:hAnsi="Wingdings" w:hint="default"/>
+        <w:sz w:val="20"/>
+      </w:rPr>
+    </w:lvl>
+    <w:lvl w:ilvl="8" w:tentative="1">
+      <w:start w:val="1"/>
+      <w:numFmt w:val="bullet"/>
+      <w:lvlText w:val=""/>
+      <w:lvlJc w:val="left"/>
+      <w:pPr>
+        <w:tabs>
+          <w:tab w:val="num" w:pos="6480"/>
+        </w:tabs>
+        <w:ind w:left="6480" w:hanging="360"/>
+      </w:pPr>
+      <w:rPr>
+        <w:rFonts w:ascii="Wingdings" w:hAnsi="Wingdings" w:hint="default"/>
+        <w:sz w:val="20"/>
+      </w:rPr>
+    </w:lvl>
+  </w:abstractNum>
+  <w:abstractNum w:abstractNumId="23" w15:restartNumberingAfterBreak="0">
     <w:nsid w:val="6FF37ADC"/>
     <w:multiLevelType w:val="multilevel"/>
     <w:tmpl w:val="4058F4C2"/>
@@ -5162,7 +7100,156 @@
       </w:rPr>
     </w:lvl>
   </w:abstractNum>
-  <w:abstractNum w:abstractNumId="12" w15:restartNumberingAfterBreak="0">
+  <w:abstractNum w:abstractNumId="24" w15:restartNumberingAfterBreak="0">
+    <w:nsid w:val="724C1409"/>
+    <w:multiLevelType w:val="multilevel"/>
+    <w:tmpl w:val="921A7E68"/>
+    <w:lvl w:ilvl="0">
+      <w:start w:val="1"/>
+      <w:numFmt w:val="bullet"/>
+      <w:lvlText w:val=""/>
+      <w:lvlJc w:val="left"/>
+      <w:pPr>
+        <w:tabs>
+          <w:tab w:val="num" w:pos="720"/>
+        </w:tabs>
+        <w:ind w:left="720" w:hanging="360"/>
+      </w:pPr>
+      <w:rPr>
+        <w:rFonts w:ascii="Symbol" w:hAnsi="Symbol" w:hint="default"/>
+        <w:sz w:val="20"/>
+      </w:rPr>
+    </w:lvl>
+    <w:lvl w:ilvl="1" w:tentative="1">
+      <w:start w:val="1"/>
+      <w:numFmt w:val="bullet"/>
+      <w:lvlText w:val="o"/>
+      <w:lvlJc w:val="left"/>
+      <w:pPr>
+        <w:tabs>
+          <w:tab w:val="num" w:pos="1440"/>
+        </w:tabs>
+        <w:ind w:left="1440" w:hanging="360"/>
+      </w:pPr>
+      <w:rPr>
+        <w:rFonts w:ascii="Courier New" w:hAnsi="Courier New" w:hint="default"/>
+        <w:sz w:val="20"/>
+      </w:rPr>
+    </w:lvl>
+    <w:lvl w:ilvl="2" w:tentative="1">
+      <w:start w:val="1"/>
+      <w:numFmt w:val="bullet"/>
+      <w:lvlText w:val=""/>
+      <w:lvlJc w:val="left"/>
+      <w:pPr>
+        <w:tabs>
+          <w:tab w:val="num" w:pos="2160"/>
+        </w:tabs>
+        <w:ind w:left="2160" w:hanging="360"/>
+      </w:pPr>
+      <w:rPr>
+        <w:rFonts w:ascii="Wingdings" w:hAnsi="Wingdings" w:hint="default"/>
+        <w:sz w:val="20"/>
+      </w:rPr>
+    </w:lvl>
+    <w:lvl w:ilvl="3" w:tentative="1">
+      <w:start w:val="1"/>
+      <w:numFmt w:val="bullet"/>
+      <w:lvlText w:val=""/>
+      <w:lvlJc w:val="left"/>
+      <w:pPr>
+        <w:tabs>
+          <w:tab w:val="num" w:pos="2880"/>
+        </w:tabs>
+        <w:ind w:left="2880" w:hanging="360"/>
+      </w:pPr>
+      <w:rPr>
+        <w:rFonts w:ascii="Wingdings" w:hAnsi="Wingdings" w:hint="default"/>
+        <w:sz w:val="20"/>
+      </w:rPr>
+    </w:lvl>
+    <w:lvl w:ilvl="4" w:tentative="1">
+      <w:start w:val="1"/>
+      <w:numFmt w:val="bullet"/>
+      <w:lvlText w:val=""/>
+      <w:lvlJc w:val="left"/>
+      <w:pPr>
+        <w:tabs>
+          <w:tab w:val="num" w:pos="3600"/>
+        </w:tabs>
+        <w:ind w:left="3600" w:hanging="360"/>
+      </w:pPr>
+      <w:rPr>
+        <w:rFonts w:ascii="Wingdings" w:hAnsi="Wingdings" w:hint="default"/>
+        <w:sz w:val="20"/>
+      </w:rPr>
+    </w:lvl>
+    <w:lvl w:ilvl="5" w:tentative="1">
+      <w:start w:val="1"/>
+      <w:numFmt w:val="bullet"/>
+      <w:lvlText w:val=""/>
+      <w:lvlJc w:val="left"/>
+      <w:pPr>
+        <w:tabs>
+          <w:tab w:val="num" w:pos="4320"/>
+        </w:tabs>
+        <w:ind w:left="4320" w:hanging="360"/>
+      </w:pPr>
+      <w:rPr>
+        <w:rFonts w:ascii="Wingdings" w:hAnsi="Wingdings" w:hint="default"/>
+        <w:sz w:val="20"/>
+      </w:rPr>
+    </w:lvl>
+    <w:lvl w:ilvl="6" w:tentative="1">
+      <w:start w:val="1"/>
+      <w:numFmt w:val="bullet"/>
+      <w:lvlText w:val=""/>
+      <w:lvlJc w:val="left"/>
+      <w:pPr>
+        <w:tabs>
+          <w:tab w:val="num" w:pos="5040"/>
+        </w:tabs>
+        <w:ind w:left="5040" w:hanging="360"/>
+      </w:pPr>
+      <w:rPr>
+        <w:rFonts w:ascii="Wingdings" w:hAnsi="Wingdings" w:hint="default"/>
+        <w:sz w:val="20"/>
+      </w:rPr>
+    </w:lvl>
+    <w:lvl w:ilvl="7" w:tentative="1">
+      <w:start w:val="1"/>
+      <w:numFmt w:val="bullet"/>
+      <w:lvlText w:val=""/>
+      <w:lvlJc w:val="left"/>
+      <w:pPr>
+        <w:tabs>
+          <w:tab w:val="num" w:pos="5760"/>
+        </w:tabs>
+        <w:ind w:left="5760" w:hanging="360"/>
+      </w:pPr>
+      <w:rPr>
+        <w:rFonts w:ascii="Wingdings" w:hAnsi="Wingdings" w:hint="default"/>
+        <w:sz w:val="20"/>
+      </w:rPr>
+    </w:lvl>
+    <w:lvl w:ilvl="8" w:tentative="1">
+      <w:start w:val="1"/>
+      <w:numFmt w:val="bullet"/>
+      <w:lvlText w:val=""/>
+      <w:lvlJc w:val="left"/>
+      <w:pPr>
+        <w:tabs>
+          <w:tab w:val="num" w:pos="6480"/>
+        </w:tabs>
+        <w:ind w:left="6480" w:hanging="360"/>
+      </w:pPr>
+      <w:rPr>
+        <w:rFonts w:ascii="Wingdings" w:hAnsi="Wingdings" w:hint="default"/>
+        <w:sz w:val="20"/>
+      </w:rPr>
+    </w:lvl>
+  </w:abstractNum>
+  <w:abstractNum w:abstractNumId="25" w15:restartNumberingAfterBreak="0">
     <w:nsid w:val="7E1B34B1"/>
     <w:multiLevelType w:val="multilevel"/>
     <w:tmpl w:val="743EE0E6"/>
@@ -5312,43 +7399,82 @@
     </w:lvl>
   </w:abstractNum>
   <w:num w:numId="1" w16cid:durableId="625084180">
+    <w:abstractNumId w:val="17"/>
+  </w:num>
+  <w:num w:numId="2" w16cid:durableId="505020757">
+    <w:abstractNumId w:val="11"/>
+  </w:num>
+  <w:num w:numId="3" w16cid:durableId="1725446381">
+    <w:abstractNumId w:val="16"/>
+  </w:num>
+  <w:num w:numId="4" w16cid:durableId="24718629">
+    <w:abstractNumId w:val="9"/>
+  </w:num>
+  <w:num w:numId="5" w16cid:durableId="718743053">
     <w:abstractNumId w:val="10"/>
   </w:num>
-  <w:num w:numId="2" w16cid:durableId="505020757">
-    <w:abstractNumId w:val="7"/>
-  </w:num>
-  <w:num w:numId="3" w16cid:durableId="1725446381">
-    <w:abstractNumId w:val="9"/>
-  </w:num>
-  <w:num w:numId="4" w16cid:durableId="24718629">
-    <w:abstractNumId w:val="5"/>
-  </w:num>
-  <w:num w:numId="5" w16cid:durableId="718743053">
-    <w:abstractNumId w:val="6"/>
-  </w:num>
   <w:num w:numId="6" w16cid:durableId="727724055">
-    <w:abstractNumId w:val="11"/>
+    <w:abstractNumId w:val="23"/>
   </w:num>
   <w:num w:numId="7" w16cid:durableId="609507676">
-    <w:abstractNumId w:val="1"/>
+    <w:abstractNumId w:val="2"/>
   </w:num>
   <w:num w:numId="8" w16cid:durableId="1388188459">
-    <w:abstractNumId w:val="8"/>
+    <w:abstractNumId w:val="13"/>
   </w:num>
   <w:num w:numId="9" w16cid:durableId="2030448860">
     <w:abstractNumId w:val="0"/>
   </w:num>
   <w:num w:numId="10" w16cid:durableId="1403331946">
+    <w:abstractNumId w:val="5"/>
+  </w:num>
+  <w:num w:numId="11" w16cid:durableId="1977374726">
+    <w:abstractNumId w:val="4"/>
+  </w:num>
+  <w:num w:numId="12" w16cid:durableId="468016720">
+    <w:abstractNumId w:val="6"/>
+  </w:num>
+  <w:num w:numId="13" w16cid:durableId="1263996393">
+    <w:abstractNumId w:val="25"/>
+  </w:num>
+  <w:num w:numId="14" w16cid:durableId="173766345">
+    <w:abstractNumId w:val="12"/>
+  </w:num>
+  <w:num w:numId="15" w16cid:durableId="421415008">
+    <w:abstractNumId w:val="19"/>
+  </w:num>
+  <w:num w:numId="16" w16cid:durableId="287708360">
+    <w:abstractNumId w:val="15"/>
+  </w:num>
+  <w:num w:numId="17" w16cid:durableId="2141339802">
+    <w:abstractNumId w:val="24"/>
+  </w:num>
+  <w:num w:numId="18" w16cid:durableId="1759642340">
     <w:abstractNumId w:val="3"/>
   </w:num>
-  <w:num w:numId="11" w16cid:durableId="1977374726">
-    <w:abstractNumId w:val="2"/>
+  <w:num w:numId="19" w16cid:durableId="672727665">
+    <w:abstractNumId w:val="1"/>
   </w:num>
-  <w:num w:numId="12" w16cid:durableId="468016720">
-    <w:abstractNumId w:val="4"/>
+  <w:num w:numId="20" w16cid:durableId="108429164">
+    <w:abstractNumId w:val="18"/>
   </w:num>
-  <w:num w:numId="13" w16cid:durableId="1263996393">
-    <w:abstractNumId w:val="12"/>
+  <w:num w:numId="21" w16cid:durableId="603614965">
+    <w:abstractNumId w:val="7"/>
+  </w:num>
+  <w:num w:numId="22" w16cid:durableId="1820421966">
+    <w:abstractNumId w:val="20"/>
+  </w:num>
+  <w:num w:numId="23" w16cid:durableId="119687733">
+    <w:abstractNumId w:val="14"/>
+  </w:num>
+  <w:num w:numId="24" w16cid:durableId="71898292">
+    <w:abstractNumId w:val="8"/>
+  </w:num>
+  <w:num w:numId="25" w16cid:durableId="1129519321">
+    <w:abstractNumId w:val="22"/>
+  </w:num>
+  <w:num w:numId="26" w16cid:durableId="671031757">
+    <w:abstractNumId w:val="21"/>
   </w:num>
 </w:numbering>
 </file>

--- a/assets/CSS_Course_Master_Syllabus.docx
+++ b/assets/CSS_Course_Master_Syllabus.docx
@@ -3503,6 +3503,14 @@
         </w:rPr>
         <w:t>(Supported by only ONE source: Eric Meyer's CSS book)</w:t>
       </w:r>
+    </w:p>
+    <w:p>
+      <w:pPr>
+        <w:rPr>
+          <w:sz w:val="24"/>
+          <w:szCs w:val="22"/>
+        </w:rPr>
+      </w:pPr>
     </w:p>
     <w:p>
       <w:pPr>
